--- a/assets/HrishikaResume.docx
+++ b/assets/HrishikaResume.docx
@@ -1,6 +1,6 @@
 
 <file path=word/document.xml><?xml version="1.0" encoding="utf-8"?>
-<w:document xmlns:wpc="http://schemas.microsoft.com/office/word/2010/wordprocessingCanvas" xmlns:cx="http://schemas.microsoft.com/office/drawing/2014/chartex" xmlns:cx1="http://schemas.microsoft.com/office/drawing/2015/9/8/chartex" xmlns:cx2="http://schemas.microsoft.com/office/drawing/2015/10/21/chartex" xmlns:cx3="http://schemas.microsoft.com/office/drawing/2016/5/9/chartex" xmlns:cx4="http://schemas.microsoft.com/office/drawing/2016/5/10/chartex" xmlns:cx5="http://schemas.microsoft.com/office/drawing/2016/5/11/chartex" xmlns:cx6="http://schemas.microsoft.com/office/drawing/2016/5/12/chartex" xmlns:cx7="http://schemas.microsoft.com/office/drawing/2016/5/13/chartex" xmlns:cx8="http://schemas.microsoft.com/office/drawing/2016/5/14/chartex" xmlns:mc="http://schemas.openxmlformats.org/markup-compatibility/2006" xmlns:aink="http://schemas.microsoft.com/office/drawing/2016/ink" xmlns:am3d="http://schemas.microsoft.com/office/drawing/2017/model3d" xmlns:o="urn:schemas-microsoft-com:office:office" xmlns:oel="http://schemas.microsoft.com/office/2019/extlst" xmlns:r="http://schemas.openxmlformats.org/officeDocument/2006/relationships" xmlns:m="http://schemas.openxmlformats.org/officeDocument/2006/math" xmlns:v="urn:schemas-microsoft-com:vml" xmlns:wp14="http://schemas.microsoft.com/office/word/2010/wordprocessingDrawing" xmlns:wp="http://schemas.openxmlformats.org/drawingml/2006/wordprocessingDrawing" xmlns:w10="urn:schemas-microsoft-com:office:word" xmlns:w="http://schemas.openxmlformats.org/wordprocessingml/2006/main" xmlns:w14="http://schemas.microsoft.com/office/word/2010/wordml" xmlns:w15="http://schemas.microsoft.com/office/word/2012/wordml" xmlns:w16cei="http://schemas.microsoft.com/office/word/2026/wordml/cei" xmlns:w16cex="http://schemas.microsoft.com/office/word/2018/wordml/cex" xmlns:w16cid="http://schemas.microsoft.com/office/word/2016/wordml/cid" xmlns:w16="http://schemas.microsoft.com/office/word/2018/wordml" xmlns:w16du="http://schemas.microsoft.com/office/word/2023/wordml/word16du" xmlns:w16sdtdh="http://schemas.microsoft.com/office/word/2020/wordml/sdtdatahash" xmlns:w16sdtfl="http://schemas.microsoft.com/office/word/2024/wordml/sdtformatlock" xmlns:w16se="http://schemas.microsoft.com/office/word/2015/wordml/symex" xmlns:wpg="http://schemas.microsoft.com/office/word/2010/wordprocessingGroup" xmlns:wpi="http://schemas.microsoft.com/office/word/2010/wordprocessingInk" xmlns:wne="http://schemas.microsoft.com/office/word/2006/wordml" xmlns:wps="http://schemas.microsoft.com/office/word/2010/wordprocessingShape" mc:Ignorable="w14 w15 w16se w16cid w16 w16cex w16sdtdh w16sdtfl w16du wp14">
+<w:document xmlns:wpc="http://schemas.microsoft.com/office/word/2010/wordprocessingCanvas" xmlns:cx="http://schemas.microsoft.com/office/drawing/2014/chartex" xmlns:cx1="http://schemas.microsoft.com/office/drawing/2015/9/8/chartex" xmlns:cx2="http://schemas.microsoft.com/office/drawing/2015/10/21/chartex" xmlns:cx3="http://schemas.microsoft.com/office/drawing/2016/5/9/chartex" xmlns:cx4="http://schemas.microsoft.com/office/drawing/2016/5/10/chartex" xmlns:cx5="http://schemas.microsoft.com/office/drawing/2016/5/11/chartex" xmlns:cx6="http://schemas.microsoft.com/office/drawing/2016/5/12/chartex" xmlns:cx7="http://schemas.microsoft.com/office/drawing/2016/5/13/chartex" xmlns:cx8="http://schemas.microsoft.com/office/drawing/2016/5/14/chartex" xmlns:mc="http://schemas.openxmlformats.org/markup-compatibility/2006" xmlns:aink="http://schemas.microsoft.com/office/drawing/2016/ink" xmlns:am3d="http://schemas.microsoft.com/office/drawing/2017/model3d" xmlns:o="urn:schemas-microsoft-com:office:office" xmlns:oel="http://schemas.microsoft.com/office/2019/extlst" xmlns:r="http://schemas.openxmlformats.org/officeDocument/2006/relationships" xmlns:m="http://schemas.openxmlformats.org/officeDocument/2006/math" xmlns:v="urn:schemas-microsoft-com:vml" xmlns:wp14="http://schemas.microsoft.com/office/word/2010/wordprocessingDrawing" xmlns:wp="http://schemas.openxmlformats.org/drawingml/2006/wordprocessingDrawing" xmlns:w10="urn:schemas-microsoft-com:office:word" xmlns:w="http://schemas.openxmlformats.org/wordprocessingml/2006/main" xmlns:w14="http://schemas.microsoft.com/office/word/2010/wordml" xmlns:w15="http://schemas.microsoft.com/office/word/2012/wordml" xmlns:w16cex="http://schemas.microsoft.com/office/word/2018/wordml/cex" xmlns:w16cid="http://schemas.microsoft.com/office/word/2016/wordml/cid" xmlns:w16="http://schemas.microsoft.com/office/word/2018/wordml" xmlns:w16du="http://schemas.microsoft.com/office/word/2023/wordml/word16du" xmlns:w16sdtdh="http://schemas.microsoft.com/office/word/2020/wordml/sdtdatahash" xmlns:w16sdtfl="http://schemas.microsoft.com/office/word/2024/wordml/sdtformatlock" xmlns:w16se="http://schemas.microsoft.com/office/word/2015/wordml/symex" xmlns:wpg="http://schemas.microsoft.com/office/word/2010/wordprocessingGroup" xmlns:wpi="http://schemas.microsoft.com/office/word/2010/wordprocessingInk" xmlns:wne="http://schemas.microsoft.com/office/word/2006/wordml" xmlns:wps="http://schemas.microsoft.com/office/word/2010/wordprocessingShape" mc:Ignorable="w14 w15 w16se w16cid w16 w16cex w16sdtdh w16sdtfl w16du wp14">
   <w:body>
     <w:tbl>
       <w:tblPr>
@@ -21,10 +21,11 @@
         <w:gridCol w:w="107"/>
         <w:gridCol w:w="586"/>
         <w:gridCol w:w="41"/>
-        <w:gridCol w:w="139"/>
-        <w:gridCol w:w="360"/>
-        <w:gridCol w:w="271"/>
-        <w:gridCol w:w="3125"/>
+        <w:gridCol w:w="499"/>
+        <w:gridCol w:w="90"/>
+        <w:gridCol w:w="181"/>
+        <w:gridCol w:w="3091"/>
+        <w:gridCol w:w="34"/>
       </w:tblGrid>
       <w:tr>
         <w:tc>
@@ -86,10 +87,10 @@
                           <pic:cNvPicPr/>
                         </pic:nvPicPr>
                         <pic:blipFill>
-                          <a:blip r:embed="rId5">
+                          <a:blip r:embed="rId6">
                             <a:extLst>
                               <a:ext uri="{96DAC541-7B7A-43D3-8B79-37D633B846F1}">
-                                <asvg:svgBlip xmlns:asvg="http://schemas.microsoft.com/office/drawing/2016/SVG/main" r:embed="rId6"/>
+                                <asvg:svgBlip xmlns:asvg="http://schemas.microsoft.com/office/drawing/2016/SVG/main" r:embed="rId7"/>
                               </a:ext>
                             </a:extLst>
                           </a:blip>
@@ -115,7 +116,7 @@
             <w:r>
               <w:t xml:space="preserve"> </w:t>
             </w:r>
-            <w:hyperlink r:id="rId7" w:history="1">
+            <w:hyperlink r:id="rId8" w:history="1">
               <w:r>
                 <w:rPr>
                   <w:b/>
@@ -179,10 +180,10 @@
                           <pic:cNvPicPr/>
                         </pic:nvPicPr>
                         <pic:blipFill>
-                          <a:blip r:embed="rId8">
+                          <a:blip r:embed="rId9">
                             <a:extLst>
                               <a:ext uri="{96DAC541-7B7A-43D3-8B79-37D633B846F1}">
-                                <asvg:svgBlip xmlns:asvg="http://schemas.microsoft.com/office/drawing/2016/SVG/main" r:embed="rId9"/>
+                                <asvg:svgBlip xmlns:asvg="http://schemas.microsoft.com/office/drawing/2016/SVG/main" r:embed="rId10"/>
                               </a:ext>
                             </a:extLst>
                           </a:blip>
@@ -215,23 +216,14 @@
               </w:rPr>
               <w:t xml:space="preserve"> </w:t>
             </w:r>
-            <w:hyperlink r:id="rId10" w:history="1">
+            <w:hyperlink r:id="rId11" w:history="1">
               <w:r>
                 <w:rPr>
                   <w:b/>
                   <w:color w:val="0D0D0D" w:themeColor="text1" w:themeTint="F2"/>
                 </w:rPr>
-                <w:t>linkedin.com/in/</w:t>
+                <w:t>linkedin.com/in/hrishikarc</w:t>
               </w:r>
-              <w:proofErr w:type="spellStart"/>
-              <w:r>
-                <w:rPr>
-                  <w:b/>
-                  <w:color w:val="0D0D0D" w:themeColor="text1" w:themeTint="F2"/>
-                </w:rPr>
-                <w:t>hrishikarc</w:t>
-              </w:r>
-              <w:proofErr w:type="spellEnd"/>
             </w:hyperlink>
             <w:r>
               <w:rPr>
@@ -298,10 +290,10 @@
                           <pic:cNvPicPr/>
                         </pic:nvPicPr>
                         <pic:blipFill>
-                          <a:blip r:embed="rId11">
+                          <a:blip r:embed="rId12">
                             <a:extLst>
                               <a:ext uri="{96DAC541-7B7A-43D3-8B79-37D633B846F1}">
-                                <asvg:svgBlip xmlns:asvg="http://schemas.microsoft.com/office/drawing/2016/SVG/main" r:embed="rId12"/>
+                                <asvg:svgBlip xmlns:asvg="http://schemas.microsoft.com/office/drawing/2016/SVG/main" r:embed="rId13"/>
                               </a:ext>
                             </a:extLst>
                           </a:blip>
@@ -334,7 +326,7 @@
               </w:rPr>
               <w:t xml:space="preserve"> </w:t>
             </w:r>
-            <w:hyperlink r:id="rId13" w:history="1">
+            <w:hyperlink r:id="rId14" w:history="1">
               <w:r>
                 <w:rPr>
                   <w:b/>
@@ -348,6 +340,7 @@
         <w:tc>
           <w:tcPr>
             <w:tcW w:w="3125" w:type="dxa"/>
+            <w:gridSpan w:val="2"/>
           </w:tcPr>
           <w:p>
             <w:pPr>
@@ -427,7 +420,7 @@
         <w:tc>
           <w:tcPr>
             <w:tcW w:w="10956" w:type="dxa"/>
-            <w:gridSpan w:val="8"/>
+            <w:gridSpan w:val="9"/>
           </w:tcPr>
           <w:p>
             <w:pPr>
@@ -458,7 +451,7 @@
         <w:tc>
           <w:tcPr>
             <w:tcW w:w="10956" w:type="dxa"/>
-            <w:gridSpan w:val="8"/>
+            <w:gridSpan w:val="9"/>
             <w:tcBorders>
               <w:bottom w:val="single" w:sz="4" w:space="0" w:color="auto"/>
             </w:tcBorders>
@@ -491,7 +484,7 @@
         <w:tc>
           <w:tcPr>
             <w:tcW w:w="10956" w:type="dxa"/>
-            <w:gridSpan w:val="8"/>
+            <w:gridSpan w:val="9"/>
             <w:vAlign w:val="bottom"/>
           </w:tcPr>
           <w:p>
@@ -626,8 +619,8 @@
         </w:trPr>
         <w:tc>
           <w:tcPr>
-            <w:tcW w:w="7200" w:type="dxa"/>
-            <w:gridSpan w:val="5"/>
+            <w:tcW w:w="7650" w:type="dxa"/>
+            <w:gridSpan w:val="6"/>
             <w:vAlign w:val="center"/>
           </w:tcPr>
           <w:p>
@@ -676,7 +669,7 @@
         </w:tc>
         <w:tc>
           <w:tcPr>
-            <w:tcW w:w="3756" w:type="dxa"/>
+            <w:tcW w:w="3306" w:type="dxa"/>
             <w:gridSpan w:val="3"/>
             <w:vAlign w:val="center"/>
           </w:tcPr>
@@ -715,8 +708,8 @@
         </w:trPr>
         <w:tc>
           <w:tcPr>
-            <w:tcW w:w="7200" w:type="dxa"/>
-            <w:gridSpan w:val="5"/>
+            <w:tcW w:w="7650" w:type="dxa"/>
+            <w:gridSpan w:val="6"/>
             <w:vAlign w:val="center"/>
           </w:tcPr>
           <w:p>
@@ -753,37 +746,27 @@
                 <w:b/>
                 <w:bCs/>
               </w:rPr>
+              <w:t xml:space="preserve"> Neuroscience</w:t>
+            </w:r>
+            <w:r>
+              <w:rPr>
+                <w:rFonts w:cstheme="minorHAnsi"/>
+              </w:rPr>
+              <w:t>,</w:t>
+            </w:r>
+            <w:r>
+              <w:rPr>
+                <w:rFonts w:cstheme="minorHAnsi"/>
+                <w:sz w:val="44"/>
+                <w:szCs w:val="44"/>
+              </w:rPr>
               <w:t xml:space="preserve"> </w:t>
             </w:r>
-            <w:proofErr w:type="gramStart"/>
-            <w:r>
-              <w:rPr>
-                <w:rFonts w:cstheme="minorHAnsi"/>
-                <w:b/>
-                <w:bCs/>
-              </w:rPr>
-              <w:t>Neuroscience</w:t>
-            </w:r>
-            <w:r>
-              <w:rPr>
-                <w:rFonts w:cstheme="minorHAnsi"/>
-                <w:b/>
-                <w:bCs/>
-              </w:rPr>
-              <w:t xml:space="preserve">,  </w:t>
-            </w:r>
-            <w:r>
-              <w:rPr>
-                <w:rFonts w:cstheme="minorHAnsi"/>
-              </w:rPr>
-              <w:t>Minor</w:t>
-            </w:r>
-            <w:proofErr w:type="gramEnd"/>
-            <w:r>
-              <w:rPr>
-                <w:rFonts w:cstheme="minorHAnsi"/>
-              </w:rPr>
-              <w:t xml:space="preserve"> in </w:t>
+            <w:r>
+              <w:rPr>
+                <w:rFonts w:cstheme="minorHAnsi"/>
+              </w:rPr>
+              <w:t xml:space="preserve">Minor in </w:t>
             </w:r>
             <w:r>
               <w:rPr>
@@ -797,7 +780,7 @@
         </w:tc>
         <w:tc>
           <w:tcPr>
-            <w:tcW w:w="3756" w:type="dxa"/>
+            <w:tcW w:w="3306" w:type="dxa"/>
             <w:gridSpan w:val="3"/>
             <w:vAlign w:val="center"/>
           </w:tcPr>
@@ -834,7 +817,7 @@
         <w:tc>
           <w:tcPr>
             <w:tcW w:w="10956" w:type="dxa"/>
-            <w:gridSpan w:val="8"/>
+            <w:gridSpan w:val="9"/>
           </w:tcPr>
           <w:p>
             <w:pPr>
@@ -861,63 +844,31 @@
                 <w:sz w:val="20"/>
                 <w:szCs w:val="20"/>
               </w:rPr>
-              <w:t xml:space="preserve"> </w:t>
-            </w:r>
-            <w:r>
-              <w:rPr>
-                <w:rFonts w:cstheme="minorHAnsi"/>
-                <w:sz w:val="20"/>
-                <w:szCs w:val="20"/>
-              </w:rPr>
-              <w:t xml:space="preserve">Systems Programming; Discrete Mathematics; Data Structures; </w:t>
-            </w:r>
-            <w:r>
-              <w:rPr>
-                <w:rFonts w:cstheme="minorHAnsi"/>
-                <w:sz w:val="20"/>
-                <w:szCs w:val="20"/>
-              </w:rPr>
-              <w:t xml:space="preserve">Human Information Interactions; </w:t>
-            </w:r>
-            <w:r>
-              <w:rPr>
-                <w:rFonts w:cstheme="minorHAnsi"/>
-                <w:sz w:val="20"/>
-                <w:szCs w:val="20"/>
-              </w:rPr>
-              <w:t xml:space="preserve">Health Informatics; </w:t>
-            </w:r>
-            <w:r>
-              <w:rPr>
-                <w:rFonts w:cstheme="minorHAnsi"/>
-                <w:sz w:val="20"/>
-                <w:szCs w:val="20"/>
-              </w:rPr>
-              <w:t>AI Literacy</w:t>
-            </w:r>
-            <w:r>
-              <w:rPr>
-                <w:rFonts w:cstheme="minorHAnsi"/>
-                <w:sz w:val="20"/>
-                <w:szCs w:val="20"/>
-              </w:rPr>
-              <w:t xml:space="preserve"> &amp; Law</w:t>
-            </w:r>
-            <w:r>
-              <w:rPr>
-                <w:rFonts w:cstheme="minorHAnsi"/>
-                <w:sz w:val="20"/>
-                <w:szCs w:val="20"/>
-              </w:rPr>
-              <w:t>; Database Concepts &amp; Applications;</w:t>
-            </w:r>
-            <w:r>
-              <w:rPr>
-                <w:rFonts w:cstheme="minorHAnsi"/>
-                <w:sz w:val="20"/>
-                <w:szCs w:val="20"/>
-              </w:rPr>
-              <w:t xml:space="preserve"> </w:t>
+              <w:t xml:space="preserve"> Human Information Interactions; AI Literacy; Database Concepts &amp; Applications; </w:t>
+            </w:r>
+            <w:r>
+              <w:rPr>
+                <w:rFonts w:cstheme="minorHAnsi"/>
+                <w:sz w:val="20"/>
+                <w:szCs w:val="20"/>
+              </w:rPr>
+              <w:t>AI</w:t>
+            </w:r>
+            <w:r>
+              <w:rPr>
+                <w:rFonts w:cstheme="minorHAnsi"/>
+                <w:sz w:val="20"/>
+                <w:szCs w:val="20"/>
+              </w:rPr>
+              <w:t>-Driven Smart Connected Health</w:t>
+            </w:r>
+            <w:r>
+              <w:rPr>
+                <w:rFonts w:cstheme="minorHAnsi"/>
+                <w:sz w:val="20"/>
+                <w:szCs w:val="20"/>
+              </w:rPr>
+              <w:t xml:space="preserve">; </w:t>
             </w:r>
             <w:r>
               <w:rPr>
@@ -933,23 +884,47 @@
                 <w:sz w:val="20"/>
                 <w:szCs w:val="20"/>
               </w:rPr>
+              <w:t>Distributed Knowledge Graphs</w:t>
+            </w:r>
+            <w:r>
+              <w:rPr>
+                <w:rFonts w:cstheme="minorHAnsi"/>
+                <w:sz w:val="20"/>
+                <w:szCs w:val="20"/>
+              </w:rPr>
+              <w:t xml:space="preserve">; </w:t>
+            </w:r>
+            <w:r>
+              <w:rPr>
+                <w:rFonts w:cstheme="minorHAnsi"/>
+                <w:sz w:val="20"/>
+                <w:szCs w:val="20"/>
+              </w:rPr>
+              <w:t xml:space="preserve">Human Factors in Health &amp; AI; </w:t>
+            </w:r>
+            <w:r>
+              <w:rPr>
+                <w:rFonts w:cstheme="minorHAnsi"/>
+                <w:sz w:val="20"/>
+                <w:szCs w:val="20"/>
+              </w:rPr>
+              <w:t xml:space="preserve">Neuropsychopharmacology; </w:t>
+            </w:r>
+            <w:r>
+              <w:rPr>
+                <w:rFonts w:cstheme="minorHAnsi"/>
+                <w:sz w:val="20"/>
+                <w:szCs w:val="20"/>
+              </w:rPr>
+              <w:t xml:space="preserve">Organic Chemistry II; </w:t>
+            </w:r>
+            <w:r>
+              <w:rPr>
+                <w:rFonts w:cstheme="minorHAnsi"/>
+                <w:sz w:val="20"/>
+                <w:szCs w:val="20"/>
+              </w:rPr>
               <w:t xml:space="preserve">Machine Learning for Computational Biology; </w:t>
-            </w:r>
-            <w:r>
-              <w:rPr>
-                <w:rFonts w:cstheme="minorHAnsi"/>
-                <w:sz w:val="20"/>
-                <w:szCs w:val="20"/>
-              </w:rPr>
-              <w:t xml:space="preserve">Human Factors in Health &amp; AI; </w:t>
-            </w:r>
-            <w:r>
-              <w:rPr>
-                <w:rFonts w:cstheme="minorHAnsi"/>
-                <w:sz w:val="20"/>
-                <w:szCs w:val="20"/>
-              </w:rPr>
-              <w:t xml:space="preserve">Neuropsychopharmacology; </w:t>
             </w:r>
             <w:r>
               <w:rPr>
@@ -1027,7 +1002,7 @@
         <w:tc>
           <w:tcPr>
             <w:tcW w:w="3895" w:type="dxa"/>
-            <w:gridSpan w:val="4"/>
+            <w:gridSpan w:val="5"/>
             <w:vAlign w:val="bottom"/>
           </w:tcPr>
           <w:p>
@@ -1053,13 +1028,675 @@
         </w:tc>
       </w:tr>
       <w:tr>
+        <w:tblPrEx>
+          <w:jc w:val="right"/>
+        </w:tblPrEx>
         <w:trPr>
-          <w:trHeight w:val="351"/>
+          <w:trHeight w:val="369"/>
+          <w:jc w:val="right"/>
         </w:trPr>
         <w:tc>
           <w:tcPr>
             <w:tcW w:w="10956" w:type="dxa"/>
+            <w:gridSpan w:val="9"/>
+            <w:tcBorders>
+              <w:bottom w:val="single" w:sz="4" w:space="0" w:color="auto"/>
+            </w:tcBorders>
+            <w:vAlign w:val="bottom"/>
+          </w:tcPr>
+          <w:p>
+            <w:pPr>
+              <w:tabs>
+                <w:tab w:val="left" w:pos="4056"/>
+              </w:tabs>
+              <w:rPr>
+                <w:rFonts w:eastAsia="Calibri" w:cstheme="minorHAnsi"/>
+                <w:b/>
+                <w:bCs/>
+                <w:color w:val="000000" w:themeColor="text1"/>
+                <w:sz w:val="20"/>
+                <w:szCs w:val="20"/>
+              </w:rPr>
+            </w:pPr>
+            <w:r>
+              <w:rPr>
+                <w:rFonts w:eastAsia="Open Sans" w:cstheme="minorHAnsi"/>
+                <w:b/>
+                <w:color w:val="2079C7"/>
+                <w:sz w:val="23"/>
+                <w:szCs w:val="23"/>
+              </w:rPr>
+              <w:t>EXPERIENCE</w:t>
+            </w:r>
+          </w:p>
+        </w:tc>
+      </w:tr>
+      <w:tr>
+        <w:tblPrEx>
+          <w:jc w:val="right"/>
+        </w:tblPrEx>
+        <w:trPr>
+          <w:trHeight w:val="1421"/>
+          <w:jc w:val="right"/>
+        </w:trPr>
+        <w:tc>
+          <w:tcPr>
+            <w:tcW w:w="10956" w:type="dxa"/>
+            <w:gridSpan w:val="9"/>
+          </w:tcPr>
+          <w:p>
+            <w:pPr>
+              <w:keepNext/>
+              <w:tabs>
+                <w:tab w:val="right" w:pos="10740"/>
+              </w:tabs>
+              <w:spacing w:before="70" w:after="10"/>
+              <w:rPr>
+                <w:sz w:val="20"/>
+                <w:szCs w:val="20"/>
+              </w:rPr>
+            </w:pPr>
+            <w:r>
+              <w:rPr>
+                <w:rFonts w:cstheme="minorHAnsi"/>
+                <w:b/>
+                <w:bCs/>
+                <w:sz w:val="20"/>
+                <w:szCs w:val="20"/>
+              </w:rPr>
+              <w:t>Data Science Graduate Teaching Assistant</w:t>
+            </w:r>
+            <w:r>
+              <w:rPr>
+                <w:rFonts w:ascii="Calibri" w:eastAsia="Calibri" w:hAnsi="Calibri" w:cs="Calibri"/>
+                <w:sz w:val="18"/>
+                <w:szCs w:val="18"/>
+              </w:rPr>
+              <w:t xml:space="preserve"> </w:t>
+            </w:r>
+            <w:r>
+              <w:rPr>
+                <w:rFonts w:ascii="Calibri" w:eastAsia="Calibri" w:hAnsi="Calibri" w:cs="Calibri"/>
+                <w:sz w:val="20"/>
+                <w:szCs w:val="20"/>
+              </w:rPr>
+              <w:t xml:space="preserve">– </w:t>
+            </w:r>
+            <w:r>
+              <w:rPr>
+                <w:rFonts w:ascii="Calibri" w:eastAsia="Calibri" w:hAnsi="Calibri" w:cs="Calibri"/>
+                <w:sz w:val="20"/>
+                <w:szCs w:val="20"/>
+              </w:rPr>
+              <w:t>UNC School of Data and Information Sciences.</w:t>
+            </w:r>
+            <w:r>
+              <w:rPr>
+                <w:rFonts w:ascii="Calibri" w:eastAsia="Calibri" w:hAnsi="Calibri" w:cs="Calibri"/>
+                <w:sz w:val="18"/>
+                <w:szCs w:val="18"/>
+              </w:rPr>
+              <w:tab/>
+            </w:r>
+            <w:r>
+              <w:rPr>
+                <w:rFonts w:ascii="Calibri" w:eastAsia="Calibri" w:hAnsi="Calibri" w:cs="Calibri"/>
+                <w:i/>
+                <w:iCs/>
+                <w:sz w:val="20"/>
+                <w:szCs w:val="20"/>
+              </w:rPr>
+              <w:t>Dec 2</w:t>
+            </w:r>
+            <w:r>
+              <w:rPr>
+                <w:rFonts w:ascii="Calibri" w:eastAsia="Calibri" w:hAnsi="Calibri" w:cs="Calibri"/>
+                <w:i/>
+                <w:iCs/>
+                <w:sz w:val="20"/>
+                <w:szCs w:val="20"/>
+              </w:rPr>
+              <w:t>025 - Present</w:t>
+            </w:r>
+          </w:p>
+          <w:p>
+            <w:pPr>
+              <w:pStyle w:val="ListParagraph"/>
+              <w:numPr>
+                <w:ilvl w:val="0"/>
+                <w:numId w:val="13"/>
+              </w:numPr>
+              <w:rPr>
+                <w:rFonts w:cstheme="minorHAnsi"/>
+                <w:sz w:val="20"/>
+                <w:szCs w:val="20"/>
+              </w:rPr>
+            </w:pPr>
+            <w:r>
+              <w:rPr>
+                <w:rFonts w:cstheme="minorHAnsi"/>
+                <w:sz w:val="20"/>
+                <w:szCs w:val="20"/>
+              </w:rPr>
+              <w:t>Help teach</w:t>
+            </w:r>
+            <w:r>
+              <w:rPr>
+                <w:rFonts w:cstheme="minorHAnsi"/>
+                <w:sz w:val="20"/>
+                <w:szCs w:val="20"/>
+              </w:rPr>
+              <w:t xml:space="preserve"> DATA 120: Ethics of Data Science &amp; AI, </w:t>
+            </w:r>
+            <w:r>
+              <w:rPr>
+                <w:rFonts w:cstheme="minorHAnsi"/>
+                <w:sz w:val="20"/>
+                <w:szCs w:val="20"/>
+              </w:rPr>
+              <w:t>guidin</w:t>
+            </w:r>
+            <w:r>
+              <w:rPr>
+                <w:rFonts w:cstheme="minorHAnsi"/>
+                <w:sz w:val="20"/>
+                <w:szCs w:val="20"/>
+              </w:rPr>
+              <w:t xml:space="preserve">g </w:t>
+            </w:r>
+            <w:r>
+              <w:rPr>
+                <w:rFonts w:cstheme="minorHAnsi"/>
+                <w:b/>
+                <w:bCs/>
+                <w:sz w:val="20"/>
+                <w:szCs w:val="20"/>
+              </w:rPr>
+              <w:t>90+</w:t>
+            </w:r>
+            <w:r>
+              <w:rPr>
+                <w:rFonts w:cstheme="minorHAnsi"/>
+                <w:sz w:val="20"/>
+                <w:szCs w:val="20"/>
+              </w:rPr>
+              <w:t xml:space="preserve"> students across twice-weekly</w:t>
+            </w:r>
+            <w:r>
+              <w:rPr>
+                <w:rFonts w:cstheme="minorHAnsi"/>
+                <w:sz w:val="20"/>
+                <w:szCs w:val="20"/>
+              </w:rPr>
+              <w:t xml:space="preserve"> </w:t>
+            </w:r>
+            <w:r>
+              <w:rPr>
+                <w:rFonts w:cstheme="minorHAnsi"/>
+                <w:sz w:val="20"/>
+                <w:szCs w:val="20"/>
+              </w:rPr>
+              <w:t>class</w:t>
+            </w:r>
+            <w:r>
+              <w:rPr>
+                <w:rFonts w:cstheme="minorHAnsi"/>
+                <w:sz w:val="20"/>
+                <w:szCs w:val="20"/>
+              </w:rPr>
+              <w:t xml:space="preserve"> </w:t>
+            </w:r>
+            <w:r>
+              <w:rPr>
+                <w:rFonts w:cstheme="minorHAnsi"/>
+                <w:sz w:val="20"/>
+                <w:szCs w:val="20"/>
+              </w:rPr>
+              <w:t>sessions; supervise course activities</w:t>
+            </w:r>
+            <w:r>
+              <w:rPr>
+                <w:rFonts w:cstheme="minorHAnsi"/>
+                <w:sz w:val="20"/>
+                <w:szCs w:val="20"/>
+              </w:rPr>
+              <w:t>;</w:t>
+            </w:r>
+            <w:r>
+              <w:rPr>
+                <w:rFonts w:cstheme="minorHAnsi"/>
+                <w:sz w:val="20"/>
+                <w:szCs w:val="20"/>
+              </w:rPr>
+              <w:t xml:space="preserve"> hold office hours to address student questions and reinforce complex concepts.</w:t>
+            </w:r>
+          </w:p>
+          <w:p>
+            <w:pPr>
+              <w:pStyle w:val="ListParagraph"/>
+              <w:numPr>
+                <w:ilvl w:val="0"/>
+                <w:numId w:val="13"/>
+              </w:numPr>
+              <w:rPr>
+                <w:rFonts w:cstheme="minorHAnsi"/>
+                <w:sz w:val="20"/>
+                <w:szCs w:val="20"/>
+              </w:rPr>
+            </w:pPr>
+            <w:r>
+              <w:rPr>
+                <w:rFonts w:cstheme="minorHAnsi"/>
+                <w:sz w:val="20"/>
+                <w:szCs w:val="20"/>
+              </w:rPr>
+              <w:t xml:space="preserve">Design personalized learning experiences to meet </w:t>
+            </w:r>
+            <w:r>
+              <w:rPr>
+                <w:rFonts w:cstheme="minorHAnsi"/>
+                <w:sz w:val="20"/>
+                <w:szCs w:val="20"/>
+              </w:rPr>
+              <w:t>every</w:t>
+            </w:r>
+            <w:r>
+              <w:rPr>
+                <w:rFonts w:cstheme="minorHAnsi"/>
+                <w:sz w:val="20"/>
+                <w:szCs w:val="20"/>
+              </w:rPr>
+              <w:t xml:space="preserve"> student</w:t>
+            </w:r>
+            <w:r>
+              <w:rPr>
+                <w:rFonts w:cstheme="minorHAnsi"/>
+                <w:sz w:val="20"/>
+                <w:szCs w:val="20"/>
+              </w:rPr>
+              <w:t>’s</w:t>
+            </w:r>
+            <w:r>
+              <w:rPr>
+                <w:rFonts w:cstheme="minorHAnsi"/>
+                <w:sz w:val="20"/>
+                <w:szCs w:val="20"/>
+              </w:rPr>
+              <w:t xml:space="preserve"> needs; </w:t>
+            </w:r>
+            <w:r>
+              <w:rPr>
+                <w:rFonts w:cstheme="minorHAnsi"/>
+                <w:sz w:val="20"/>
+                <w:szCs w:val="20"/>
+              </w:rPr>
+              <w:t>grade classwork</w:t>
+            </w:r>
+            <w:r>
+              <w:rPr>
+                <w:rFonts w:cstheme="minorHAnsi"/>
+                <w:sz w:val="20"/>
+                <w:szCs w:val="20"/>
+              </w:rPr>
+              <w:t xml:space="preserve"> and </w:t>
+            </w:r>
+            <w:r>
+              <w:rPr>
+                <w:rFonts w:cstheme="minorHAnsi"/>
+                <w:sz w:val="20"/>
+                <w:szCs w:val="20"/>
+              </w:rPr>
+              <w:t xml:space="preserve">maintain </w:t>
+            </w:r>
+            <w:r>
+              <w:rPr>
+                <w:rFonts w:cstheme="minorHAnsi"/>
+                <w:sz w:val="20"/>
+                <w:szCs w:val="20"/>
+              </w:rPr>
+              <w:t>records in learning</w:t>
+            </w:r>
+            <w:r>
+              <w:rPr>
+                <w:rFonts w:cstheme="minorHAnsi"/>
+                <w:sz w:val="20"/>
+                <w:szCs w:val="20"/>
+              </w:rPr>
+              <w:t xml:space="preserve"> </w:t>
+            </w:r>
+            <w:r>
+              <w:rPr>
+                <w:rFonts w:cstheme="minorHAnsi"/>
+                <w:sz w:val="20"/>
+                <w:szCs w:val="20"/>
+              </w:rPr>
+              <w:t>management system</w:t>
+            </w:r>
+            <w:r>
+              <w:rPr>
+                <w:rFonts w:cstheme="minorHAnsi"/>
+                <w:sz w:val="20"/>
+                <w:szCs w:val="20"/>
+              </w:rPr>
+              <w:t xml:space="preserve">; </w:t>
+            </w:r>
+            <w:r>
+              <w:rPr>
+                <w:rFonts w:cstheme="minorHAnsi"/>
+                <w:sz w:val="20"/>
+                <w:szCs w:val="20"/>
+              </w:rPr>
+              <w:t>provide constructive individualized feedback on assignments to support academic growth</w:t>
+            </w:r>
+            <w:r>
+              <w:rPr>
+                <w:rFonts w:cstheme="minorHAnsi"/>
+                <w:sz w:val="20"/>
+                <w:szCs w:val="20"/>
+              </w:rPr>
+              <w:t>.</w:t>
+            </w:r>
+          </w:p>
+        </w:tc>
+      </w:tr>
+      <w:tr>
+        <w:trPr>
+          <w:gridAfter w:val="1"/>
+          <w:wAfter w:w="34" w:type="dxa"/>
+          <w:trHeight w:val="68"/>
+        </w:trPr>
+        <w:tc>
+          <w:tcPr>
+            <w:tcW w:w="6327" w:type="dxa"/>
+          </w:tcPr>
+          <w:p>
+            <w:pPr>
+              <w:rPr>
+                <w:rFonts w:cstheme="minorHAnsi"/>
+                <w:sz w:val="20"/>
+                <w:szCs w:val="20"/>
+              </w:rPr>
+            </w:pPr>
+            <w:r>
+              <w:rPr>
+                <w:rFonts w:cstheme="minorHAnsi"/>
+                <w:b/>
+                <w:bCs/>
+                <w:sz w:val="20"/>
+                <w:szCs w:val="20"/>
+              </w:rPr>
+              <w:t>Apprentice</w:t>
+            </w:r>
+            <w:r>
+              <w:rPr>
+                <w:rFonts w:cstheme="minorHAnsi"/>
+                <w:sz w:val="20"/>
+                <w:szCs w:val="20"/>
+              </w:rPr>
+              <w:t xml:space="preserve"> </w:t>
+            </w:r>
+            <w:r>
+              <w:rPr>
+                <w:rFonts w:cstheme="minorHAnsi"/>
+                <w:sz w:val="20"/>
+                <w:szCs w:val="20"/>
+              </w:rPr>
+              <w:t>–</w:t>
+            </w:r>
+            <w:r>
+              <w:rPr>
+                <w:rFonts w:cstheme="minorHAnsi"/>
+                <w:sz w:val="20"/>
+                <w:szCs w:val="20"/>
+              </w:rPr>
+              <w:t xml:space="preserve"> Girls Who Code × Pluralsight Work Prep Apprenticeship</w:t>
+            </w:r>
+          </w:p>
+        </w:tc>
+        <w:tc>
+          <w:tcPr>
+            <w:tcW w:w="4595" w:type="dxa"/>
+            <w:gridSpan w:val="7"/>
+          </w:tcPr>
+          <w:p>
+            <w:pPr>
+              <w:jc w:val="right"/>
+              <w:rPr>
+                <w:rFonts w:cstheme="minorHAnsi"/>
+                <w:i/>
+                <w:iCs/>
+                <w:sz w:val="20"/>
+                <w:szCs w:val="20"/>
+              </w:rPr>
+            </w:pPr>
+            <w:r>
+              <w:rPr>
+                <w:rFonts w:cstheme="minorHAnsi"/>
+                <w:i/>
+                <w:iCs/>
+                <w:sz w:val="20"/>
+                <w:szCs w:val="20"/>
+              </w:rPr>
+              <w:t>May 2023 - Jun 2023</w:t>
+            </w:r>
+          </w:p>
+        </w:tc>
+      </w:tr>
+      <w:tr>
+        <w:trPr>
+          <w:gridAfter w:val="1"/>
+          <w:wAfter w:w="34" w:type="dxa"/>
+          <w:trHeight w:val="68"/>
+        </w:trPr>
+        <w:tc>
+          <w:tcPr>
+            <w:tcW w:w="10922" w:type="dxa"/>
             <w:gridSpan w:val="8"/>
+            <w:vAlign w:val="bottom"/>
+          </w:tcPr>
+          <w:p>
+            <w:pPr>
+              <w:pStyle w:val="ListParagraph"/>
+              <w:numPr>
+                <w:ilvl w:val="0"/>
+                <w:numId w:val="16"/>
+              </w:numPr>
+              <w:rPr>
+                <w:rFonts w:cstheme="minorHAnsi"/>
+                <w:sz w:val="20"/>
+                <w:szCs w:val="20"/>
+              </w:rPr>
+            </w:pPr>
+            <w:r>
+              <w:rPr>
+                <w:rFonts w:cstheme="minorHAnsi"/>
+                <w:sz w:val="20"/>
+                <w:szCs w:val="20"/>
+              </w:rPr>
+              <w:t>Conducted</w:t>
+            </w:r>
+            <w:r>
+              <w:rPr>
+                <w:rFonts w:cstheme="minorHAnsi"/>
+                <w:sz w:val="20"/>
+                <w:szCs w:val="20"/>
+              </w:rPr>
+              <w:t xml:space="preserve"> Pluralsight workshops in full-stack web &amp; software development, Python, Java, and cloud technologies. </w:t>
+            </w:r>
+            <w:r>
+              <w:rPr>
+                <w:rFonts w:cstheme="minorHAnsi"/>
+                <w:sz w:val="20"/>
+                <w:szCs w:val="20"/>
+              </w:rPr>
+              <w:t>Practiced</w:t>
+            </w:r>
+            <w:r>
+              <w:rPr>
+                <w:rFonts w:cstheme="minorHAnsi"/>
+                <w:sz w:val="20"/>
+                <w:szCs w:val="20"/>
+              </w:rPr>
+              <w:t xml:space="preserve"> with </w:t>
+            </w:r>
+            <w:r>
+              <w:rPr>
+                <w:rFonts w:cstheme="minorHAnsi"/>
+                <w:b/>
+                <w:bCs/>
+                <w:sz w:val="20"/>
+                <w:szCs w:val="20"/>
+              </w:rPr>
+              <w:t>SDLC</w:t>
+            </w:r>
+            <w:r>
+              <w:rPr>
+                <w:rFonts w:cstheme="minorHAnsi"/>
+                <w:sz w:val="20"/>
+                <w:szCs w:val="20"/>
+              </w:rPr>
+              <w:t xml:space="preserve">, </w:t>
+            </w:r>
+            <w:r>
+              <w:rPr>
+                <w:rFonts w:cstheme="minorHAnsi"/>
+                <w:b/>
+                <w:bCs/>
+                <w:sz w:val="20"/>
+                <w:szCs w:val="20"/>
+              </w:rPr>
+              <w:t xml:space="preserve">Agile </w:t>
+            </w:r>
+            <w:r>
+              <w:rPr>
+                <w:rFonts w:cstheme="minorHAnsi"/>
+                <w:sz w:val="20"/>
+                <w:szCs w:val="20"/>
+              </w:rPr>
+              <w:t xml:space="preserve">&amp; </w:t>
+            </w:r>
+            <w:r>
+              <w:rPr>
+                <w:rFonts w:cstheme="minorHAnsi"/>
+                <w:b/>
+                <w:bCs/>
+                <w:sz w:val="20"/>
+                <w:szCs w:val="20"/>
+              </w:rPr>
+              <w:t xml:space="preserve">Waterfall </w:t>
+            </w:r>
+            <w:r>
+              <w:rPr>
+                <w:rFonts w:cstheme="minorHAnsi"/>
+                <w:sz w:val="20"/>
+                <w:szCs w:val="20"/>
+              </w:rPr>
+              <w:t xml:space="preserve">methodologies, </w:t>
+            </w:r>
+            <w:r>
+              <w:rPr>
+                <w:rFonts w:cstheme="minorHAnsi"/>
+                <w:b/>
+                <w:bCs/>
+                <w:sz w:val="20"/>
+                <w:szCs w:val="20"/>
+              </w:rPr>
+              <w:t>Git</w:t>
+            </w:r>
+            <w:r>
+              <w:rPr>
+                <w:rFonts w:cstheme="minorHAnsi"/>
+                <w:sz w:val="20"/>
+                <w:szCs w:val="20"/>
+              </w:rPr>
+              <w:t xml:space="preserve">, </w:t>
+            </w:r>
+            <w:r>
+              <w:rPr>
+                <w:rFonts w:cstheme="minorHAnsi"/>
+                <w:b/>
+                <w:bCs/>
+                <w:sz w:val="20"/>
+                <w:szCs w:val="20"/>
+              </w:rPr>
+              <w:t>DevOps</w:t>
+            </w:r>
+            <w:r>
+              <w:rPr>
+                <w:rFonts w:cstheme="minorHAnsi"/>
+                <w:sz w:val="20"/>
+                <w:szCs w:val="20"/>
+              </w:rPr>
+              <w:t xml:space="preserve">, and </w:t>
+            </w:r>
+            <w:r>
+              <w:rPr>
+                <w:rFonts w:cstheme="minorHAnsi"/>
+                <w:b/>
+                <w:bCs/>
+                <w:sz w:val="20"/>
+                <w:szCs w:val="20"/>
+              </w:rPr>
+              <w:t>CI/CD</w:t>
+            </w:r>
+            <w:r>
+              <w:rPr>
+                <w:rFonts w:cstheme="minorHAnsi"/>
+                <w:sz w:val="20"/>
+                <w:szCs w:val="20"/>
+              </w:rPr>
+              <w:t xml:space="preserve"> pipelines.</w:t>
+            </w:r>
+          </w:p>
+          <w:p>
+            <w:pPr>
+              <w:numPr>
+                <w:ilvl w:val="0"/>
+                <w:numId w:val="15"/>
+              </w:numPr>
+              <w:rPr>
+                <w:rFonts w:cstheme="minorHAnsi"/>
+                <w:sz w:val="20"/>
+                <w:szCs w:val="20"/>
+              </w:rPr>
+            </w:pPr>
+            <w:r>
+              <w:rPr>
+                <w:rFonts w:cstheme="minorHAnsi"/>
+                <w:sz w:val="20"/>
+                <w:szCs w:val="20"/>
+              </w:rPr>
+              <w:t xml:space="preserve">Handpicked as Closing Ceremony speaker out of </w:t>
+            </w:r>
+            <w:r>
+              <w:rPr>
+                <w:rFonts w:cstheme="minorHAnsi"/>
+                <w:b/>
+                <w:bCs/>
+                <w:sz w:val="20"/>
+                <w:szCs w:val="20"/>
+              </w:rPr>
+              <w:t>100+</w:t>
+            </w:r>
+            <w:r>
+              <w:rPr>
+                <w:rFonts w:cstheme="minorHAnsi"/>
+                <w:sz w:val="20"/>
+                <w:szCs w:val="20"/>
+              </w:rPr>
+              <w:t xml:space="preserve"> participants; moderated official Discord server for students. </w:t>
+            </w:r>
+          </w:p>
+        </w:tc>
+      </w:tr>
+      <w:tr>
+        <w:trPr>
+          <w:trHeight w:val="396"/>
+        </w:trPr>
+        <w:tc>
+          <w:tcPr>
+            <w:tcW w:w="10956" w:type="dxa"/>
+            <w:gridSpan w:val="9"/>
             <w:tcBorders>
               <w:bottom w:val="single" w:sz="4" w:space="0" w:color="auto"/>
             </w:tcBorders>
@@ -1093,7 +1730,7 @@
         <w:tc>
           <w:tcPr>
             <w:tcW w:w="10956" w:type="dxa"/>
-            <w:gridSpan w:val="8"/>
+            <w:gridSpan w:val="9"/>
             <w:tcBorders>
               <w:top w:val="single" w:sz="4" w:space="0" w:color="auto"/>
             </w:tcBorders>
@@ -1102,6 +1739,8 @@
             <w:pPr>
               <w:rPr>
                 <w:rFonts w:cstheme="minorHAnsi"/>
+                <w:b/>
+                <w:bCs/>
                 <w:sz w:val="20"/>
                 <w:szCs w:val="20"/>
               </w:rPr>
@@ -1114,73 +1753,15 @@
                 <w:sz w:val="20"/>
                 <w:szCs w:val="20"/>
               </w:rPr>
-              <w:t>Programming</w:t>
-            </w:r>
-            <w:r>
-              <w:rPr>
-                <w:rFonts w:cstheme="minorHAnsi"/>
-                <w:b/>
-                <w:bCs/>
-                <w:sz w:val="20"/>
-                <w:szCs w:val="20"/>
-              </w:rPr>
-              <w:t xml:space="preserve">: </w:t>
-            </w:r>
-            <w:r>
-              <w:rPr>
-                <w:rFonts w:cstheme="minorHAnsi"/>
-                <w:sz w:val="20"/>
-                <w:szCs w:val="20"/>
-              </w:rPr>
-              <w:t xml:space="preserve">Python, </w:t>
-            </w:r>
-            <w:r>
-              <w:rPr>
-                <w:rFonts w:cstheme="minorHAnsi"/>
-                <w:sz w:val="20"/>
-                <w:szCs w:val="20"/>
-              </w:rPr>
-              <w:t xml:space="preserve">SQL, </w:t>
-            </w:r>
-            <w:r>
-              <w:rPr>
-                <w:rFonts w:cstheme="minorHAnsi"/>
-                <w:sz w:val="20"/>
-                <w:szCs w:val="20"/>
-              </w:rPr>
-              <w:t>Java, JavaScript,</w:t>
-            </w:r>
-            <w:r>
-              <w:rPr>
-                <w:rFonts w:cstheme="minorHAnsi"/>
-                <w:sz w:val="20"/>
-                <w:szCs w:val="20"/>
-              </w:rPr>
-              <w:t xml:space="preserve"> HTML/CSS,</w:t>
-            </w:r>
-            <w:r>
-              <w:rPr>
-                <w:rFonts w:cstheme="minorHAnsi"/>
-                <w:sz w:val="20"/>
-                <w:szCs w:val="20"/>
-              </w:rPr>
-              <w:t xml:space="preserve"> MATLAB, </w:t>
-            </w:r>
-            <w:r>
-              <w:rPr>
-                <w:rFonts w:cstheme="minorHAnsi"/>
-                <w:sz w:val="20"/>
-                <w:szCs w:val="20"/>
-              </w:rPr>
-              <w:t xml:space="preserve">Assembly, </w:t>
-            </w:r>
-            <w:r>
-              <w:rPr>
-                <w:rFonts w:cstheme="minorHAnsi"/>
-                <w:sz w:val="20"/>
-                <w:szCs w:val="20"/>
-              </w:rPr>
-              <w:t>Dart.</w:t>
+              <w:t>Languages:</w:t>
+            </w:r>
+            <w:r>
+              <w:rPr>
+                <w:rFonts w:cstheme="minorHAnsi"/>
+                <w:sz w:val="20"/>
+                <w:szCs w:val="20"/>
+              </w:rPr>
+              <w:t xml:space="preserve"> English (Fluent), Bengali (Fluent), Spanish (Proficient), Hindi (Novice).</w:t>
             </w:r>
           </w:p>
           <w:p>
@@ -1199,83 +1780,31 @@
                 <w:sz w:val="20"/>
                 <w:szCs w:val="20"/>
               </w:rPr>
-              <w:t>ML &amp; data:</w:t>
-            </w:r>
-            <w:r>
-              <w:rPr>
-                <w:rFonts w:cstheme="minorHAnsi"/>
-                <w:sz w:val="20"/>
-                <w:szCs w:val="20"/>
-              </w:rPr>
-              <w:t xml:space="preserve"> TensorFlow, </w:t>
-            </w:r>
-            <w:proofErr w:type="spellStart"/>
-            <w:r>
-              <w:rPr>
-                <w:rFonts w:cstheme="minorHAnsi"/>
-                <w:sz w:val="20"/>
-                <w:szCs w:val="20"/>
-              </w:rPr>
-              <w:t>Keras</w:t>
-            </w:r>
-            <w:proofErr w:type="spellEnd"/>
-            <w:r>
-              <w:rPr>
-                <w:rFonts w:cstheme="minorHAnsi"/>
-                <w:sz w:val="20"/>
-                <w:szCs w:val="20"/>
-              </w:rPr>
-              <w:t xml:space="preserve">, </w:t>
-            </w:r>
-            <w:proofErr w:type="spellStart"/>
-            <w:r>
-              <w:rPr>
-                <w:rFonts w:cstheme="minorHAnsi"/>
-                <w:sz w:val="20"/>
-                <w:szCs w:val="20"/>
-              </w:rPr>
-              <w:t>PyTorch</w:t>
-            </w:r>
-            <w:proofErr w:type="spellEnd"/>
-            <w:r>
-              <w:rPr>
-                <w:rFonts w:cstheme="minorHAnsi"/>
-                <w:sz w:val="20"/>
-                <w:szCs w:val="20"/>
-              </w:rPr>
-              <w:t xml:space="preserve">, </w:t>
-            </w:r>
-            <w:r>
-              <w:rPr>
-                <w:rFonts w:cstheme="minorHAnsi"/>
-                <w:sz w:val="20"/>
-                <w:szCs w:val="20"/>
-              </w:rPr>
-              <w:t>scikit-learn, MNE (EEG</w:t>
-            </w:r>
-            <w:r>
-              <w:rPr>
-                <w:rFonts w:cstheme="minorHAnsi"/>
-                <w:sz w:val="20"/>
-                <w:szCs w:val="20"/>
-              </w:rPr>
-              <w:t>), NumPy, Linux,</w:t>
-            </w:r>
-            <w:r>
-              <w:rPr>
-                <w:rFonts w:cstheme="minorHAnsi"/>
-                <w:sz w:val="20"/>
-                <w:szCs w:val="20"/>
-              </w:rPr>
-              <w:t xml:space="preserve"> React, FHIR, Leaflet, AJAX,</w:t>
-            </w:r>
-            <w:r>
-              <w:rPr>
-                <w:rFonts w:cstheme="minorHAnsi"/>
-                <w:sz w:val="20"/>
-                <w:szCs w:val="20"/>
-              </w:rPr>
-              <w:t xml:space="preserve"> Git.</w:t>
+              <w:t>Programming &amp; frameworks:</w:t>
+            </w:r>
+            <w:r>
+              <w:rPr>
+                <w:rFonts w:cstheme="minorHAnsi"/>
+                <w:sz w:val="20"/>
+                <w:szCs w:val="20"/>
+              </w:rPr>
+              <w:t xml:space="preserve"> SQL, Python, HTML/CSS, Java, JavaScript, React, FHIR, Git, MATLAB, Node.js, </w:t>
+            </w:r>
+            <w:r>
+              <w:rPr>
+                <w:rFonts w:cstheme="minorHAnsi"/>
+                <w:sz w:val="20"/>
+                <w:szCs w:val="20"/>
+              </w:rPr>
+              <w:t>Flutter</w:t>
+            </w:r>
+            <w:r>
+              <w:rPr>
+                <w:rFonts w:cstheme="minorHAnsi"/>
+                <w:sz w:val="20"/>
+                <w:szCs w:val="20"/>
+              </w:rPr>
+              <w:t>, AJAX.</w:t>
             </w:r>
           </w:p>
           <w:p>
@@ -1294,97 +1823,61 @@
                 <w:sz w:val="20"/>
                 <w:szCs w:val="20"/>
               </w:rPr>
-              <w:t>Web &amp; tools</w:t>
-            </w:r>
-            <w:r>
-              <w:rPr>
-                <w:rFonts w:cstheme="minorHAnsi"/>
-                <w:b/>
-                <w:bCs/>
-                <w:sz w:val="20"/>
-                <w:szCs w:val="20"/>
-              </w:rPr>
-              <w:t>:</w:t>
-            </w:r>
-            <w:r>
-              <w:rPr>
-                <w:rFonts w:cstheme="minorHAnsi"/>
-                <w:sz w:val="20"/>
-                <w:szCs w:val="20"/>
-              </w:rPr>
-              <w:t xml:space="preserve"> GitHub, </w:t>
-            </w:r>
-            <w:r>
-              <w:rPr>
-                <w:rFonts w:cstheme="minorHAnsi"/>
-                <w:sz w:val="20"/>
-                <w:szCs w:val="20"/>
-              </w:rPr>
-              <w:t>Zotero, Covidence</w:t>
-            </w:r>
-            <w:r>
-              <w:rPr>
-                <w:rFonts w:cstheme="minorHAnsi"/>
-                <w:sz w:val="20"/>
-                <w:szCs w:val="20"/>
-              </w:rPr>
-              <w:t xml:space="preserve">, Obsidian, Notion, </w:t>
-            </w:r>
-            <w:r>
-              <w:rPr>
-                <w:rFonts w:cstheme="minorHAnsi"/>
-                <w:sz w:val="20"/>
-                <w:szCs w:val="20"/>
-              </w:rPr>
-              <w:t>WordPress, Wix, Figma, Adobe</w:t>
-            </w:r>
-            <w:r>
-              <w:rPr>
-                <w:rFonts w:cstheme="minorHAnsi"/>
-                <w:sz w:val="20"/>
-                <w:szCs w:val="20"/>
-              </w:rPr>
-              <w:t xml:space="preserve">, </w:t>
-            </w:r>
-            <w:r>
-              <w:rPr>
-                <w:rFonts w:cstheme="minorHAnsi"/>
-                <w:sz w:val="20"/>
-                <w:szCs w:val="20"/>
-              </w:rPr>
-              <w:t xml:space="preserve">Microsoft </w:t>
-            </w:r>
-            <w:r>
-              <w:rPr>
-                <w:rFonts w:cstheme="minorHAnsi"/>
-                <w:sz w:val="20"/>
-                <w:szCs w:val="20"/>
-              </w:rPr>
-              <w:t>365</w:t>
-            </w:r>
-            <w:r>
-              <w:rPr>
-                <w:rFonts w:cstheme="minorHAnsi"/>
-                <w:sz w:val="20"/>
-                <w:szCs w:val="20"/>
-              </w:rPr>
-              <w:t xml:space="preserve">, </w:t>
-            </w:r>
-            <w:r>
-              <w:rPr>
-                <w:rFonts w:cstheme="minorHAnsi"/>
-                <w:sz w:val="20"/>
-                <w:szCs w:val="20"/>
-              </w:rPr>
-              <w:t xml:space="preserve">Google </w:t>
-            </w:r>
-            <w:r>
-              <w:rPr>
-                <w:rFonts w:cstheme="minorHAnsi"/>
-                <w:sz w:val="20"/>
-                <w:szCs w:val="20"/>
-              </w:rPr>
-              <w:t>Workspace</w:t>
+              <w:t>Software</w:t>
+            </w:r>
+            <w:r>
+              <w:rPr>
+                <w:rFonts w:cstheme="minorHAnsi"/>
+                <w:b/>
+                <w:bCs/>
+                <w:sz w:val="20"/>
+                <w:szCs w:val="20"/>
+              </w:rPr>
+              <w:t xml:space="preserve"> &amp; </w:t>
+            </w:r>
+            <w:r>
+              <w:rPr>
+                <w:rFonts w:cstheme="minorHAnsi"/>
+                <w:b/>
+                <w:bCs/>
+                <w:sz w:val="20"/>
+                <w:szCs w:val="20"/>
+              </w:rPr>
+              <w:t>collections</w:t>
+            </w:r>
+            <w:r>
+              <w:rPr>
+                <w:rFonts w:cstheme="minorHAnsi"/>
+                <w:b/>
+                <w:bCs/>
+                <w:sz w:val="20"/>
+                <w:szCs w:val="20"/>
+              </w:rPr>
+              <w:t xml:space="preserve">: </w:t>
+            </w:r>
+            <w:r>
+              <w:rPr>
+                <w:rFonts w:cstheme="minorHAnsi"/>
+                <w:sz w:val="20"/>
+                <w:szCs w:val="20"/>
+              </w:rPr>
+              <w:t xml:space="preserve">LibGuides, </w:t>
+            </w:r>
+            <w:r>
+              <w:rPr>
+                <w:rFonts w:cstheme="minorHAnsi"/>
+                <w:sz w:val="20"/>
+                <w:szCs w:val="20"/>
+              </w:rPr>
+              <w:t xml:space="preserve">Zotero, Covidence, GitHub Pages, </w:t>
+            </w:r>
+            <w:r>
+              <w:rPr>
+                <w:rFonts w:cstheme="minorHAnsi"/>
+                <w:sz w:val="20"/>
+                <w:szCs w:val="20"/>
+              </w:rPr>
+              <w:t>WordPress, Wix, Figma, Adobe (Photoshop, Acrobat DC)</w:t>
             </w:r>
             <w:r>
               <w:rPr>
@@ -1393,24 +1886,14 @@
                 <w:szCs w:val="20"/>
               </w:rPr>
               <w:t>.</w:t>
-            </w:r>
-            <w:r>
-              <w:rPr>
-                <w:rFonts w:cstheme="minorHAnsi"/>
-                <w:sz w:val="20"/>
-                <w:szCs w:val="20"/>
-              </w:rPr>
-              <w:t xml:space="preserve"> </w:t>
             </w:r>
           </w:p>
           <w:p>
             <w:pPr>
               <w:rPr>
                 <w:rFonts w:cstheme="minorHAnsi"/>
-                <w:b/>
-                <w:bCs/>
-                <w:sz w:val="20"/>
-                <w:szCs w:val="20"/>
+                <w:sz w:val="14"/>
+                <w:szCs w:val="14"/>
               </w:rPr>
             </w:pPr>
             <w:r>
@@ -1421,15 +1904,121 @@
                 <w:sz w:val="20"/>
                 <w:szCs w:val="20"/>
               </w:rPr>
-              <w:t>Languages:</w:t>
-            </w:r>
-            <w:r>
-              <w:rPr>
-                <w:rFonts w:cstheme="minorHAnsi"/>
-                <w:sz w:val="20"/>
-                <w:szCs w:val="20"/>
-              </w:rPr>
-              <w:t xml:space="preserve"> English (Fluent), Bengali (Fluent), Spanish (Proficient).</w:t>
+              <w:t>Productivity</w:t>
+            </w:r>
+            <w:r>
+              <w:rPr>
+                <w:rFonts w:cstheme="minorHAnsi"/>
+                <w:b/>
+                <w:bCs/>
+                <w:sz w:val="20"/>
+                <w:szCs w:val="20"/>
+              </w:rPr>
+              <w:t>:</w:t>
+            </w:r>
+            <w:r>
+              <w:rPr>
+                <w:rFonts w:cstheme="minorHAnsi"/>
+                <w:sz w:val="20"/>
+                <w:szCs w:val="20"/>
+              </w:rPr>
+              <w:t xml:space="preserve"> Microsoft </w:t>
+            </w:r>
+            <w:r>
+              <w:rPr>
+                <w:rFonts w:cstheme="minorHAnsi"/>
+                <w:sz w:val="20"/>
+                <w:szCs w:val="20"/>
+              </w:rPr>
+              <w:t>365</w:t>
+            </w:r>
+            <w:r>
+              <w:rPr>
+                <w:rFonts w:cstheme="minorHAnsi"/>
+                <w:sz w:val="20"/>
+                <w:szCs w:val="20"/>
+              </w:rPr>
+              <w:t xml:space="preserve"> (Excel, Word, PowerPoint</w:t>
+            </w:r>
+            <w:r>
+              <w:rPr>
+                <w:rFonts w:cstheme="minorHAnsi"/>
+                <w:sz w:val="20"/>
+                <w:szCs w:val="20"/>
+              </w:rPr>
+              <w:t xml:space="preserve">, </w:t>
+            </w:r>
+            <w:r>
+              <w:rPr>
+                <w:rFonts w:cstheme="minorHAnsi"/>
+                <w:sz w:val="20"/>
+                <w:szCs w:val="20"/>
+              </w:rPr>
+              <w:t>Teams</w:t>
+            </w:r>
+            <w:r>
+              <w:rPr>
+                <w:rFonts w:cstheme="minorHAnsi"/>
+                <w:sz w:val="20"/>
+                <w:szCs w:val="20"/>
+              </w:rPr>
+              <w:t>), Google Suite</w:t>
+            </w:r>
+            <w:r>
+              <w:rPr>
+                <w:rFonts w:cstheme="minorHAnsi"/>
+                <w:sz w:val="20"/>
+                <w:szCs w:val="20"/>
+              </w:rPr>
+              <w:t>,</w:t>
+            </w:r>
+            <w:r>
+              <w:rPr>
+                <w:rFonts w:cstheme="minorHAnsi"/>
+                <w:sz w:val="20"/>
+                <w:szCs w:val="20"/>
+              </w:rPr>
+              <w:t xml:space="preserve"> </w:t>
+            </w:r>
+            <w:r>
+              <w:rPr>
+                <w:rFonts w:cstheme="minorHAnsi"/>
+                <w:sz w:val="20"/>
+                <w:szCs w:val="20"/>
+              </w:rPr>
+              <w:t>Zoom</w:t>
+            </w:r>
+            <w:r>
+              <w:rPr>
+                <w:rFonts w:cstheme="minorHAnsi"/>
+                <w:sz w:val="20"/>
+                <w:szCs w:val="20"/>
+              </w:rPr>
+              <w:t>, Notion</w:t>
+            </w:r>
+            <w:r>
+              <w:rPr>
+                <w:rFonts w:cstheme="minorHAnsi"/>
+                <w:sz w:val="20"/>
+                <w:szCs w:val="20"/>
+              </w:rPr>
+              <w:t>, Obsidian</w:t>
+            </w:r>
+            <w:r>
+              <w:rPr>
+                <w:rFonts w:cstheme="minorHAnsi"/>
+                <w:sz w:val="20"/>
+                <w:szCs w:val="20"/>
+              </w:rPr>
+              <w:t>.</w:t>
+            </w:r>
+            <w:r>
+              <w:rPr>
+                <w:rFonts w:cstheme="minorHAnsi"/>
+                <w:sz w:val="20"/>
+                <w:szCs w:val="20"/>
+              </w:rPr>
+              <w:t xml:space="preserve"> </w:t>
             </w:r>
           </w:p>
         </w:tc>
@@ -1439,13 +2028,13 @@
           <w:jc w:val="right"/>
         </w:tblPrEx>
         <w:trPr>
-          <w:trHeight w:val="171"/>
+          <w:trHeight w:val="162"/>
           <w:jc w:val="right"/>
         </w:trPr>
         <w:tc>
           <w:tcPr>
             <w:tcW w:w="10956" w:type="dxa"/>
-            <w:gridSpan w:val="8"/>
+            <w:gridSpan w:val="9"/>
             <w:tcBorders>
               <w:bottom w:val="single" w:sz="4" w:space="0" w:color="auto"/>
             </w:tcBorders>
@@ -1508,7 +2097,7 @@
               </w:rPr>
               <w:t xml:space="preserve">Further write-ups and case studies: </w:t>
             </w:r>
-            <w:hyperlink r:id="rId14" w:history="1">
+            <w:hyperlink r:id="rId15" w:history="1">
               <w:r>
                 <w:rPr>
                   <w:rStyle w:val="Hyperlink"/>
@@ -1537,50 +2126,12 @@
         </w:trPr>
         <w:tc>
           <w:tcPr>
-            <w:tcW w:w="10956" w:type="dxa"/>
-            <w:gridSpan w:val="8"/>
-            <w:vAlign w:val="bottom"/>
-          </w:tcPr>
-          <w:p>
-            <w:pPr>
-              <w:rPr>
-                <w:rFonts w:cstheme="minorHAnsi"/>
-                <w:i/>
-                <w:iCs/>
-                <w:sz w:val="20"/>
-                <w:szCs w:val="20"/>
-              </w:rPr>
-            </w:pPr>
-            <w:r>
-              <w:rPr>
-                <w:rFonts w:cstheme="minorHAnsi"/>
-                <w:i/>
-                <w:iCs/>
-                <w:sz w:val="20"/>
-                <w:szCs w:val="20"/>
-              </w:rPr>
-              <w:t>AI, Machine Learning &amp; HCI Research</w:t>
-            </w:r>
-          </w:p>
-        </w:tc>
-      </w:tr>
-      <w:tr>
-        <w:tblPrEx>
-          <w:jc w:val="right"/>
-        </w:tblPrEx>
-        <w:trPr>
-          <w:trHeight w:val="216"/>
-          <w:jc w:val="right"/>
-        </w:trPr>
-        <w:tc>
-          <w:tcPr>
             <w:tcW w:w="7020" w:type="dxa"/>
             <w:gridSpan w:val="3"/>
             <w:vAlign w:val="bottom"/>
           </w:tcPr>
           <w:p>
             <w:pPr>
-              <w:spacing w:before="20"/>
               <w:rPr>
                 <w:rFonts w:eastAsia="Calibri" w:cstheme="minorHAnsi"/>
                 <w:b/>
@@ -1613,12 +2164,11 @@
         <w:tc>
           <w:tcPr>
             <w:tcW w:w="3936" w:type="dxa"/>
-            <w:gridSpan w:val="5"/>
+            <w:gridSpan w:val="6"/>
             <w:vAlign w:val="bottom"/>
           </w:tcPr>
           <w:p>
             <w:pPr>
-              <w:spacing w:before="20"/>
               <w:jc w:val="right"/>
               <w:rPr>
                 <w:rFonts w:eastAsia="Calibri" w:cstheme="minorHAnsi"/>
@@ -1653,7 +2203,7 @@
         <w:tc>
           <w:tcPr>
             <w:tcW w:w="10956" w:type="dxa"/>
-            <w:gridSpan w:val="8"/>
+            <w:gridSpan w:val="9"/>
           </w:tcPr>
           <w:p>
             <w:pPr>
@@ -1674,23 +2224,7 @@
                 <w:sz w:val="20"/>
                 <w:szCs w:val="20"/>
               </w:rPr>
-              <w:t xml:space="preserve">Designed a controlled between-subjects </w:t>
-            </w:r>
-            <w:r>
-              <w:rPr>
-                <w:rFonts w:cstheme="minorHAnsi"/>
-                <w:sz w:val="20"/>
-                <w:szCs w:val="20"/>
-              </w:rPr>
-              <w:t>mixed methods</w:t>
-            </w:r>
-            <w:r>
-              <w:rPr>
-                <w:rFonts w:cstheme="minorHAnsi"/>
-                <w:sz w:val="20"/>
-                <w:szCs w:val="20"/>
-              </w:rPr>
-              <w:t xml:space="preserve"> study</w:t>
+              <w:t>Designed a controlled between-subjects human-subjects study</w:t>
             </w:r>
             <w:r>
               <w:rPr>
@@ -1861,6 +2395,642 @@
                 <w:szCs w:val="20"/>
               </w:rPr>
               <w:t>AI guidelines in education.</w:t>
+            </w:r>
+          </w:p>
+        </w:tc>
+      </w:tr>
+      <w:tr>
+        <w:tblPrEx>
+          <w:jc w:val="right"/>
+        </w:tblPrEx>
+        <w:trPr>
+          <w:trHeight w:val="288"/>
+          <w:jc w:val="right"/>
+        </w:trPr>
+        <w:tc>
+          <w:tcPr>
+            <w:tcW w:w="7650" w:type="dxa"/>
+            <w:gridSpan w:val="6"/>
+            <w:vAlign w:val="bottom"/>
+          </w:tcPr>
+          <w:p>
+            <w:pPr>
+              <w:rPr>
+                <w:rFonts w:eastAsia="Calibri" w:cstheme="minorHAnsi"/>
+                <w:b/>
+                <w:bCs/>
+                <w:color w:val="000000" w:themeColor="text1"/>
+                <w:sz w:val="20"/>
+                <w:szCs w:val="20"/>
+              </w:rPr>
+            </w:pPr>
+            <w:r>
+              <w:rPr>
+                <w:rFonts w:cstheme="minorHAnsi"/>
+                <w:b/>
+                <w:bCs/>
+                <w:sz w:val="20"/>
+                <w:szCs w:val="20"/>
+              </w:rPr>
+              <w:t>AI Scraping Access Policy Framework</w:t>
+            </w:r>
+            <w:r>
+              <w:rPr>
+                <w:rFonts w:ascii="Calibri" w:eastAsia="Calibri" w:hAnsi="Calibri" w:cs="Calibri"/>
+                <w:sz w:val="18"/>
+                <w:szCs w:val="18"/>
+              </w:rPr>
+              <w:t xml:space="preserve"> </w:t>
+            </w:r>
+            <w:r>
+              <w:rPr>
+                <w:rFonts w:ascii="Calibri" w:eastAsia="Calibri" w:hAnsi="Calibri" w:cs="Calibri"/>
+                <w:sz w:val="20"/>
+                <w:szCs w:val="20"/>
+              </w:rPr>
+              <w:t xml:space="preserve">– </w:t>
+            </w:r>
+            <w:r>
+              <w:rPr>
+                <w:rFonts w:ascii="Calibri" w:eastAsia="Calibri" w:hAnsi="Calibri" w:cs="Calibri"/>
+                <w:sz w:val="20"/>
+                <w:szCs w:val="20"/>
+              </w:rPr>
+              <w:t xml:space="preserve">Supervisors: </w:t>
+            </w:r>
+            <w:r>
+              <w:rPr>
+                <w:rFonts w:ascii="Calibri" w:eastAsia="Calibri" w:hAnsi="Calibri" w:cs="Calibri"/>
+                <w:sz w:val="20"/>
+                <w:szCs w:val="20"/>
+              </w:rPr>
+              <w:t>Will Cross &amp; Dave Hansen</w:t>
+            </w:r>
+            <w:r>
+              <w:rPr>
+                <w:rFonts w:ascii="Calibri" w:eastAsia="Calibri" w:hAnsi="Calibri" w:cs="Calibri"/>
+                <w:sz w:val="20"/>
+                <w:szCs w:val="20"/>
+              </w:rPr>
+              <w:t>.</w:t>
+            </w:r>
+          </w:p>
+        </w:tc>
+        <w:tc>
+          <w:tcPr>
+            <w:tcW w:w="3306" w:type="dxa"/>
+            <w:gridSpan w:val="3"/>
+            <w:vAlign w:val="bottom"/>
+          </w:tcPr>
+          <w:p>
+            <w:pPr>
+              <w:jc w:val="right"/>
+              <w:rPr>
+                <w:rFonts w:eastAsia="Calibri" w:cstheme="minorHAnsi"/>
+                <w:b/>
+                <w:bCs/>
+                <w:color w:val="000000" w:themeColor="text1"/>
+                <w:sz w:val="20"/>
+                <w:szCs w:val="20"/>
+              </w:rPr>
+            </w:pPr>
+            <w:r>
+              <w:rPr>
+                <w:rFonts w:ascii="Calibri" w:eastAsia="Calibri" w:hAnsi="Calibri" w:cs="Calibri"/>
+                <w:i/>
+                <w:iCs/>
+                <w:sz w:val="20"/>
+                <w:szCs w:val="20"/>
+              </w:rPr>
+              <w:t>Jan 2</w:t>
+            </w:r>
+            <w:r>
+              <w:rPr>
+                <w:rFonts w:ascii="Calibri" w:eastAsia="Calibri" w:hAnsi="Calibri" w:cs="Calibri"/>
+                <w:i/>
+                <w:iCs/>
+                <w:sz w:val="20"/>
+                <w:szCs w:val="20"/>
+              </w:rPr>
+              <w:t>026</w:t>
+            </w:r>
+            <w:r>
+              <w:rPr>
+                <w:rFonts w:ascii="Calibri" w:eastAsia="Calibri" w:hAnsi="Calibri" w:cs="Calibri"/>
+                <w:i/>
+                <w:iCs/>
+                <w:sz w:val="20"/>
+                <w:szCs w:val="20"/>
+              </w:rPr>
+              <w:t xml:space="preserve"> - May 2026</w:t>
+            </w:r>
+          </w:p>
+        </w:tc>
+      </w:tr>
+      <w:tr>
+        <w:tblPrEx>
+          <w:jc w:val="right"/>
+        </w:tblPrEx>
+        <w:trPr>
+          <w:trHeight w:val="189"/>
+          <w:jc w:val="right"/>
+        </w:trPr>
+        <w:tc>
+          <w:tcPr>
+            <w:tcW w:w="10956" w:type="dxa"/>
+            <w:gridSpan w:val="9"/>
+          </w:tcPr>
+          <w:p>
+            <w:pPr>
+              <w:pStyle w:val="ListParagraph"/>
+              <w:numPr>
+                <w:ilvl w:val="0"/>
+                <w:numId w:val="13"/>
+              </w:numPr>
+              <w:rPr>
+                <w:rFonts w:cstheme="minorHAnsi"/>
+                <w:sz w:val="20"/>
+                <w:szCs w:val="20"/>
+              </w:rPr>
+            </w:pPr>
+            <w:r>
+              <w:rPr>
+                <w:rFonts w:cstheme="minorHAnsi"/>
+                <w:sz w:val="20"/>
+                <w:szCs w:val="20"/>
+              </w:rPr>
+              <w:t xml:space="preserve">Authored a board-ready annotated policy memo </w:t>
+            </w:r>
+            <w:r>
+              <w:rPr>
+                <w:rFonts w:cstheme="minorHAnsi"/>
+                <w:sz w:val="20"/>
+                <w:szCs w:val="20"/>
+              </w:rPr>
+              <w:t xml:space="preserve">for the </w:t>
+            </w:r>
+            <w:r>
+              <w:rPr>
+                <w:rFonts w:cstheme="minorHAnsi"/>
+                <w:b/>
+                <w:bCs/>
+                <w:sz w:val="20"/>
+                <w:szCs w:val="20"/>
+              </w:rPr>
+              <w:t>Internet Archive</w:t>
+            </w:r>
+            <w:r>
+              <w:rPr>
+                <w:rFonts w:cstheme="minorHAnsi"/>
+                <w:sz w:val="20"/>
+                <w:szCs w:val="20"/>
+              </w:rPr>
+              <w:t xml:space="preserve"> </w:t>
+            </w:r>
+            <w:r>
+              <w:rPr>
+                <w:rFonts w:cstheme="minorHAnsi"/>
+                <w:sz w:val="20"/>
+                <w:szCs w:val="20"/>
+              </w:rPr>
+              <w:t xml:space="preserve">governing </w:t>
+            </w:r>
+            <w:r>
+              <w:rPr>
+                <w:rFonts w:cstheme="minorHAnsi"/>
+                <w:b/>
+                <w:bCs/>
+                <w:sz w:val="20"/>
+                <w:szCs w:val="20"/>
+              </w:rPr>
+              <w:t>bulk automated access to digital collections</w:t>
+            </w:r>
+            <w:r>
+              <w:rPr>
+                <w:rFonts w:cstheme="minorHAnsi"/>
+                <w:sz w:val="20"/>
+                <w:szCs w:val="20"/>
+              </w:rPr>
+              <w:t xml:space="preserve">, </w:t>
+            </w:r>
+            <w:r>
+              <w:rPr>
+                <w:rFonts w:cstheme="minorHAnsi"/>
+                <w:sz w:val="20"/>
+                <w:szCs w:val="20"/>
+              </w:rPr>
+              <w:t>weighing interests of publishers, researchers, and AI developers</w:t>
+            </w:r>
+            <w:r>
+              <w:rPr>
+                <w:rFonts w:cstheme="minorHAnsi"/>
+                <w:sz w:val="20"/>
+                <w:szCs w:val="20"/>
+              </w:rPr>
+              <w:t xml:space="preserve"> across a stakeholder scenario analysis.</w:t>
+            </w:r>
+          </w:p>
+          <w:p>
+            <w:pPr>
+              <w:pStyle w:val="ListParagraph"/>
+              <w:numPr>
+                <w:ilvl w:val="0"/>
+                <w:numId w:val="13"/>
+              </w:numPr>
+              <w:rPr>
+                <w:rFonts w:cstheme="minorHAnsi"/>
+                <w:sz w:val="20"/>
+                <w:szCs w:val="20"/>
+              </w:rPr>
+            </w:pPr>
+            <w:r>
+              <w:rPr>
+                <w:rFonts w:cstheme="minorHAnsi"/>
+                <w:sz w:val="20"/>
+                <w:szCs w:val="20"/>
+              </w:rPr>
+              <w:t xml:space="preserve">Wrote </w:t>
+            </w:r>
+            <w:r>
+              <w:rPr>
+                <w:rFonts w:cstheme="minorHAnsi"/>
+                <w:sz w:val="20"/>
+                <w:szCs w:val="20"/>
+              </w:rPr>
+              <w:t>Terms of Service text, tiered access</w:t>
+            </w:r>
+            <w:r>
+              <w:rPr>
+                <w:rFonts w:cstheme="minorHAnsi"/>
+                <w:sz w:val="20"/>
+                <w:szCs w:val="20"/>
+              </w:rPr>
+              <w:t xml:space="preserve"> framework, model Data Trust Agreement, </w:t>
+            </w:r>
+            <w:r>
+              <w:rPr>
+                <w:rFonts w:cstheme="minorHAnsi"/>
+                <w:sz w:val="20"/>
+                <w:szCs w:val="20"/>
+              </w:rPr>
+              <w:t xml:space="preserve">and </w:t>
+            </w:r>
+            <w:r>
+              <w:rPr>
+                <w:rFonts w:cstheme="minorHAnsi"/>
+                <w:sz w:val="20"/>
+                <w:szCs w:val="20"/>
+              </w:rPr>
+              <w:t>staff implementation guidance</w:t>
+            </w:r>
+            <w:r>
+              <w:rPr>
+                <w:rFonts w:cstheme="minorHAnsi"/>
+                <w:sz w:val="20"/>
+                <w:szCs w:val="20"/>
+              </w:rPr>
+              <w:t>.</w:t>
+            </w:r>
+          </w:p>
+        </w:tc>
+      </w:tr>
+      <w:tr>
+        <w:tblPrEx>
+          <w:jc w:val="right"/>
+        </w:tblPrEx>
+        <w:trPr>
+          <w:trHeight w:val="323"/>
+          <w:jc w:val="right"/>
+        </w:trPr>
+        <w:tc>
+          <w:tcPr>
+            <w:tcW w:w="7650" w:type="dxa"/>
+            <w:gridSpan w:val="6"/>
+            <w:vAlign w:val="bottom"/>
+          </w:tcPr>
+          <w:p>
+            <w:pPr>
+              <w:rPr>
+                <w:rFonts w:eastAsia="Calibri" w:cstheme="minorHAnsi"/>
+                <w:b/>
+                <w:bCs/>
+                <w:color w:val="000000" w:themeColor="text1"/>
+                <w:sz w:val="20"/>
+                <w:szCs w:val="20"/>
+              </w:rPr>
+            </w:pPr>
+            <w:r>
+              <w:rPr>
+                <w:rFonts w:cstheme="minorHAnsi"/>
+                <w:b/>
+                <w:bCs/>
+                <w:sz w:val="20"/>
+                <w:szCs w:val="20"/>
+              </w:rPr>
+              <w:t>Web Archive Forensics Service Proposal</w:t>
+            </w:r>
+            <w:r>
+              <w:rPr>
+                <w:rFonts w:ascii="Calibri" w:eastAsia="Calibri" w:hAnsi="Calibri" w:cs="Calibri"/>
+                <w:sz w:val="18"/>
+                <w:szCs w:val="18"/>
+              </w:rPr>
+              <w:t xml:space="preserve"> </w:t>
+            </w:r>
+            <w:r>
+              <w:rPr>
+                <w:rFonts w:ascii="Calibri" w:eastAsia="Calibri" w:hAnsi="Calibri" w:cs="Calibri"/>
+                <w:sz w:val="20"/>
+                <w:szCs w:val="20"/>
+              </w:rPr>
+              <w:t xml:space="preserve">– </w:t>
+            </w:r>
+            <w:r>
+              <w:rPr>
+                <w:rFonts w:cstheme="minorHAnsi"/>
+                <w:sz w:val="20"/>
+                <w:szCs w:val="20"/>
+              </w:rPr>
+              <w:t xml:space="preserve">Supervisor: </w:t>
+            </w:r>
+            <w:r>
+              <w:rPr>
+                <w:rFonts w:cstheme="minorHAnsi"/>
+                <w:sz w:val="20"/>
+                <w:szCs w:val="20"/>
+              </w:rPr>
+              <w:t>Leslie Thomson</w:t>
+            </w:r>
+            <w:r>
+              <w:rPr>
+                <w:rFonts w:cstheme="minorHAnsi"/>
+                <w:sz w:val="20"/>
+                <w:szCs w:val="20"/>
+              </w:rPr>
+              <w:t>.</w:t>
+            </w:r>
+          </w:p>
+        </w:tc>
+        <w:tc>
+          <w:tcPr>
+            <w:tcW w:w="3306" w:type="dxa"/>
+            <w:gridSpan w:val="3"/>
+            <w:vAlign w:val="bottom"/>
+          </w:tcPr>
+          <w:p>
+            <w:pPr>
+              <w:jc w:val="right"/>
+              <w:rPr>
+                <w:rFonts w:eastAsia="Calibri" w:cstheme="minorHAnsi"/>
+                <w:b/>
+                <w:bCs/>
+                <w:color w:val="000000" w:themeColor="text1"/>
+                <w:sz w:val="20"/>
+                <w:szCs w:val="20"/>
+              </w:rPr>
+            </w:pPr>
+            <w:r>
+              <w:rPr>
+                <w:rFonts w:ascii="Calibri" w:eastAsia="Calibri" w:hAnsi="Calibri" w:cs="Calibri"/>
+                <w:i/>
+                <w:iCs/>
+                <w:sz w:val="20"/>
+                <w:szCs w:val="20"/>
+              </w:rPr>
+              <w:t xml:space="preserve">Mar </w:t>
+            </w:r>
+            <w:r>
+              <w:rPr>
+                <w:rFonts w:ascii="Calibri" w:eastAsia="Calibri" w:hAnsi="Calibri" w:cs="Calibri"/>
+                <w:i/>
+                <w:iCs/>
+                <w:sz w:val="20"/>
+                <w:szCs w:val="20"/>
+              </w:rPr>
+              <w:t>2026</w:t>
+            </w:r>
+            <w:r>
+              <w:rPr>
+                <w:rFonts w:ascii="Calibri" w:eastAsia="Calibri" w:hAnsi="Calibri" w:cs="Calibri"/>
+                <w:i/>
+                <w:iCs/>
+                <w:sz w:val="20"/>
+                <w:szCs w:val="20"/>
+              </w:rPr>
+              <w:t xml:space="preserve"> - May 2026</w:t>
+            </w:r>
+          </w:p>
+        </w:tc>
+      </w:tr>
+      <w:tr>
+        <w:tblPrEx>
+          <w:jc w:val="right"/>
+        </w:tblPrEx>
+        <w:trPr>
+          <w:trHeight w:val="189"/>
+          <w:jc w:val="right"/>
+        </w:trPr>
+        <w:tc>
+          <w:tcPr>
+            <w:tcW w:w="10956" w:type="dxa"/>
+            <w:gridSpan w:val="9"/>
+          </w:tcPr>
+          <w:p>
+            <w:pPr>
+              <w:pStyle w:val="ListParagraph"/>
+              <w:numPr>
+                <w:ilvl w:val="0"/>
+                <w:numId w:val="13"/>
+              </w:numPr>
+              <w:rPr>
+                <w:rFonts w:cstheme="minorHAnsi"/>
+                <w:sz w:val="20"/>
+                <w:szCs w:val="20"/>
+              </w:rPr>
+            </w:pPr>
+            <w:r>
+              <w:rPr>
+                <w:rFonts w:cstheme="minorHAnsi"/>
+                <w:sz w:val="20"/>
+                <w:szCs w:val="20"/>
+              </w:rPr>
+              <w:t>Created</w:t>
+            </w:r>
+            <w:r>
+              <w:rPr>
+                <w:rFonts w:cstheme="minorHAnsi"/>
+                <w:sz w:val="20"/>
+                <w:szCs w:val="20"/>
+              </w:rPr>
+              <w:t xml:space="preserve"> a three-tier reference and capture service for the State Library of NC</w:t>
+            </w:r>
+            <w:r>
+              <w:rPr>
+                <w:rFonts w:cstheme="minorHAnsi"/>
+                <w:sz w:val="20"/>
+                <w:szCs w:val="20"/>
+              </w:rPr>
+              <w:t xml:space="preserve">, with </w:t>
+            </w:r>
+            <w:r>
+              <w:rPr>
+                <w:rFonts w:cstheme="minorHAnsi"/>
+                <w:b/>
+                <w:bCs/>
+                <w:sz w:val="20"/>
+                <w:szCs w:val="20"/>
+              </w:rPr>
+              <w:t>automated web capture</w:t>
+            </w:r>
+            <w:r>
+              <w:rPr>
+                <w:rFonts w:cstheme="minorHAnsi"/>
+                <w:sz w:val="20"/>
+                <w:szCs w:val="20"/>
+              </w:rPr>
+              <w:t xml:space="preserve">, </w:t>
+            </w:r>
+            <w:r>
+              <w:rPr>
+                <w:rFonts w:cstheme="minorHAnsi"/>
+                <w:b/>
+                <w:bCs/>
+                <w:sz w:val="20"/>
+                <w:szCs w:val="20"/>
+              </w:rPr>
+              <w:t>metadata extraction</w:t>
+            </w:r>
+            <w:r>
+              <w:rPr>
+                <w:rFonts w:cstheme="minorHAnsi"/>
+                <w:sz w:val="20"/>
+                <w:szCs w:val="20"/>
+              </w:rPr>
+              <w:t xml:space="preserve">, and </w:t>
+            </w:r>
+            <w:r>
+              <w:rPr>
+                <w:rFonts w:cstheme="minorHAnsi"/>
+                <w:b/>
+                <w:bCs/>
+                <w:sz w:val="20"/>
+                <w:szCs w:val="20"/>
+              </w:rPr>
+              <w:t>verification workflows</w:t>
+            </w:r>
+            <w:r>
+              <w:rPr>
+                <w:rFonts w:cstheme="minorHAnsi"/>
+                <w:sz w:val="20"/>
+                <w:szCs w:val="20"/>
+              </w:rPr>
+              <w:t xml:space="preserve"> grounded </w:t>
+            </w:r>
+            <w:r>
+              <w:rPr>
+                <w:rFonts w:cstheme="minorHAnsi"/>
+                <w:sz w:val="20"/>
+                <w:szCs w:val="20"/>
+              </w:rPr>
+              <w:t>in a statewide information-needs analysis of independent journalists</w:t>
+            </w:r>
+            <w:r>
+              <w:rPr>
+                <w:rFonts w:cstheme="minorHAnsi"/>
+                <w:sz w:val="20"/>
+                <w:szCs w:val="20"/>
+              </w:rPr>
+              <w:t>;</w:t>
+            </w:r>
+            <w:r>
+              <w:rPr>
+                <w:rFonts w:cstheme="minorHAnsi"/>
+                <w:sz w:val="20"/>
+                <w:szCs w:val="20"/>
+              </w:rPr>
+              <w:t xml:space="preserve"> scoped feasibility, limitations, and library-newsroom service precedents.</w:t>
+            </w:r>
+          </w:p>
+          <w:p>
+            <w:pPr>
+              <w:pStyle w:val="ListParagraph"/>
+              <w:numPr>
+                <w:ilvl w:val="0"/>
+                <w:numId w:val="13"/>
+              </w:numPr>
+              <w:rPr>
+                <w:rFonts w:cstheme="minorHAnsi"/>
+                <w:sz w:val="20"/>
+                <w:szCs w:val="20"/>
+              </w:rPr>
+            </w:pPr>
+            <w:r>
+              <w:rPr>
+                <w:rFonts w:cstheme="minorHAnsi"/>
+                <w:sz w:val="20"/>
+                <w:szCs w:val="20"/>
+              </w:rPr>
+              <w:t>Assessed</w:t>
+            </w:r>
+            <w:r>
+              <w:rPr>
+                <w:rFonts w:cstheme="minorHAnsi"/>
+                <w:sz w:val="20"/>
+                <w:szCs w:val="20"/>
+              </w:rPr>
+              <w:t xml:space="preserve"> preservation strategies and</w:t>
+            </w:r>
+            <w:r>
+              <w:rPr>
+                <w:rFonts w:cstheme="minorHAnsi"/>
+                <w:sz w:val="20"/>
+                <w:szCs w:val="20"/>
+              </w:rPr>
+              <w:t xml:space="preserve"> institutional capacity against </w:t>
+            </w:r>
+            <w:r>
+              <w:rPr>
+                <w:rFonts w:cstheme="minorHAnsi"/>
+                <w:b/>
+                <w:bCs/>
+                <w:sz w:val="20"/>
+                <w:szCs w:val="20"/>
+              </w:rPr>
+              <w:t>Archive-It</w:t>
+            </w:r>
+            <w:r>
+              <w:rPr>
+                <w:rFonts w:cstheme="minorHAnsi"/>
+                <w:sz w:val="20"/>
+                <w:szCs w:val="20"/>
+              </w:rPr>
+              <w:t xml:space="preserve"> infrastructure and </w:t>
+            </w:r>
+            <w:r>
+              <w:rPr>
+                <w:rFonts w:cstheme="minorHAnsi"/>
+                <w:b/>
+                <w:bCs/>
+                <w:sz w:val="20"/>
+                <w:szCs w:val="20"/>
+              </w:rPr>
+              <w:t>WARC/ISO 28500</w:t>
+            </w:r>
+            <w:r>
+              <w:rPr>
+                <w:rFonts w:cstheme="minorHAnsi"/>
+                <w:sz w:val="20"/>
+                <w:szCs w:val="20"/>
+              </w:rPr>
+              <w:t xml:space="preserve"> standards</w:t>
+            </w:r>
+            <w:r>
+              <w:rPr>
+                <w:rFonts w:cstheme="minorHAnsi"/>
+                <w:sz w:val="20"/>
+                <w:szCs w:val="20"/>
+              </w:rPr>
+              <w:t xml:space="preserve"> to support technical infrastructure for long-term access to sustainable digital collections.</w:t>
             </w:r>
           </w:p>
         </w:tc>
@@ -1876,7 +3046,363 @@
         <w:tc>
           <w:tcPr>
             <w:tcW w:w="10956" w:type="dxa"/>
-            <w:gridSpan w:val="8"/>
+            <w:gridSpan w:val="9"/>
+          </w:tcPr>
+          <w:p>
+            <w:pPr>
+              <w:rPr>
+                <w:rFonts w:eastAsia="Calibri" w:cstheme="minorHAnsi"/>
+                <w:b/>
+                <w:bCs/>
+                <w:color w:val="000000" w:themeColor="text1"/>
+                <w:sz w:val="4"/>
+                <w:szCs w:val="4"/>
+              </w:rPr>
+            </w:pPr>
+          </w:p>
+        </w:tc>
+      </w:tr>
+      <w:tr>
+        <w:tblPrEx>
+          <w:jc w:val="right"/>
+        </w:tblPrEx>
+        <w:trPr>
+          <w:trHeight w:val="68"/>
+          <w:jc w:val="right"/>
+        </w:trPr>
+        <w:tc>
+          <w:tcPr>
+            <w:tcW w:w="7650" w:type="dxa"/>
+            <w:gridSpan w:val="6"/>
+          </w:tcPr>
+          <w:p>
+            <w:pPr>
+              <w:rPr>
+                <w:rFonts w:eastAsia="Calibri" w:cstheme="minorHAnsi"/>
+                <w:b/>
+                <w:bCs/>
+                <w:color w:val="000000" w:themeColor="text1"/>
+                <w:sz w:val="20"/>
+                <w:szCs w:val="20"/>
+              </w:rPr>
+            </w:pPr>
+            <w:r>
+              <w:rPr>
+                <w:rFonts w:cstheme="minorHAnsi"/>
+                <w:b/>
+                <w:bCs/>
+                <w:sz w:val="20"/>
+                <w:szCs w:val="20"/>
+              </w:rPr>
+              <w:t xml:space="preserve">LLM-Driven Language Shift in Naturalistic Communication </w:t>
+            </w:r>
+            <w:r>
+              <w:rPr>
+                <w:rFonts w:cstheme="minorHAnsi"/>
+                <w:sz w:val="20"/>
+                <w:szCs w:val="20"/>
+              </w:rPr>
+              <w:t>– Independent Study.</w:t>
+            </w:r>
+          </w:p>
+        </w:tc>
+        <w:tc>
+          <w:tcPr>
+            <w:tcW w:w="3306" w:type="dxa"/>
+            <w:gridSpan w:val="3"/>
+          </w:tcPr>
+          <w:p>
+            <w:pPr>
+              <w:jc w:val="right"/>
+              <w:rPr>
+                <w:rFonts w:eastAsia="Calibri" w:cstheme="minorHAnsi"/>
+                <w:b/>
+                <w:bCs/>
+                <w:color w:val="000000" w:themeColor="text1"/>
+                <w:sz w:val="20"/>
+                <w:szCs w:val="20"/>
+              </w:rPr>
+            </w:pPr>
+            <w:r>
+              <w:rPr>
+                <w:rFonts w:cstheme="minorHAnsi"/>
+                <w:i/>
+                <w:iCs/>
+                <w:sz w:val="20"/>
+                <w:szCs w:val="20"/>
+              </w:rPr>
+              <w:t>Aug 2025 - Feb 2026</w:t>
+            </w:r>
+          </w:p>
+        </w:tc>
+      </w:tr>
+      <w:tr>
+        <w:tblPrEx>
+          <w:jc w:val="right"/>
+        </w:tblPrEx>
+        <w:trPr>
+          <w:trHeight w:val="189"/>
+          <w:jc w:val="right"/>
+        </w:trPr>
+        <w:tc>
+          <w:tcPr>
+            <w:tcW w:w="10956" w:type="dxa"/>
+            <w:gridSpan w:val="9"/>
+          </w:tcPr>
+          <w:p>
+            <w:pPr>
+              <w:pStyle w:val="ListParagraph"/>
+              <w:numPr>
+                <w:ilvl w:val="0"/>
+                <w:numId w:val="13"/>
+              </w:numPr>
+              <w:rPr>
+                <w:rFonts w:cstheme="minorHAnsi"/>
+                <w:sz w:val="20"/>
+                <w:szCs w:val="20"/>
+              </w:rPr>
+            </w:pPr>
+            <w:r>
+              <w:rPr>
+                <w:rFonts w:cstheme="minorHAnsi"/>
+                <w:sz w:val="20"/>
+                <w:szCs w:val="20"/>
+              </w:rPr>
+              <w:t>Executed</w:t>
+            </w:r>
+            <w:r>
+              <w:rPr>
+                <w:rFonts w:cstheme="minorHAnsi"/>
+                <w:sz w:val="20"/>
+                <w:szCs w:val="20"/>
+              </w:rPr>
+              <w:t xml:space="preserve"> a</w:t>
+            </w:r>
+            <w:r>
+              <w:rPr>
+                <w:rFonts w:cstheme="minorHAnsi"/>
+                <w:sz w:val="20"/>
+                <w:szCs w:val="20"/>
+              </w:rPr>
+              <w:t xml:space="preserve"> </w:t>
+            </w:r>
+            <w:r>
+              <w:rPr>
+                <w:rFonts w:cstheme="minorHAnsi"/>
+                <w:b/>
+                <w:bCs/>
+                <w:sz w:val="20"/>
+                <w:szCs w:val="20"/>
+              </w:rPr>
+              <w:t>PRISMA</w:t>
+            </w:r>
+            <w:r>
+              <w:rPr>
+                <w:rFonts w:cstheme="minorHAnsi"/>
+                <w:sz w:val="20"/>
+                <w:szCs w:val="20"/>
+              </w:rPr>
+              <w:t xml:space="preserve">-guided systematic review </w:t>
+            </w:r>
+            <w:r>
+              <w:rPr>
+                <w:rFonts w:cstheme="minorHAnsi"/>
+                <w:sz w:val="20"/>
+                <w:szCs w:val="20"/>
+              </w:rPr>
+              <w:t>(</w:t>
+            </w:r>
+            <w:r>
+              <w:rPr>
+                <w:rFonts w:cstheme="minorHAnsi"/>
+                <w:sz w:val="20"/>
+                <w:szCs w:val="20"/>
+              </w:rPr>
+              <w:t>6 bibliographic databases</w:t>
+            </w:r>
+            <w:r>
+              <w:rPr>
+                <w:rFonts w:cstheme="minorHAnsi"/>
+                <w:sz w:val="20"/>
+                <w:szCs w:val="20"/>
+              </w:rPr>
+              <w:t xml:space="preserve">, </w:t>
+            </w:r>
+            <w:r>
+              <w:rPr>
+                <w:rFonts w:cstheme="minorHAnsi"/>
+                <w:sz w:val="20"/>
+                <w:szCs w:val="20"/>
+              </w:rPr>
+              <w:t>4 preprint servers</w:t>
+            </w:r>
+            <w:r>
+              <w:rPr>
+                <w:rFonts w:cstheme="minorHAnsi"/>
+                <w:sz w:val="20"/>
+                <w:szCs w:val="20"/>
+              </w:rPr>
+              <w:t>)</w:t>
+            </w:r>
+            <w:r>
+              <w:rPr>
+                <w:rFonts w:cstheme="minorHAnsi"/>
+                <w:sz w:val="20"/>
+                <w:szCs w:val="20"/>
+              </w:rPr>
+              <w:t xml:space="preserve"> with </w:t>
+            </w:r>
+            <w:r>
+              <w:rPr>
+                <w:rFonts w:cstheme="minorHAnsi"/>
+                <w:sz w:val="20"/>
+                <w:szCs w:val="20"/>
+              </w:rPr>
+              <w:t>dual</w:t>
+            </w:r>
+            <w:r>
+              <w:rPr>
+                <w:rFonts w:cstheme="minorHAnsi"/>
+                <w:sz w:val="20"/>
+                <w:szCs w:val="20"/>
+              </w:rPr>
+              <w:t xml:space="preserve"> citation chasing</w:t>
+            </w:r>
+            <w:r>
+              <w:rPr>
+                <w:rFonts w:cstheme="minorHAnsi"/>
+                <w:sz w:val="20"/>
+                <w:szCs w:val="20"/>
+              </w:rPr>
+              <w:t>, synthesizing evidence on how large language models have affected human communication.</w:t>
+            </w:r>
+            <w:r>
+              <w:rPr>
+                <w:rFonts w:cstheme="minorHAnsi"/>
+                <w:sz w:val="20"/>
+                <w:szCs w:val="20"/>
+              </w:rPr>
+              <w:t xml:space="preserve"> </w:t>
+            </w:r>
+          </w:p>
+          <w:p>
+            <w:pPr>
+              <w:pStyle w:val="ListParagraph"/>
+              <w:numPr>
+                <w:ilvl w:val="0"/>
+                <w:numId w:val="13"/>
+              </w:numPr>
+              <w:rPr>
+                <w:rFonts w:cstheme="minorHAnsi"/>
+                <w:sz w:val="20"/>
+                <w:szCs w:val="20"/>
+              </w:rPr>
+            </w:pPr>
+            <w:r>
+              <w:rPr>
+                <w:rFonts w:cstheme="minorHAnsi"/>
+                <w:sz w:val="20"/>
+                <w:szCs w:val="20"/>
+              </w:rPr>
+              <w:t>Drafted</w:t>
+            </w:r>
+            <w:r>
+              <w:rPr>
+                <w:rFonts w:cstheme="minorHAnsi"/>
+                <w:sz w:val="20"/>
+                <w:szCs w:val="20"/>
+              </w:rPr>
+              <w:t xml:space="preserve"> a</w:t>
+            </w:r>
+            <w:r>
+              <w:rPr>
+                <w:rFonts w:cstheme="minorHAnsi"/>
+                <w:sz w:val="20"/>
+                <w:szCs w:val="20"/>
+              </w:rPr>
+              <w:t xml:space="preserve"> </w:t>
+            </w:r>
+            <w:r>
+              <w:rPr>
+                <w:rFonts w:cstheme="minorHAnsi"/>
+                <w:b/>
+                <w:bCs/>
+                <w:sz w:val="20"/>
+                <w:szCs w:val="20"/>
+              </w:rPr>
+              <w:t>five-lens conceptual extraction framework</w:t>
+            </w:r>
+            <w:r>
+              <w:rPr>
+                <w:rFonts w:cstheme="minorHAnsi"/>
+                <w:sz w:val="20"/>
+                <w:szCs w:val="20"/>
+              </w:rPr>
+              <w:t xml:space="preserve"> </w:t>
+            </w:r>
+            <w:r>
+              <w:rPr>
+                <w:rFonts w:cstheme="minorHAnsi"/>
+                <w:sz w:val="20"/>
+                <w:szCs w:val="20"/>
+              </w:rPr>
+              <w:t>classifying</w:t>
+            </w:r>
+            <w:r>
+              <w:rPr>
+                <w:rFonts w:cstheme="minorHAnsi"/>
+                <w:sz w:val="20"/>
+                <w:szCs w:val="20"/>
+              </w:rPr>
+              <w:t xml:space="preserve"> how studies operationalize LLM exposure and measure linguistic outcomes</w:t>
+            </w:r>
+            <w:r>
+              <w:rPr>
+                <w:rFonts w:cstheme="minorHAnsi"/>
+                <w:sz w:val="20"/>
+                <w:szCs w:val="20"/>
+              </w:rPr>
+              <w:t xml:space="preserve">, </w:t>
+            </w:r>
+            <w:r>
+              <w:rPr>
+                <w:rFonts w:cstheme="minorHAnsi"/>
+                <w:sz w:val="20"/>
+                <w:szCs w:val="20"/>
+              </w:rPr>
+              <w:t>surfacing gaps and methodological weaknesses</w:t>
+            </w:r>
+            <w:r>
+              <w:rPr>
+                <w:rFonts w:cstheme="minorHAnsi"/>
+                <w:sz w:val="20"/>
+                <w:szCs w:val="20"/>
+              </w:rPr>
+              <w:t xml:space="preserve"> alongside a </w:t>
+            </w:r>
+            <w:r>
+              <w:rPr>
+                <w:rFonts w:cstheme="minorHAnsi"/>
+                <w:sz w:val="20"/>
+                <w:szCs w:val="20"/>
+              </w:rPr>
+              <w:t>preliminary evidence map.</w:t>
+            </w:r>
+          </w:p>
+        </w:tc>
+      </w:tr>
+      <w:tr>
+        <w:tblPrEx>
+          <w:jc w:val="right"/>
+        </w:tblPrEx>
+        <w:trPr>
+          <w:trHeight w:val="68"/>
+          <w:jc w:val="right"/>
+        </w:trPr>
+        <w:tc>
+          <w:tcPr>
+            <w:tcW w:w="10956" w:type="dxa"/>
+            <w:gridSpan w:val="9"/>
           </w:tcPr>
           <w:p>
             <w:pPr>
@@ -1903,7 +3429,7 @@
         <w:tc>
           <w:tcPr>
             <w:tcW w:w="7560" w:type="dxa"/>
-            <w:gridSpan w:val="6"/>
+            <w:gridSpan w:val="5"/>
             <w:vAlign w:val="bottom"/>
           </w:tcPr>
           <w:p>
@@ -1940,7 +3466,7 @@
         <w:tc>
           <w:tcPr>
             <w:tcW w:w="3396" w:type="dxa"/>
-            <w:gridSpan w:val="2"/>
+            <w:gridSpan w:val="4"/>
             <w:vAlign w:val="bottom"/>
           </w:tcPr>
           <w:p>
@@ -1979,7 +3505,7 @@
         <w:tc>
           <w:tcPr>
             <w:tcW w:w="10956" w:type="dxa"/>
-            <w:gridSpan w:val="8"/>
+            <w:gridSpan w:val="9"/>
           </w:tcPr>
           <w:p>
             <w:pPr>
@@ -2000,25 +3526,7 @@
                 <w:sz w:val="20"/>
                 <w:szCs w:val="20"/>
               </w:rPr>
-              <w:t>Tested end-to-end ML pipeline in TensorFlow/</w:t>
-            </w:r>
-            <w:proofErr w:type="spellStart"/>
-            <w:r>
-              <w:rPr>
-                <w:rFonts w:cstheme="minorHAnsi"/>
-                <w:sz w:val="20"/>
-                <w:szCs w:val="20"/>
-              </w:rPr>
-              <w:t>Keras</w:t>
-            </w:r>
-            <w:proofErr w:type="spellEnd"/>
-            <w:r>
-              <w:rPr>
-                <w:rFonts w:cstheme="minorHAnsi"/>
-                <w:sz w:val="20"/>
-                <w:szCs w:val="20"/>
-              </w:rPr>
-              <w:t xml:space="preserve">/MNE on neural signal data. Benchmarked three </w:t>
+              <w:t xml:space="preserve">Tested end-to-end ML pipeline in TensorFlow/Keras/MNE on neural signal data. Benchmarked three </w:t>
             </w:r>
             <w:r>
               <w:rPr>
@@ -2038,62 +3546,16 @@
               </w:rPr>
               <w:t xml:space="preserve"> architectures (</w:t>
             </w:r>
-            <w:proofErr w:type="spellStart"/>
-            <w:r>
-              <w:rPr>
-                <w:rFonts w:cstheme="minorHAnsi"/>
-                <w:b/>
-                <w:bCs/>
-                <w:sz w:val="20"/>
-                <w:szCs w:val="20"/>
-              </w:rPr>
-              <w:t>EEGNet</w:t>
-            </w:r>
-            <w:proofErr w:type="spellEnd"/>
-            <w:r>
-              <w:rPr>
-                <w:rFonts w:cstheme="minorHAnsi"/>
-                <w:b/>
-                <w:bCs/>
-                <w:sz w:val="20"/>
-                <w:szCs w:val="20"/>
-              </w:rPr>
-              <w:t xml:space="preserve">, </w:t>
-            </w:r>
-            <w:proofErr w:type="spellStart"/>
-            <w:r>
-              <w:rPr>
-                <w:rFonts w:cstheme="minorHAnsi"/>
-                <w:b/>
-                <w:bCs/>
-                <w:sz w:val="20"/>
-                <w:szCs w:val="20"/>
-              </w:rPr>
-              <w:t>DeepConvNet</w:t>
-            </w:r>
-            <w:proofErr w:type="spellEnd"/>
-            <w:r>
-              <w:rPr>
-                <w:rFonts w:cstheme="minorHAnsi"/>
-                <w:b/>
-                <w:bCs/>
-                <w:sz w:val="20"/>
-                <w:szCs w:val="20"/>
-              </w:rPr>
-              <w:t xml:space="preserve">, &amp; </w:t>
-            </w:r>
-            <w:proofErr w:type="spellStart"/>
-            <w:r>
-              <w:rPr>
-                <w:rFonts w:cstheme="minorHAnsi"/>
-                <w:b/>
-                <w:bCs/>
-                <w:sz w:val="20"/>
-                <w:szCs w:val="20"/>
-              </w:rPr>
-              <w:t>ShallowConvNet</w:t>
-            </w:r>
-            <w:proofErr w:type="spellEnd"/>
+            <w:r>
+              <w:rPr>
+                <w:rFonts w:cstheme="minorHAnsi"/>
+                <w:b/>
+                <w:bCs/>
+                <w:sz w:val="20"/>
+                <w:szCs w:val="20"/>
+              </w:rPr>
+              <w:t>EEGNet, DeepConvNet, &amp; ShallowConvNet</w:t>
+            </w:r>
             <w:r>
               <w:rPr>
                 <w:rFonts w:cstheme="minorHAnsi"/>
@@ -2132,7 +3594,25 @@
                 <w:sz w:val="20"/>
                 <w:szCs w:val="20"/>
               </w:rPr>
-              <w:t>System Explainability Scale (SES</w:t>
+              <w:t>System Explainability Scale</w:t>
+            </w:r>
+            <w:r>
+              <w:rPr>
+                <w:rFonts w:cstheme="minorHAnsi"/>
+                <w:sz w:val="20"/>
+                <w:szCs w:val="20"/>
+              </w:rPr>
+              <w:t xml:space="preserve"> (</w:t>
+            </w:r>
+            <w:r>
+              <w:rPr>
+                <w:rFonts w:cstheme="minorHAnsi"/>
+                <w:b/>
+                <w:bCs/>
+                <w:sz w:val="20"/>
+                <w:szCs w:val="20"/>
+              </w:rPr>
+              <w:t>SES</w:t>
             </w:r>
             <w:r>
               <w:rPr>
@@ -2156,10 +3636,34 @@
         <w:tc>
           <w:tcPr>
             <w:tcW w:w="10956" w:type="dxa"/>
-            <w:gridSpan w:val="8"/>
+            <w:gridSpan w:val="9"/>
           </w:tcPr>
           <w:p>
             <w:pPr>
+              <w:rPr>
+                <w:rFonts w:eastAsia="Calibri" w:cstheme="minorHAnsi"/>
+                <w:b/>
+                <w:bCs/>
+                <w:color w:val="000000" w:themeColor="text1"/>
+                <w:sz w:val="4"/>
+                <w:szCs w:val="4"/>
+              </w:rPr>
+            </w:pPr>
+          </w:p>
+        </w:tc>
+      </w:tr>
+      <w:tr>
+        <w:trPr>
+          <w:trHeight w:val="68"/>
+        </w:trPr>
+        <w:tc>
+          <w:tcPr>
+            <w:tcW w:w="10956" w:type="dxa"/>
+            <w:gridSpan w:val="9"/>
+          </w:tcPr>
+          <w:p>
+            <w:pPr>
+              <w:jc w:val="right"/>
               <w:rPr>
                 <w:rFonts w:eastAsia="Calibri" w:cstheme="minorHAnsi"/>
                 <w:b/>
@@ -2177,364 +3681,25 @@
           <w:jc w:val="right"/>
         </w:tblPrEx>
         <w:trPr>
-          <w:trHeight w:val="68"/>
-          <w:jc w:val="right"/>
-        </w:trPr>
-        <w:tc>
-          <w:tcPr>
-            <w:tcW w:w="7200" w:type="dxa"/>
-            <w:gridSpan w:val="5"/>
-          </w:tcPr>
-          <w:p>
-            <w:pPr>
-              <w:rPr>
-                <w:rFonts w:eastAsia="Calibri" w:cstheme="minorHAnsi"/>
-                <w:b/>
-                <w:bCs/>
-                <w:color w:val="000000" w:themeColor="text1"/>
-                <w:sz w:val="20"/>
-                <w:szCs w:val="20"/>
-              </w:rPr>
-            </w:pPr>
-            <w:r>
-              <w:rPr>
-                <w:rFonts w:cstheme="minorHAnsi"/>
-                <w:b/>
-                <w:bCs/>
-                <w:sz w:val="20"/>
-                <w:szCs w:val="20"/>
-              </w:rPr>
-              <w:t xml:space="preserve">LLM-Driven Language Shift in Naturalistic Communication </w:t>
-            </w:r>
-            <w:r>
-              <w:rPr>
-                <w:rFonts w:cstheme="minorHAnsi"/>
-                <w:sz w:val="20"/>
-                <w:szCs w:val="20"/>
-              </w:rPr>
-              <w:t>– Independent Study.</w:t>
-            </w:r>
-          </w:p>
-        </w:tc>
-        <w:tc>
-          <w:tcPr>
-            <w:tcW w:w="3756" w:type="dxa"/>
-            <w:gridSpan w:val="3"/>
-          </w:tcPr>
-          <w:p>
-            <w:pPr>
-              <w:jc w:val="right"/>
-              <w:rPr>
-                <w:rFonts w:eastAsia="Calibri" w:cstheme="minorHAnsi"/>
-                <w:b/>
-                <w:bCs/>
-                <w:color w:val="000000" w:themeColor="text1"/>
-                <w:sz w:val="20"/>
-                <w:szCs w:val="20"/>
-              </w:rPr>
-            </w:pPr>
-            <w:r>
-              <w:rPr>
-                <w:rFonts w:cstheme="minorHAnsi"/>
-                <w:i/>
-                <w:iCs/>
-                <w:sz w:val="20"/>
-                <w:szCs w:val="20"/>
-              </w:rPr>
-              <w:t>Aug 2025 - Feb 2026</w:t>
-            </w:r>
-          </w:p>
-        </w:tc>
-      </w:tr>
-      <w:tr>
-        <w:tblPrEx>
-          <w:jc w:val="right"/>
-        </w:tblPrEx>
-        <w:trPr>
-          <w:trHeight w:val="189"/>
+          <w:trHeight w:val="198"/>
           <w:jc w:val="right"/>
         </w:trPr>
         <w:tc>
           <w:tcPr>
             <w:tcW w:w="10956" w:type="dxa"/>
-            <w:gridSpan w:val="8"/>
+            <w:gridSpan w:val="9"/>
           </w:tcPr>
           <w:p>
             <w:pPr>
-              <w:pStyle w:val="ListParagraph"/>
-              <w:numPr>
-                <w:ilvl w:val="0"/>
-                <w:numId w:val="13"/>
-              </w:numPr>
-              <w:rPr>
-                <w:rFonts w:cstheme="minorHAnsi"/>
-                <w:sz w:val="20"/>
-                <w:szCs w:val="20"/>
+              <w:rPr>
+                <w:rFonts w:eastAsia="Calibri" w:cstheme="minorHAnsi"/>
+                <w:b/>
+                <w:bCs/>
+                <w:color w:val="000000" w:themeColor="text1"/>
+                <w:sz w:val="4"/>
+                <w:szCs w:val="4"/>
               </w:rPr>
             </w:pPr>
-            <w:r>
-              <w:rPr>
-                <w:rFonts w:cstheme="minorHAnsi"/>
-                <w:sz w:val="20"/>
-                <w:szCs w:val="20"/>
-              </w:rPr>
-              <w:t>Executed</w:t>
-            </w:r>
-            <w:r>
-              <w:rPr>
-                <w:rFonts w:cstheme="minorHAnsi"/>
-                <w:sz w:val="20"/>
-                <w:szCs w:val="20"/>
-              </w:rPr>
-              <w:t xml:space="preserve"> a</w:t>
-            </w:r>
-            <w:r>
-              <w:rPr>
-                <w:rFonts w:cstheme="minorHAnsi"/>
-                <w:sz w:val="20"/>
-                <w:szCs w:val="20"/>
-              </w:rPr>
-              <w:t xml:space="preserve"> </w:t>
-            </w:r>
-            <w:r>
-              <w:rPr>
-                <w:rFonts w:cstheme="minorHAnsi"/>
-                <w:b/>
-                <w:bCs/>
-                <w:sz w:val="20"/>
-                <w:szCs w:val="20"/>
-              </w:rPr>
-              <w:t>PRISMA</w:t>
-            </w:r>
-            <w:r>
-              <w:rPr>
-                <w:rFonts w:cstheme="minorHAnsi"/>
-                <w:sz w:val="20"/>
-                <w:szCs w:val="20"/>
-              </w:rPr>
-              <w:t xml:space="preserve">-guided systematic review </w:t>
-            </w:r>
-            <w:r>
-              <w:rPr>
-                <w:rFonts w:cstheme="minorHAnsi"/>
-                <w:sz w:val="20"/>
-                <w:szCs w:val="20"/>
-              </w:rPr>
-              <w:t>(</w:t>
-            </w:r>
-            <w:r>
-              <w:rPr>
-                <w:rFonts w:cstheme="minorHAnsi"/>
-                <w:sz w:val="20"/>
-                <w:szCs w:val="20"/>
-              </w:rPr>
-              <w:t>6 bibliographic databases</w:t>
-            </w:r>
-            <w:r>
-              <w:rPr>
-                <w:rFonts w:cstheme="minorHAnsi"/>
-                <w:sz w:val="20"/>
-                <w:szCs w:val="20"/>
-              </w:rPr>
-              <w:t xml:space="preserve">, </w:t>
-            </w:r>
-            <w:r>
-              <w:rPr>
-                <w:rFonts w:cstheme="minorHAnsi"/>
-                <w:sz w:val="20"/>
-                <w:szCs w:val="20"/>
-              </w:rPr>
-              <w:t>4 preprint servers</w:t>
-            </w:r>
-            <w:r>
-              <w:rPr>
-                <w:rFonts w:cstheme="minorHAnsi"/>
-                <w:sz w:val="20"/>
-                <w:szCs w:val="20"/>
-              </w:rPr>
-              <w:t>)</w:t>
-            </w:r>
-            <w:r>
-              <w:rPr>
-                <w:rFonts w:cstheme="minorHAnsi"/>
-                <w:sz w:val="20"/>
-                <w:szCs w:val="20"/>
-              </w:rPr>
-              <w:t xml:space="preserve"> with </w:t>
-            </w:r>
-            <w:r>
-              <w:rPr>
-                <w:rFonts w:cstheme="minorHAnsi"/>
-                <w:sz w:val="20"/>
-                <w:szCs w:val="20"/>
-              </w:rPr>
-              <w:t>dual</w:t>
-            </w:r>
-            <w:r>
-              <w:rPr>
-                <w:rFonts w:cstheme="minorHAnsi"/>
-                <w:sz w:val="20"/>
-                <w:szCs w:val="20"/>
-              </w:rPr>
-              <w:t xml:space="preserve"> citation chasing</w:t>
-            </w:r>
-            <w:r>
-              <w:rPr>
-                <w:rFonts w:cstheme="minorHAnsi"/>
-                <w:sz w:val="20"/>
-                <w:szCs w:val="20"/>
-              </w:rPr>
-              <w:t>, synthesizing evidence on how large language models have affected human communication.</w:t>
-            </w:r>
-            <w:r>
-              <w:rPr>
-                <w:rFonts w:cstheme="minorHAnsi"/>
-                <w:sz w:val="20"/>
-                <w:szCs w:val="20"/>
-              </w:rPr>
-              <w:t xml:space="preserve"> </w:t>
-            </w:r>
-          </w:p>
-          <w:p>
-            <w:pPr>
-              <w:pStyle w:val="ListParagraph"/>
-              <w:numPr>
-                <w:ilvl w:val="0"/>
-                <w:numId w:val="13"/>
-              </w:numPr>
-              <w:rPr>
-                <w:rFonts w:cstheme="minorHAnsi"/>
-                <w:sz w:val="20"/>
-                <w:szCs w:val="20"/>
-              </w:rPr>
-            </w:pPr>
-            <w:r>
-              <w:rPr>
-                <w:rFonts w:cstheme="minorHAnsi"/>
-                <w:sz w:val="20"/>
-                <w:szCs w:val="20"/>
-              </w:rPr>
-              <w:t>Drafted a</w:t>
-            </w:r>
-            <w:r>
-              <w:rPr>
-                <w:rFonts w:cstheme="minorHAnsi"/>
-                <w:sz w:val="20"/>
-                <w:szCs w:val="20"/>
-              </w:rPr>
-              <w:t xml:space="preserve"> </w:t>
-            </w:r>
-            <w:r>
-              <w:rPr>
-                <w:rFonts w:cstheme="minorHAnsi"/>
-                <w:b/>
-                <w:bCs/>
-                <w:sz w:val="20"/>
-                <w:szCs w:val="20"/>
-              </w:rPr>
-              <w:t>five-lens conceptual extraction framework</w:t>
-            </w:r>
-            <w:r>
-              <w:rPr>
-                <w:rFonts w:cstheme="minorHAnsi"/>
-                <w:sz w:val="20"/>
-                <w:szCs w:val="20"/>
-              </w:rPr>
-              <w:t xml:space="preserve"> </w:t>
-            </w:r>
-            <w:r>
-              <w:rPr>
-                <w:rFonts w:cstheme="minorHAnsi"/>
-                <w:sz w:val="20"/>
-                <w:szCs w:val="20"/>
-              </w:rPr>
-              <w:t>classifying</w:t>
-            </w:r>
-            <w:r>
-              <w:rPr>
-                <w:rFonts w:cstheme="minorHAnsi"/>
-                <w:sz w:val="20"/>
-                <w:szCs w:val="20"/>
-              </w:rPr>
-              <w:t xml:space="preserve"> how studies operationalize LLM exposure and measure linguistic outcomes</w:t>
-            </w:r>
-            <w:r>
-              <w:rPr>
-                <w:rFonts w:cstheme="minorHAnsi"/>
-                <w:sz w:val="20"/>
-                <w:szCs w:val="20"/>
-              </w:rPr>
-              <w:t xml:space="preserve">, </w:t>
-            </w:r>
-            <w:r>
-              <w:rPr>
-                <w:rFonts w:cstheme="minorHAnsi"/>
-                <w:sz w:val="20"/>
-                <w:szCs w:val="20"/>
-              </w:rPr>
-              <w:t>surfacing gaps and methodological weaknesses</w:t>
-            </w:r>
-            <w:r>
-              <w:rPr>
-                <w:rFonts w:cstheme="minorHAnsi"/>
-                <w:sz w:val="20"/>
-                <w:szCs w:val="20"/>
-              </w:rPr>
-              <w:t xml:space="preserve"> alongside a </w:t>
-            </w:r>
-            <w:r>
-              <w:rPr>
-                <w:rFonts w:cstheme="minorHAnsi"/>
-                <w:sz w:val="20"/>
-                <w:szCs w:val="20"/>
-              </w:rPr>
-              <w:t>preliminary evidence map</w:t>
-            </w:r>
-            <w:r>
-              <w:rPr>
-                <w:rFonts w:cstheme="minorHAnsi"/>
-                <w:sz w:val="20"/>
-                <w:szCs w:val="20"/>
-              </w:rPr>
-              <w:t>.</w:t>
-            </w:r>
-          </w:p>
-        </w:tc>
-      </w:tr>
-      <w:tr>
-        <w:tblPrEx>
-          <w:jc w:val="right"/>
-        </w:tblPrEx>
-        <w:trPr>
-          <w:trHeight w:val="297"/>
-          <w:jc w:val="right"/>
-        </w:trPr>
-        <w:tc>
-          <w:tcPr>
-            <w:tcW w:w="10956" w:type="dxa"/>
-            <w:gridSpan w:val="8"/>
-            <w:vAlign w:val="bottom"/>
-          </w:tcPr>
-          <w:p>
-            <w:pPr>
-              <w:rPr>
-                <w:rFonts w:cstheme="minorHAnsi"/>
-                <w:i/>
-                <w:iCs/>
-                <w:sz w:val="20"/>
-                <w:szCs w:val="20"/>
-              </w:rPr>
-            </w:pPr>
-            <w:r>
-              <w:rPr>
-                <w:rFonts w:cstheme="minorHAnsi"/>
-                <w:i/>
-                <w:iCs/>
-                <w:sz w:val="20"/>
-                <w:szCs w:val="20"/>
-              </w:rPr>
-              <w:t>Software &amp; Data Projects</w:t>
-            </w:r>
           </w:p>
         </w:tc>
       </w:tr>
@@ -2554,7 +3719,6 @@
           </w:tcPr>
           <w:p>
             <w:pPr>
-              <w:spacing w:before="20"/>
               <w:rPr>
                 <w:rFonts w:cstheme="minorHAnsi"/>
                 <w:b/>
@@ -2586,12 +3750,11 @@
         <w:tc>
           <w:tcPr>
             <w:tcW w:w="4522" w:type="dxa"/>
-            <w:gridSpan w:val="6"/>
+            <w:gridSpan w:val="7"/>
             <w:vAlign w:val="bottom"/>
           </w:tcPr>
           <w:p>
             <w:pPr>
-              <w:spacing w:before="20"/>
               <w:jc w:val="right"/>
               <w:rPr>
                 <w:rFonts w:cstheme="minorHAnsi"/>
@@ -2617,13 +3780,13 @@
           <w:jc w:val="right"/>
         </w:tblPrEx>
         <w:trPr>
-          <w:trHeight w:val="279"/>
+          <w:trHeight w:val="603"/>
           <w:jc w:val="right"/>
         </w:trPr>
         <w:tc>
           <w:tcPr>
             <w:tcW w:w="10956" w:type="dxa"/>
-            <w:gridSpan w:val="8"/>
+            <w:gridSpan w:val="9"/>
           </w:tcPr>
           <w:p>
             <w:pPr>
@@ -2690,13 +3853,22 @@
             <w:r>
               <w:rPr>
                 <w:rFonts w:eastAsia="Calibri" w:cstheme="minorHAnsi"/>
-                <w:b/>
-                <w:bCs/>
                 <w:color w:val="000000" w:themeColor="text1"/>
                 <w:sz w:val="20"/>
                 <w:szCs w:val="20"/>
               </w:rPr>
-              <w:t xml:space="preserve">(Fast Healthcare Interoperability Resources) API </w:t>
+              <w:t>(</w:t>
+            </w:r>
+            <w:r>
+              <w:rPr>
+                <w:rFonts w:eastAsia="Calibri" w:cstheme="minorHAnsi"/>
+                <w:b/>
+                <w:bCs/>
+                <w:color w:val="000000" w:themeColor="text1"/>
+                <w:sz w:val="20"/>
+                <w:szCs w:val="20"/>
+              </w:rPr>
+              <w:t>Fast Healthcare Interoperability Resources</w:t>
             </w:r>
             <w:r>
               <w:rPr>
@@ -2705,35 +3877,28 @@
                 <w:sz w:val="20"/>
                 <w:szCs w:val="20"/>
               </w:rPr>
+              <w:t xml:space="preserve">) </w:t>
+            </w:r>
+            <w:r>
+              <w:rPr>
+                <w:rFonts w:eastAsia="Calibri" w:cstheme="minorHAnsi"/>
+                <w:b/>
+                <w:bCs/>
+                <w:color w:val="000000" w:themeColor="text1"/>
+                <w:sz w:val="20"/>
+                <w:szCs w:val="20"/>
+              </w:rPr>
+              <w:t xml:space="preserve">API </w:t>
+            </w:r>
+            <w:r>
+              <w:rPr>
+                <w:rFonts w:eastAsia="Calibri" w:cstheme="minorHAnsi"/>
+                <w:color w:val="000000" w:themeColor="text1"/>
+                <w:sz w:val="20"/>
+                <w:szCs w:val="20"/>
+              </w:rPr>
               <w:t>for data integration with hospital systems like EPIC, visualizing patient vitals/trends.</w:t>
             </w:r>
-          </w:p>
-        </w:tc>
-      </w:tr>
-      <w:tr>
-        <w:tblPrEx>
-          <w:jc w:val="right"/>
-        </w:tblPrEx>
-        <w:trPr>
-          <w:trHeight w:val="68"/>
-          <w:jc w:val="right"/>
-        </w:trPr>
-        <w:tc>
-          <w:tcPr>
-            <w:tcW w:w="10956" w:type="dxa"/>
-            <w:gridSpan w:val="8"/>
-          </w:tcPr>
-          <w:p>
-            <w:pPr>
-              <w:rPr>
-                <w:rFonts w:eastAsia="Calibri" w:cstheme="minorHAnsi"/>
-                <w:b/>
-                <w:bCs/>
-                <w:color w:val="000000" w:themeColor="text1"/>
-                <w:sz w:val="4"/>
-                <w:szCs w:val="4"/>
-              </w:rPr>
-            </w:pPr>
           </w:p>
         </w:tc>
       </w:tr>
@@ -2791,7 +3956,7 @@
         <w:tc>
           <w:tcPr>
             <w:tcW w:w="4522" w:type="dxa"/>
-            <w:gridSpan w:val="6"/>
+            <w:gridSpan w:val="7"/>
           </w:tcPr>
           <w:p>
             <w:pPr>
@@ -2828,7 +3993,7 @@
         <w:tc>
           <w:tcPr>
             <w:tcW w:w="10956" w:type="dxa"/>
-            <w:gridSpan w:val="8"/>
+            <w:gridSpan w:val="9"/>
           </w:tcPr>
           <w:p>
             <w:pPr>
@@ -2851,7 +4016,6 @@
               </w:rPr>
               <w:t>Designed and 3D-printed an interactive D3 dopamine receptor model from cryo-EM structures (</w:t>
             </w:r>
-            <w:proofErr w:type="spellStart"/>
             <w:r>
               <w:rPr>
                 <w:rFonts w:cstheme="minorHAnsi"/>
@@ -2862,7 +4026,6 @@
               </w:rPr>
               <w:t>ChimeraX</w:t>
             </w:r>
-            <w:proofErr w:type="spellEnd"/>
             <w:r>
               <w:rPr>
                 <w:rFonts w:cstheme="minorHAnsi"/>
@@ -2905,25 +4068,7 @@
                 <w:sz w:val="20"/>
                 <w:szCs w:val="20"/>
               </w:rPr>
-              <w:t xml:space="preserve">), demonstrating conformational change triggered by a </w:t>
-            </w:r>
-            <w:proofErr w:type="spellStart"/>
-            <w:r>
-              <w:rPr>
-                <w:rFonts w:cstheme="minorHAnsi"/>
-                <w:sz w:val="20"/>
-                <w:szCs w:val="20"/>
-              </w:rPr>
-              <w:t>bitopic</w:t>
-            </w:r>
-            <w:proofErr w:type="spellEnd"/>
-            <w:r>
-              <w:rPr>
-                <w:rFonts w:cstheme="minorHAnsi"/>
-                <w:sz w:val="20"/>
-                <w:szCs w:val="20"/>
-              </w:rPr>
-              <w:t xml:space="preserve"> ligand (FOB02-04A).</w:t>
+              <w:t>), demonstrating conformational change triggered by a bitopic ligand (FOB02-04A).</w:t>
             </w:r>
           </w:p>
           <w:p>
@@ -2945,61 +4090,7 @@
                 <w:sz w:val="20"/>
                 <w:szCs w:val="20"/>
               </w:rPr>
-              <w:t xml:space="preserve">Presented at UNC </w:t>
-            </w:r>
-            <w:proofErr w:type="spellStart"/>
-            <w:r>
-              <w:rPr>
-                <w:rFonts w:cstheme="minorHAnsi"/>
-                <w:sz w:val="20"/>
-                <w:szCs w:val="20"/>
-              </w:rPr>
-              <w:t>BeAM</w:t>
-            </w:r>
-            <w:proofErr w:type="spellEnd"/>
-            <w:r>
-              <w:rPr>
-                <w:rFonts w:cstheme="minorHAnsi"/>
-                <w:sz w:val="20"/>
-                <w:szCs w:val="20"/>
-              </w:rPr>
-              <w:t xml:space="preserve"> </w:t>
-            </w:r>
-            <w:proofErr w:type="spellStart"/>
-            <w:r>
-              <w:rPr>
-                <w:rFonts w:cstheme="minorHAnsi"/>
-                <w:sz w:val="20"/>
-                <w:szCs w:val="20"/>
-              </w:rPr>
-              <w:t>Makerfest</w:t>
-            </w:r>
-            <w:proofErr w:type="spellEnd"/>
-            <w:r>
-              <w:rPr>
-                <w:rFonts w:cstheme="minorHAnsi"/>
-                <w:sz w:val="20"/>
-                <w:szCs w:val="20"/>
-              </w:rPr>
-              <w:t xml:space="preserve"> as a communication tool for medicinal chemists and clinicians to visualize D3-selective </w:t>
-            </w:r>
-            <w:proofErr w:type="spellStart"/>
-            <w:r>
-              <w:rPr>
-                <w:rFonts w:cstheme="minorHAnsi"/>
-                <w:sz w:val="20"/>
-                <w:szCs w:val="20"/>
-              </w:rPr>
-              <w:t>bitopic</w:t>
-            </w:r>
-            <w:proofErr w:type="spellEnd"/>
-            <w:r>
-              <w:rPr>
-                <w:rFonts w:cstheme="minorHAnsi"/>
-                <w:sz w:val="20"/>
-                <w:szCs w:val="20"/>
-              </w:rPr>
-              <w:t xml:space="preserve"> agonist activity relevant to Parkinson's disease therapeutics.</w:t>
+              <w:t>Presented at UNC BeAM Makerfest as a communication tool for medicinal chemists and clinicians to visualize D3-selective bitopic agonist activity relevant to Parkinson's disease therapeutics.</w:t>
             </w:r>
           </w:p>
         </w:tc>
@@ -3009,35 +4100,25 @@
           <w:jc w:val="right"/>
         </w:tblPrEx>
         <w:trPr>
-          <w:trHeight w:val="297"/>
+          <w:trHeight w:val="68"/>
           <w:jc w:val="right"/>
         </w:trPr>
         <w:tc>
           <w:tcPr>
             <w:tcW w:w="10956" w:type="dxa"/>
-            <w:gridSpan w:val="8"/>
-            <w:vAlign w:val="bottom"/>
+            <w:gridSpan w:val="9"/>
           </w:tcPr>
           <w:p>
             <w:pPr>
               <w:rPr>
-                <w:rFonts w:cstheme="minorHAnsi"/>
-                <w:i/>
-                <w:iCs/>
-                <w:sz w:val="20"/>
-                <w:szCs w:val="20"/>
+                <w:rFonts w:eastAsia="Calibri" w:cstheme="minorHAnsi"/>
+                <w:b/>
+                <w:bCs/>
+                <w:color w:val="000000" w:themeColor="text1"/>
+                <w:sz w:val="4"/>
+                <w:szCs w:val="4"/>
               </w:rPr>
             </w:pPr>
-            <w:r>
-              <w:rPr>
-                <w:rFonts w:cstheme="minorHAnsi"/>
-                <w:i/>
-                <w:iCs/>
-                <w:sz w:val="20"/>
-                <w:szCs w:val="20"/>
-              </w:rPr>
-              <w:t>Information Science &amp; Archival Projects</w:t>
-            </w:r>
           </w:p>
         </w:tc>
       </w:tr>
@@ -3046,22 +4127,21 @@
           <w:jc w:val="right"/>
         </w:tblPrEx>
         <w:trPr>
-          <w:trHeight w:val="1332"/>
+          <w:trHeight w:val="189"/>
           <w:jc w:val="right"/>
         </w:trPr>
         <w:tc>
           <w:tcPr>
-            <w:tcW w:w="10956" w:type="dxa"/>
-            <w:gridSpan w:val="8"/>
+            <w:tcW w:w="7650" w:type="dxa"/>
+            <w:gridSpan w:val="6"/>
           </w:tcPr>
           <w:p>
             <w:pPr>
-              <w:keepNext/>
-              <w:tabs>
-                <w:tab w:val="right" w:pos="10740"/>
-              </w:tabs>
-              <w:spacing w:before="20" w:after="10"/>
-              <w:rPr>
+              <w:rPr>
+                <w:rFonts w:eastAsia="Calibri" w:cstheme="minorHAnsi"/>
+                <w:b/>
+                <w:bCs/>
+                <w:color w:val="000000" w:themeColor="text1"/>
                 <w:sz w:val="20"/>
                 <w:szCs w:val="20"/>
               </w:rPr>
@@ -3074,407 +4154,22 @@
                 <w:sz w:val="20"/>
                 <w:szCs w:val="20"/>
               </w:rPr>
-              <w:t>Archiving the Now</w:t>
-            </w:r>
-            <w:r>
-              <w:rPr>
-                <w:rFonts w:ascii="Calibri" w:eastAsia="Calibri" w:hAnsi="Calibri" w:cs="Calibri"/>
-                <w:sz w:val="18"/>
-                <w:szCs w:val="18"/>
-              </w:rPr>
-              <w:t xml:space="preserve"> </w:t>
-            </w:r>
-            <w:r>
-              <w:rPr>
-                <w:rFonts w:ascii="Calibri" w:eastAsia="Calibri" w:hAnsi="Calibri" w:cs="Calibri"/>
-                <w:sz w:val="20"/>
-                <w:szCs w:val="20"/>
-              </w:rPr>
-              <w:t xml:space="preserve">– </w:t>
-            </w:r>
-            <w:r>
-              <w:rPr>
-                <w:rFonts w:ascii="Calibri" w:eastAsia="Calibri" w:hAnsi="Calibri" w:cs="Calibri"/>
-                <w:sz w:val="20"/>
-                <w:szCs w:val="20"/>
-              </w:rPr>
-              <w:t>Information &amp; Library Science Student Association (ILSSA) Ad Hoc Archiving Committee.</w:t>
-            </w:r>
-            <w:r>
-              <w:rPr>
-                <w:rFonts w:ascii="Calibri" w:eastAsia="Calibri" w:hAnsi="Calibri" w:cs="Calibri"/>
-                <w:sz w:val="18"/>
-                <w:szCs w:val="18"/>
-              </w:rPr>
-              <w:tab/>
-            </w:r>
-            <w:r>
-              <w:rPr>
-                <w:rFonts w:ascii="Calibri" w:eastAsia="Calibri" w:hAnsi="Calibri" w:cs="Calibri"/>
-                <w:i/>
-                <w:iCs/>
-                <w:sz w:val="20"/>
-                <w:szCs w:val="20"/>
-              </w:rPr>
-              <w:t>Dec 2</w:t>
-            </w:r>
-            <w:r>
-              <w:rPr>
-                <w:rFonts w:ascii="Calibri" w:eastAsia="Calibri" w:hAnsi="Calibri" w:cs="Calibri"/>
-                <w:i/>
-                <w:iCs/>
-                <w:sz w:val="20"/>
-                <w:szCs w:val="20"/>
-              </w:rPr>
-              <w:t>025 - Present</w:t>
-            </w:r>
-          </w:p>
-          <w:p>
-            <w:pPr>
-              <w:pStyle w:val="ListParagraph"/>
-              <w:numPr>
-                <w:ilvl w:val="0"/>
-                <w:numId w:val="13"/>
-              </w:numPr>
-              <w:spacing w:before="20"/>
-              <w:rPr>
-                <w:rFonts w:cstheme="minorHAnsi"/>
-                <w:sz w:val="20"/>
-                <w:szCs w:val="20"/>
-              </w:rPr>
-            </w:pPr>
-            <w:r>
-              <w:rPr>
-                <w:rFonts w:cstheme="minorHAnsi"/>
-                <w:sz w:val="20"/>
-                <w:szCs w:val="20"/>
-              </w:rPr>
-              <w:t>Established</w:t>
-            </w:r>
-            <w:r>
-              <w:rPr>
-                <w:rFonts w:cstheme="minorHAnsi"/>
-                <w:sz w:val="20"/>
-                <w:szCs w:val="20"/>
-              </w:rPr>
-              <w:t xml:space="preserve"> </w:t>
-            </w:r>
-            <w:r>
-              <w:rPr>
-                <w:rFonts w:cstheme="minorHAnsi"/>
-                <w:sz w:val="20"/>
-                <w:szCs w:val="20"/>
-              </w:rPr>
-              <w:t>a</w:t>
-            </w:r>
-            <w:r>
-              <w:rPr>
-                <w:rFonts w:cstheme="minorHAnsi"/>
-                <w:sz w:val="20"/>
-                <w:szCs w:val="20"/>
-              </w:rPr>
-              <w:t xml:space="preserve"> </w:t>
-            </w:r>
-            <w:r>
-              <w:rPr>
-                <w:rFonts w:cstheme="minorHAnsi"/>
-                <w:b/>
-                <w:bCs/>
-                <w:sz w:val="20"/>
-                <w:szCs w:val="20"/>
-              </w:rPr>
-              <w:t>digital archiving initiative</w:t>
-            </w:r>
-            <w:r>
-              <w:rPr>
-                <w:rFonts w:cstheme="minorHAnsi"/>
-                <w:sz w:val="20"/>
-                <w:szCs w:val="20"/>
-              </w:rPr>
-              <w:t xml:space="preserve"> student committee </w:t>
-            </w:r>
-            <w:r>
-              <w:rPr>
-                <w:rFonts w:cstheme="minorHAnsi"/>
-                <w:sz w:val="20"/>
-                <w:szCs w:val="20"/>
-              </w:rPr>
-              <w:t xml:space="preserve">for </w:t>
-            </w:r>
-            <w:r>
-              <w:rPr>
-                <w:rFonts w:cstheme="minorHAnsi"/>
-                <w:sz w:val="20"/>
-                <w:szCs w:val="20"/>
-              </w:rPr>
-              <w:t xml:space="preserve">documenting </w:t>
-            </w:r>
-            <w:r>
-              <w:rPr>
-                <w:rFonts w:cstheme="minorHAnsi"/>
-                <w:sz w:val="20"/>
-                <w:szCs w:val="20"/>
-              </w:rPr>
-              <w:t xml:space="preserve">the </w:t>
-            </w:r>
-            <w:r>
-              <w:rPr>
-                <w:rFonts w:cstheme="minorHAnsi"/>
-                <w:sz w:val="20"/>
-                <w:szCs w:val="20"/>
-              </w:rPr>
-              <w:t>merge of</w:t>
-            </w:r>
-            <w:r>
-              <w:rPr>
-                <w:rFonts w:cstheme="minorHAnsi"/>
-                <w:sz w:val="20"/>
-                <w:szCs w:val="20"/>
-              </w:rPr>
-              <w:t xml:space="preserve"> the</w:t>
-            </w:r>
-            <w:r>
-              <w:rPr>
-                <w:rFonts w:cstheme="minorHAnsi"/>
-                <w:sz w:val="20"/>
-                <w:szCs w:val="20"/>
-              </w:rPr>
-              <w:t xml:space="preserve"> School of Information and Library Science (SILS) with </w:t>
-            </w:r>
-            <w:r>
-              <w:rPr>
-                <w:rFonts w:cstheme="minorHAnsi"/>
-                <w:sz w:val="20"/>
-                <w:szCs w:val="20"/>
-              </w:rPr>
-              <w:t xml:space="preserve">the </w:t>
-            </w:r>
-            <w:r>
-              <w:rPr>
-                <w:rFonts w:cstheme="minorHAnsi"/>
-                <w:sz w:val="20"/>
-                <w:szCs w:val="20"/>
-              </w:rPr>
-              <w:t>School of Data Science and Society (SDSS) as they came together to form SDIS</w:t>
-            </w:r>
-            <w:r>
-              <w:rPr>
-                <w:rFonts w:cstheme="minorHAnsi"/>
-                <w:sz w:val="20"/>
-                <w:szCs w:val="20"/>
-              </w:rPr>
-              <w:t>.</w:t>
-            </w:r>
-          </w:p>
-          <w:p>
-            <w:pPr>
-              <w:pStyle w:val="ListParagraph"/>
-              <w:numPr>
-                <w:ilvl w:val="0"/>
-                <w:numId w:val="13"/>
-              </w:numPr>
-              <w:spacing w:before="20"/>
-              <w:rPr>
-                <w:rFonts w:cstheme="minorHAnsi"/>
-                <w:sz w:val="20"/>
-                <w:szCs w:val="20"/>
-              </w:rPr>
-            </w:pPr>
-            <w:r>
-              <w:rPr>
-                <w:rFonts w:cstheme="minorHAnsi"/>
-                <w:sz w:val="20"/>
-                <w:szCs w:val="20"/>
-              </w:rPr>
-              <w:t xml:space="preserve">Developed collaborative oral-history methodologies and </w:t>
-            </w:r>
-            <w:r>
-              <w:rPr>
-                <w:rFonts w:cstheme="minorHAnsi"/>
-                <w:sz w:val="20"/>
-                <w:szCs w:val="20"/>
-              </w:rPr>
-              <w:t>digital preservation workflows for documenting institutional change</w:t>
-            </w:r>
-            <w:r>
-              <w:rPr>
-                <w:rFonts w:cstheme="minorHAnsi"/>
-                <w:sz w:val="20"/>
-                <w:szCs w:val="20"/>
-              </w:rPr>
-              <w:t xml:space="preserve">; </w:t>
-            </w:r>
-            <w:r>
-              <w:rPr>
-                <w:rFonts w:cstheme="minorHAnsi"/>
-                <w:sz w:val="20"/>
-                <w:szCs w:val="20"/>
-              </w:rPr>
-              <w:t>formalized a records partnership with UNC University Archives</w:t>
-            </w:r>
-            <w:r>
-              <w:rPr>
-                <w:rFonts w:cstheme="minorHAnsi"/>
-                <w:sz w:val="20"/>
-                <w:szCs w:val="20"/>
-              </w:rPr>
-              <w:t xml:space="preserve">. </w:t>
-            </w:r>
-            <w:r>
-              <w:rPr>
-                <w:rFonts w:cstheme="minorHAnsi"/>
-                <w:sz w:val="20"/>
-                <w:szCs w:val="20"/>
-              </w:rPr>
-              <w:t xml:space="preserve">Collected </w:t>
-            </w:r>
-            <w:r>
-              <w:rPr>
-                <w:rFonts w:cstheme="minorHAnsi"/>
-                <w:b/>
-                <w:bCs/>
-                <w:sz w:val="20"/>
-                <w:szCs w:val="20"/>
-              </w:rPr>
-              <w:t>50+ survey responses</w:t>
-            </w:r>
-            <w:r>
-              <w:rPr>
-                <w:rFonts w:cstheme="minorHAnsi"/>
-                <w:sz w:val="20"/>
-                <w:szCs w:val="20"/>
-              </w:rPr>
-              <w:t xml:space="preserve">, </w:t>
-            </w:r>
-            <w:r>
-              <w:rPr>
-                <w:rFonts w:cstheme="minorHAnsi"/>
-                <w:b/>
-                <w:bCs/>
-                <w:sz w:val="20"/>
-                <w:szCs w:val="20"/>
-              </w:rPr>
-              <w:t>9 written stories</w:t>
-            </w:r>
-            <w:r>
-              <w:rPr>
-                <w:rFonts w:cstheme="minorHAnsi"/>
-                <w:sz w:val="20"/>
-                <w:szCs w:val="20"/>
-              </w:rPr>
-              <w:t xml:space="preserve">, and </w:t>
-            </w:r>
-            <w:r>
-              <w:rPr>
-                <w:rFonts w:cstheme="minorHAnsi"/>
-                <w:b/>
-                <w:bCs/>
-                <w:sz w:val="20"/>
-                <w:szCs w:val="20"/>
-              </w:rPr>
-              <w:t>11 oral histories</w:t>
-            </w:r>
-            <w:r>
-              <w:rPr>
-                <w:rFonts w:cstheme="minorHAnsi"/>
-                <w:sz w:val="20"/>
-                <w:szCs w:val="20"/>
-              </w:rPr>
-              <w:t>; presented "Anecdote as Antidote" at the SNCA/SCAA 2026 Joint Annual Conference.</w:t>
-            </w:r>
-            <w:r>
-              <w:rPr>
-                <w:rFonts w:ascii="Calibri" w:eastAsia="Calibri" w:hAnsi="Calibri" w:cs="Calibri"/>
-                <w:sz w:val="18"/>
-                <w:szCs w:val="18"/>
-              </w:rPr>
-              <w:tab/>
-            </w:r>
-          </w:p>
-        </w:tc>
-      </w:tr>
-      <w:tr>
-        <w:tblPrEx>
-          <w:jc w:val="right"/>
-        </w:tblPrEx>
-        <w:trPr>
-          <w:trHeight w:val="288"/>
-          <w:jc w:val="right"/>
-        </w:trPr>
-        <w:tc>
-          <w:tcPr>
-            <w:tcW w:w="7200" w:type="dxa"/>
-            <w:gridSpan w:val="5"/>
-            <w:vAlign w:val="bottom"/>
-          </w:tcPr>
-          <w:p>
-            <w:pPr>
-              <w:rPr>
-                <w:rFonts w:eastAsia="Calibri" w:cstheme="minorHAnsi"/>
-                <w:b/>
-                <w:bCs/>
-                <w:color w:val="000000" w:themeColor="text1"/>
-                <w:sz w:val="20"/>
-                <w:szCs w:val="20"/>
-              </w:rPr>
-            </w:pPr>
-            <w:r>
-              <w:rPr>
-                <w:rFonts w:cstheme="minorHAnsi"/>
-                <w:b/>
-                <w:bCs/>
-                <w:sz w:val="20"/>
-                <w:szCs w:val="20"/>
-              </w:rPr>
-              <w:t>AI Scraping Access Policy Framework</w:t>
-            </w:r>
-            <w:r>
-              <w:rPr>
-                <w:rFonts w:ascii="Calibri" w:eastAsia="Calibri" w:hAnsi="Calibri" w:cs="Calibri"/>
-                <w:sz w:val="18"/>
-                <w:szCs w:val="18"/>
-              </w:rPr>
-              <w:t xml:space="preserve"> </w:t>
-            </w:r>
-            <w:r>
-              <w:rPr>
-                <w:rFonts w:ascii="Calibri" w:eastAsia="Calibri" w:hAnsi="Calibri" w:cs="Calibri"/>
-                <w:sz w:val="20"/>
-                <w:szCs w:val="20"/>
-              </w:rPr>
-              <w:t xml:space="preserve">– </w:t>
-            </w:r>
-            <w:r>
-              <w:rPr>
-                <w:rFonts w:ascii="Calibri" w:eastAsia="Calibri" w:hAnsi="Calibri" w:cs="Calibri"/>
-                <w:sz w:val="20"/>
-                <w:szCs w:val="20"/>
-              </w:rPr>
-              <w:t xml:space="preserve">Supervisors: </w:t>
-            </w:r>
-            <w:r>
-              <w:rPr>
-                <w:rFonts w:ascii="Calibri" w:eastAsia="Calibri" w:hAnsi="Calibri" w:cs="Calibri"/>
-                <w:sz w:val="20"/>
-                <w:szCs w:val="20"/>
-              </w:rPr>
-              <w:t>Will Cross &amp; Dave Hansen</w:t>
-            </w:r>
-            <w:r>
-              <w:rPr>
-                <w:rFonts w:ascii="Calibri" w:eastAsia="Calibri" w:hAnsi="Calibri" w:cs="Calibri"/>
-                <w:sz w:val="20"/>
-                <w:szCs w:val="20"/>
-              </w:rPr>
-              <w:t>.</w:t>
+              <w:t xml:space="preserve">Biomedical &amp; Environmental Research </w:t>
+            </w:r>
+            <w:r>
+              <w:rPr>
+                <w:rFonts w:cstheme="minorHAnsi"/>
+                <w:sz w:val="20"/>
+                <w:szCs w:val="20"/>
+              </w:rPr>
+              <w:t>(selected)</w:t>
             </w:r>
           </w:p>
         </w:tc>
         <w:tc>
           <w:tcPr>
-            <w:tcW w:w="3756" w:type="dxa"/>
+            <w:tcW w:w="3306" w:type="dxa"/>
             <w:gridSpan w:val="3"/>
-            <w:vAlign w:val="bottom"/>
           </w:tcPr>
           <w:p>
             <w:pPr>
@@ -3490,33 +4185,13 @@
             </w:pPr>
             <w:r>
               <w:rPr>
-                <w:rFonts w:ascii="Calibri" w:eastAsia="Calibri" w:hAnsi="Calibri" w:cs="Calibri"/>
+                <w:rFonts w:cstheme="minorHAnsi"/>
                 <w:i/>
                 <w:iCs/>
                 <w:sz w:val="20"/>
                 <w:szCs w:val="20"/>
               </w:rPr>
-              <w:t>Jan 2</w:t>
-            </w:r>
-            <w:r>
-              <w:rPr>
-                <w:rFonts w:ascii="Calibri" w:eastAsia="Calibri" w:hAnsi="Calibri" w:cs="Calibri"/>
-                <w:i/>
-                <w:iCs/>
-                <w:sz w:val="20"/>
-                <w:szCs w:val="20"/>
-              </w:rPr>
-              <w:t>026</w:t>
-            </w:r>
-            <w:r>
-              <w:rPr>
-                <w:rFonts w:ascii="Calibri" w:eastAsia="Calibri" w:hAnsi="Calibri" w:cs="Calibri"/>
-                <w:i/>
-                <w:iCs/>
-                <w:sz w:val="20"/>
-                <w:szCs w:val="20"/>
-              </w:rPr>
-              <w:t xml:space="preserve"> - May 2026</w:t>
+              <w:t>2019 - 2022</w:t>
             </w:r>
           </w:p>
         </w:tc>
@@ -3532,7 +4207,7 @@
         <w:tc>
           <w:tcPr>
             <w:tcW w:w="10956" w:type="dxa"/>
-            <w:gridSpan w:val="8"/>
+            <w:gridSpan w:val="9"/>
           </w:tcPr>
           <w:p>
             <w:pPr>
@@ -3553,655 +4228,25 @@
                 <w:sz w:val="20"/>
                 <w:szCs w:val="20"/>
               </w:rPr>
-              <w:t xml:space="preserve">Authored a board-ready annotated policy memo </w:t>
-            </w:r>
-            <w:r>
-              <w:rPr>
-                <w:rFonts w:cstheme="minorHAnsi"/>
-                <w:sz w:val="20"/>
-                <w:szCs w:val="20"/>
-              </w:rPr>
-              <w:t xml:space="preserve">for the </w:t>
-            </w:r>
-            <w:r>
-              <w:rPr>
-                <w:rFonts w:cstheme="minorHAnsi"/>
-                <w:b/>
-                <w:bCs/>
-                <w:sz w:val="20"/>
-                <w:szCs w:val="20"/>
-              </w:rPr>
-              <w:t>Internet Archive</w:t>
-            </w:r>
-            <w:r>
-              <w:rPr>
-                <w:rFonts w:cstheme="minorHAnsi"/>
-                <w:sz w:val="20"/>
-                <w:szCs w:val="20"/>
-              </w:rPr>
-              <w:t xml:space="preserve"> </w:t>
-            </w:r>
-            <w:r>
-              <w:rPr>
-                <w:rFonts w:cstheme="minorHAnsi"/>
-                <w:sz w:val="20"/>
-                <w:szCs w:val="20"/>
-              </w:rPr>
-              <w:t xml:space="preserve">governing </w:t>
-            </w:r>
-            <w:r>
-              <w:rPr>
-                <w:rFonts w:cstheme="minorHAnsi"/>
-                <w:b/>
-                <w:bCs/>
-                <w:sz w:val="20"/>
-                <w:szCs w:val="20"/>
-              </w:rPr>
-              <w:t>bulk automated access to digital collections</w:t>
-            </w:r>
-            <w:r>
-              <w:rPr>
-                <w:rFonts w:cstheme="minorHAnsi"/>
-                <w:sz w:val="20"/>
-                <w:szCs w:val="20"/>
-              </w:rPr>
-              <w:t xml:space="preserve">, </w:t>
-            </w:r>
-            <w:r>
-              <w:rPr>
-                <w:rFonts w:cstheme="minorHAnsi"/>
-                <w:sz w:val="20"/>
-                <w:szCs w:val="20"/>
-              </w:rPr>
-              <w:t>weighing interests of publishers, researchers, and AI developers</w:t>
-            </w:r>
-            <w:r>
-              <w:rPr>
-                <w:rFonts w:cstheme="minorHAnsi"/>
-                <w:sz w:val="20"/>
-                <w:szCs w:val="20"/>
-              </w:rPr>
-              <w:t xml:space="preserve"> across a stakeholder scenario analysis.</w:t>
-            </w:r>
-          </w:p>
-          <w:p>
-            <w:pPr>
-              <w:pStyle w:val="ListParagraph"/>
-              <w:numPr>
-                <w:ilvl w:val="0"/>
-                <w:numId w:val="13"/>
-              </w:numPr>
-              <w:rPr>
-                <w:rFonts w:cstheme="minorHAnsi"/>
-                <w:sz w:val="20"/>
-                <w:szCs w:val="20"/>
-              </w:rPr>
-            </w:pPr>
-            <w:r>
-              <w:rPr>
-                <w:rFonts w:cstheme="minorHAnsi"/>
-                <w:sz w:val="20"/>
-                <w:szCs w:val="20"/>
-              </w:rPr>
-              <w:t xml:space="preserve">Wrote </w:t>
-            </w:r>
-            <w:r>
-              <w:rPr>
-                <w:rFonts w:cstheme="minorHAnsi"/>
-                <w:sz w:val="20"/>
-                <w:szCs w:val="20"/>
-              </w:rPr>
-              <w:t>Terms of Service text, tiered access</w:t>
-            </w:r>
-            <w:r>
-              <w:rPr>
-                <w:rFonts w:cstheme="minorHAnsi"/>
-                <w:sz w:val="20"/>
-                <w:szCs w:val="20"/>
-              </w:rPr>
-              <w:t xml:space="preserve"> framework, model Data Trust Agreement, </w:t>
-            </w:r>
-            <w:r>
-              <w:rPr>
-                <w:rFonts w:cstheme="minorHAnsi"/>
-                <w:sz w:val="20"/>
-                <w:szCs w:val="20"/>
-              </w:rPr>
-              <w:t xml:space="preserve">and </w:t>
-            </w:r>
-            <w:r>
-              <w:rPr>
-                <w:rFonts w:cstheme="minorHAnsi"/>
-                <w:sz w:val="20"/>
-                <w:szCs w:val="20"/>
-              </w:rPr>
-              <w:t>staff implementation guidance</w:t>
-            </w:r>
-            <w:r>
-              <w:rPr>
-                <w:rFonts w:cstheme="minorHAnsi"/>
-                <w:sz w:val="20"/>
-                <w:szCs w:val="20"/>
-              </w:rPr>
-              <w:t>.</w:t>
-            </w:r>
-          </w:p>
-        </w:tc>
-      </w:tr>
-      <w:tr>
-        <w:tblPrEx>
-          <w:jc w:val="right"/>
-        </w:tblPrEx>
-        <w:trPr>
-          <w:trHeight w:val="323"/>
-          <w:jc w:val="right"/>
-        </w:trPr>
-        <w:tc>
-          <w:tcPr>
-            <w:tcW w:w="7200" w:type="dxa"/>
-            <w:gridSpan w:val="5"/>
-            <w:vAlign w:val="bottom"/>
-          </w:tcPr>
-          <w:p>
-            <w:pPr>
-              <w:rPr>
-                <w:rFonts w:eastAsia="Calibri" w:cstheme="minorHAnsi"/>
-                <w:b/>
-                <w:bCs/>
-                <w:color w:val="000000" w:themeColor="text1"/>
-                <w:sz w:val="20"/>
-                <w:szCs w:val="20"/>
-              </w:rPr>
-            </w:pPr>
-            <w:r>
-              <w:rPr>
-                <w:rFonts w:cstheme="minorHAnsi"/>
-                <w:b/>
-                <w:bCs/>
-                <w:sz w:val="20"/>
-                <w:szCs w:val="20"/>
-              </w:rPr>
-              <w:lastRenderedPageBreak/>
-              <w:t>Web Archive Forensics Service Proposal</w:t>
-            </w:r>
-            <w:r>
-              <w:rPr>
-                <w:rFonts w:ascii="Calibri" w:eastAsia="Calibri" w:hAnsi="Calibri" w:cs="Calibri"/>
-                <w:sz w:val="18"/>
-                <w:szCs w:val="18"/>
-              </w:rPr>
-              <w:t xml:space="preserve"> </w:t>
-            </w:r>
-            <w:r>
-              <w:rPr>
-                <w:rFonts w:ascii="Calibri" w:eastAsia="Calibri" w:hAnsi="Calibri" w:cs="Calibri"/>
-                <w:sz w:val="20"/>
-                <w:szCs w:val="20"/>
-              </w:rPr>
-              <w:t xml:space="preserve">– </w:t>
-            </w:r>
-            <w:r>
-              <w:rPr>
-                <w:rFonts w:cstheme="minorHAnsi"/>
-                <w:sz w:val="20"/>
-                <w:szCs w:val="20"/>
-              </w:rPr>
-              <w:t xml:space="preserve">Supervisor: </w:t>
-            </w:r>
-            <w:r>
-              <w:rPr>
-                <w:rFonts w:cstheme="minorHAnsi"/>
-                <w:sz w:val="20"/>
-                <w:szCs w:val="20"/>
-              </w:rPr>
-              <w:t>Leslie Thomson</w:t>
-            </w:r>
-            <w:r>
-              <w:rPr>
-                <w:rFonts w:cstheme="minorHAnsi"/>
-                <w:sz w:val="20"/>
-                <w:szCs w:val="20"/>
-              </w:rPr>
-              <w:t>.</w:t>
-            </w:r>
-          </w:p>
-        </w:tc>
-        <w:tc>
-          <w:tcPr>
-            <w:tcW w:w="3756" w:type="dxa"/>
-            <w:gridSpan w:val="3"/>
-            <w:vAlign w:val="bottom"/>
-          </w:tcPr>
-          <w:p>
-            <w:pPr>
-              <w:jc w:val="right"/>
-              <w:rPr>
-                <w:rFonts w:eastAsia="Calibri" w:cstheme="minorHAnsi"/>
-                <w:b/>
-                <w:bCs/>
-                <w:color w:val="000000" w:themeColor="text1"/>
-                <w:sz w:val="20"/>
-                <w:szCs w:val="20"/>
-              </w:rPr>
-            </w:pPr>
-            <w:r>
-              <w:rPr>
-                <w:rFonts w:ascii="Calibri" w:eastAsia="Calibri" w:hAnsi="Calibri" w:cs="Calibri"/>
-                <w:i/>
-                <w:iCs/>
-                <w:sz w:val="20"/>
-                <w:szCs w:val="20"/>
-              </w:rPr>
-              <w:t xml:space="preserve">Mar </w:t>
-            </w:r>
-            <w:r>
-              <w:rPr>
-                <w:rFonts w:ascii="Calibri" w:eastAsia="Calibri" w:hAnsi="Calibri" w:cs="Calibri"/>
-                <w:i/>
-                <w:iCs/>
-                <w:sz w:val="20"/>
-                <w:szCs w:val="20"/>
-              </w:rPr>
-              <w:t>2026</w:t>
-            </w:r>
-            <w:r>
-              <w:rPr>
-                <w:rFonts w:ascii="Calibri" w:eastAsia="Calibri" w:hAnsi="Calibri" w:cs="Calibri"/>
-                <w:i/>
-                <w:iCs/>
-                <w:sz w:val="20"/>
-                <w:szCs w:val="20"/>
-              </w:rPr>
-              <w:t xml:space="preserve"> - May 2026</w:t>
-            </w:r>
-          </w:p>
-        </w:tc>
-      </w:tr>
-      <w:tr>
-        <w:tblPrEx>
-          <w:jc w:val="right"/>
-        </w:tblPrEx>
-        <w:trPr>
-          <w:trHeight w:val="189"/>
-          <w:jc w:val="right"/>
-        </w:trPr>
-        <w:tc>
-          <w:tcPr>
-            <w:tcW w:w="10956" w:type="dxa"/>
-            <w:gridSpan w:val="8"/>
-          </w:tcPr>
-          <w:p>
-            <w:pPr>
-              <w:pStyle w:val="ListParagraph"/>
-              <w:numPr>
-                <w:ilvl w:val="0"/>
-                <w:numId w:val="13"/>
-              </w:numPr>
-              <w:rPr>
-                <w:rFonts w:cstheme="minorHAnsi"/>
-                <w:sz w:val="20"/>
-                <w:szCs w:val="20"/>
-              </w:rPr>
-            </w:pPr>
-            <w:r>
-              <w:rPr>
-                <w:rFonts w:cstheme="minorHAnsi"/>
-                <w:sz w:val="20"/>
-                <w:szCs w:val="20"/>
-              </w:rPr>
-              <w:t>Created</w:t>
-            </w:r>
-            <w:r>
-              <w:rPr>
-                <w:rFonts w:cstheme="minorHAnsi"/>
-                <w:sz w:val="20"/>
-                <w:szCs w:val="20"/>
-              </w:rPr>
-              <w:t xml:space="preserve"> a three-tier reference and capture service for the State Library of NC</w:t>
-            </w:r>
-            <w:r>
-              <w:rPr>
-                <w:rFonts w:cstheme="minorHAnsi"/>
-                <w:sz w:val="20"/>
-                <w:szCs w:val="20"/>
-              </w:rPr>
-              <w:t xml:space="preserve">, with </w:t>
-            </w:r>
-            <w:r>
-              <w:rPr>
-                <w:rFonts w:cstheme="minorHAnsi"/>
-                <w:b/>
-                <w:bCs/>
-                <w:sz w:val="20"/>
-                <w:szCs w:val="20"/>
-              </w:rPr>
-              <w:t>automated web capture</w:t>
-            </w:r>
-            <w:r>
-              <w:rPr>
-                <w:rFonts w:cstheme="minorHAnsi"/>
-                <w:sz w:val="20"/>
-                <w:szCs w:val="20"/>
-              </w:rPr>
-              <w:t xml:space="preserve">, </w:t>
-            </w:r>
-            <w:r>
-              <w:rPr>
-                <w:rFonts w:cstheme="minorHAnsi"/>
-                <w:b/>
-                <w:bCs/>
-                <w:sz w:val="20"/>
-                <w:szCs w:val="20"/>
-              </w:rPr>
-              <w:t>metadata extraction</w:t>
-            </w:r>
-            <w:r>
-              <w:rPr>
-                <w:rFonts w:cstheme="minorHAnsi"/>
-                <w:sz w:val="20"/>
-                <w:szCs w:val="20"/>
-              </w:rPr>
-              <w:t xml:space="preserve">, and </w:t>
-            </w:r>
-            <w:r>
-              <w:rPr>
-                <w:rFonts w:cstheme="minorHAnsi"/>
-                <w:b/>
-                <w:bCs/>
-                <w:sz w:val="20"/>
-                <w:szCs w:val="20"/>
-              </w:rPr>
-              <w:t>verification workflows</w:t>
-            </w:r>
-            <w:r>
-              <w:rPr>
-                <w:rFonts w:cstheme="minorHAnsi"/>
-                <w:sz w:val="20"/>
-                <w:szCs w:val="20"/>
-              </w:rPr>
-              <w:t xml:space="preserve"> grounded </w:t>
-            </w:r>
-            <w:r>
-              <w:rPr>
-                <w:rFonts w:cstheme="minorHAnsi"/>
-                <w:sz w:val="20"/>
-                <w:szCs w:val="20"/>
-              </w:rPr>
-              <w:t>in a statewide information-needs analysis of independent journalists</w:t>
-            </w:r>
-            <w:r>
-              <w:rPr>
-                <w:rFonts w:cstheme="minorHAnsi"/>
-                <w:sz w:val="20"/>
-                <w:szCs w:val="20"/>
-              </w:rPr>
-              <w:t>;</w:t>
-            </w:r>
-            <w:r>
-              <w:rPr>
-                <w:rFonts w:cstheme="minorHAnsi"/>
-                <w:sz w:val="20"/>
-                <w:szCs w:val="20"/>
-              </w:rPr>
-              <w:t xml:space="preserve"> scoped feasibility, limitations, and library-newsroom service precedents.</w:t>
-            </w:r>
-          </w:p>
-          <w:p>
-            <w:pPr>
-              <w:pStyle w:val="ListParagraph"/>
-              <w:numPr>
-                <w:ilvl w:val="0"/>
-                <w:numId w:val="13"/>
-              </w:numPr>
-              <w:rPr>
-                <w:rFonts w:cstheme="minorHAnsi"/>
-                <w:sz w:val="20"/>
-                <w:szCs w:val="20"/>
-              </w:rPr>
-            </w:pPr>
-            <w:r>
-              <w:rPr>
-                <w:rFonts w:cstheme="minorHAnsi"/>
-                <w:sz w:val="20"/>
-                <w:szCs w:val="20"/>
-              </w:rPr>
-              <w:t>Assessed</w:t>
-            </w:r>
-            <w:r>
-              <w:rPr>
-                <w:rFonts w:cstheme="minorHAnsi"/>
-                <w:sz w:val="20"/>
-                <w:szCs w:val="20"/>
-              </w:rPr>
-              <w:t xml:space="preserve"> preservation strategies and</w:t>
-            </w:r>
-            <w:r>
-              <w:rPr>
-                <w:rFonts w:cstheme="minorHAnsi"/>
-                <w:sz w:val="20"/>
-                <w:szCs w:val="20"/>
-              </w:rPr>
-              <w:t xml:space="preserve"> institutional capacity against </w:t>
-            </w:r>
-            <w:r>
-              <w:rPr>
-                <w:rFonts w:cstheme="minorHAnsi"/>
-                <w:b/>
-                <w:bCs/>
-                <w:sz w:val="20"/>
-                <w:szCs w:val="20"/>
-              </w:rPr>
-              <w:t>Archive-It</w:t>
-            </w:r>
-            <w:r>
-              <w:rPr>
-                <w:rFonts w:cstheme="minorHAnsi"/>
-                <w:sz w:val="20"/>
-                <w:szCs w:val="20"/>
-              </w:rPr>
-              <w:t xml:space="preserve"> infrastructure and </w:t>
-            </w:r>
-            <w:r>
-              <w:rPr>
-                <w:rFonts w:cstheme="minorHAnsi"/>
-                <w:b/>
-                <w:bCs/>
-                <w:sz w:val="20"/>
-                <w:szCs w:val="20"/>
-              </w:rPr>
-              <w:t>WARC/ISO 28500</w:t>
-            </w:r>
-            <w:r>
-              <w:rPr>
-                <w:rFonts w:cstheme="minorHAnsi"/>
-                <w:sz w:val="20"/>
-                <w:szCs w:val="20"/>
-              </w:rPr>
-              <w:t xml:space="preserve"> standards</w:t>
-            </w:r>
-            <w:r>
-              <w:rPr>
-                <w:rFonts w:cstheme="minorHAnsi"/>
-                <w:sz w:val="20"/>
-                <w:szCs w:val="20"/>
-              </w:rPr>
-              <w:t xml:space="preserve"> to support technical infrastructure for long-term access to sustainable digital collections.</w:t>
-            </w:r>
-          </w:p>
-        </w:tc>
-      </w:tr>
-      <w:tr>
-        <w:tblPrEx>
-          <w:jc w:val="right"/>
-        </w:tblPrEx>
-        <w:trPr>
-          <w:trHeight w:val="68"/>
-          <w:jc w:val="right"/>
-        </w:trPr>
-        <w:tc>
-          <w:tcPr>
-            <w:tcW w:w="10956" w:type="dxa"/>
-            <w:gridSpan w:val="8"/>
-          </w:tcPr>
-          <w:p>
-            <w:pPr>
-              <w:rPr>
-                <w:rFonts w:eastAsia="Calibri" w:cstheme="minorHAnsi"/>
-                <w:b/>
-                <w:bCs/>
-                <w:color w:val="000000" w:themeColor="text1"/>
-                <w:sz w:val="4"/>
-                <w:szCs w:val="4"/>
-              </w:rPr>
-            </w:pPr>
-          </w:p>
-        </w:tc>
-      </w:tr>
-      <w:tr>
-        <w:tblPrEx>
-          <w:jc w:val="right"/>
-        </w:tblPrEx>
-        <w:trPr>
-          <w:trHeight w:val="189"/>
-          <w:jc w:val="right"/>
-        </w:trPr>
-        <w:tc>
-          <w:tcPr>
-            <w:tcW w:w="7200" w:type="dxa"/>
-            <w:gridSpan w:val="5"/>
-          </w:tcPr>
-          <w:p>
-            <w:pPr>
-              <w:rPr>
-                <w:rFonts w:eastAsia="Calibri" w:cstheme="minorHAnsi"/>
-                <w:b/>
-                <w:bCs/>
-                <w:color w:val="000000" w:themeColor="text1"/>
-                <w:sz w:val="20"/>
-                <w:szCs w:val="20"/>
-              </w:rPr>
-            </w:pPr>
-            <w:r>
-              <w:rPr>
-                <w:rFonts w:cstheme="minorHAnsi"/>
-                <w:b/>
-                <w:bCs/>
-                <w:sz w:val="20"/>
-                <w:szCs w:val="20"/>
-              </w:rPr>
-              <w:t xml:space="preserve">Biomedical &amp; </w:t>
-            </w:r>
-            <w:r>
-              <w:rPr>
-                <w:rFonts w:cstheme="minorHAnsi"/>
-                <w:b/>
-                <w:bCs/>
-                <w:sz w:val="20"/>
-                <w:szCs w:val="20"/>
-              </w:rPr>
-              <w:t xml:space="preserve">Computational </w:t>
-            </w:r>
-            <w:r>
-              <w:rPr>
-                <w:rFonts w:cstheme="minorHAnsi"/>
-                <w:b/>
-                <w:bCs/>
-                <w:sz w:val="20"/>
-                <w:szCs w:val="20"/>
-              </w:rPr>
-              <w:t xml:space="preserve">Research </w:t>
-            </w:r>
-            <w:r>
-              <w:rPr>
-                <w:rFonts w:cstheme="minorHAnsi"/>
-                <w:sz w:val="20"/>
-                <w:szCs w:val="20"/>
-              </w:rPr>
-              <w:t>(selected)</w:t>
-            </w:r>
-          </w:p>
-        </w:tc>
-        <w:tc>
-          <w:tcPr>
-            <w:tcW w:w="3756" w:type="dxa"/>
-            <w:gridSpan w:val="3"/>
-          </w:tcPr>
-          <w:p>
-            <w:pPr>
-              <w:jc w:val="right"/>
-              <w:rPr>
-                <w:rFonts w:eastAsia="Calibri" w:cstheme="minorHAnsi"/>
-                <w:b/>
-                <w:bCs/>
-                <w:color w:val="000000" w:themeColor="text1"/>
-                <w:sz w:val="20"/>
-                <w:szCs w:val="20"/>
-              </w:rPr>
-            </w:pPr>
-            <w:r>
-              <w:rPr>
-                <w:rFonts w:cstheme="minorHAnsi"/>
-                <w:i/>
-                <w:iCs/>
-                <w:sz w:val="20"/>
-                <w:szCs w:val="20"/>
-              </w:rPr>
-              <w:t>2019 - 2022</w:t>
-            </w:r>
-          </w:p>
-        </w:tc>
-      </w:tr>
-      <w:tr>
-        <w:tblPrEx>
-          <w:jc w:val="right"/>
-        </w:tblPrEx>
-        <w:trPr>
-          <w:trHeight w:val="189"/>
-          <w:jc w:val="right"/>
-        </w:trPr>
-        <w:tc>
-          <w:tcPr>
-            <w:tcW w:w="10956" w:type="dxa"/>
-            <w:gridSpan w:val="8"/>
-          </w:tcPr>
-          <w:p>
-            <w:pPr>
-              <w:pStyle w:val="ListParagraph"/>
-              <w:numPr>
-                <w:ilvl w:val="0"/>
-                <w:numId w:val="13"/>
-              </w:numPr>
-              <w:rPr>
-                <w:rFonts w:cstheme="minorHAnsi"/>
-                <w:sz w:val="20"/>
-                <w:szCs w:val="20"/>
-              </w:rPr>
-            </w:pPr>
-            <w:r>
-              <w:rPr>
-                <w:rFonts w:cstheme="minorHAnsi"/>
-                <w:sz w:val="20"/>
-                <w:szCs w:val="20"/>
-              </w:rPr>
-              <w:t xml:space="preserve">Synthesized biogenic silver nanoparticles with agri-food byproducts as a novel anticancer reducing agent (Regeneron STS Top 300; NC International Science Challenge); developed chitosan-insulin nanoparticles for oral insulin delivery in noninvasive diabetes treatment (International </w:t>
-            </w:r>
-            <w:proofErr w:type="spellStart"/>
-            <w:r>
-              <w:rPr>
-                <w:rFonts w:cstheme="minorHAnsi"/>
-                <w:sz w:val="20"/>
-                <w:szCs w:val="20"/>
-              </w:rPr>
-              <w:t>BioGENEius</w:t>
-            </w:r>
-            <w:proofErr w:type="spellEnd"/>
-            <w:r>
-              <w:rPr>
-                <w:rFonts w:cstheme="minorHAnsi"/>
-                <w:sz w:val="20"/>
-                <w:szCs w:val="20"/>
-              </w:rPr>
-              <w:t xml:space="preserve"> Challenge); studied algae-based wastewater bioremediation (published, International Journal of High School Research; Intel ISEF).</w:t>
+              <w:t>Synthesized biogenic silver nanoparticles with agri-food byproducts as a novel anticancer reducing agent (Regeneron STS Top 300; NC International Science Challenge); developed chitosan-insulin nanoparticles for oral insulin delivery in noninvasive diabetes treatment (International BioGENEius Challenge); studied algae-based wastewater bioremediation (</w:t>
+            </w:r>
+            <w:r>
+              <w:rPr>
+                <w:rFonts w:cstheme="minorHAnsi"/>
+                <w:b/>
+                <w:bCs/>
+                <w:sz w:val="20"/>
+                <w:szCs w:val="20"/>
+              </w:rPr>
+              <w:t>published</w:t>
+            </w:r>
+            <w:r>
+              <w:rPr>
+                <w:rFonts w:cstheme="minorHAnsi"/>
+                <w:sz w:val="20"/>
+                <w:szCs w:val="20"/>
+              </w:rPr>
+              <w:t>, International Journal of High School Research; Intel ISEF).</w:t>
             </w:r>
           </w:p>
           <w:p>
@@ -4325,7 +4370,7 @@
         <w:tc>
           <w:tcPr>
             <w:tcW w:w="10956" w:type="dxa"/>
-            <w:gridSpan w:val="8"/>
+            <w:gridSpan w:val="9"/>
           </w:tcPr>
           <w:p>
             <w:pPr>
@@ -4345,7 +4390,7 @@
         <w:tc>
           <w:tcPr>
             <w:tcW w:w="10956" w:type="dxa"/>
-            <w:gridSpan w:val="8"/>
+            <w:gridSpan w:val="9"/>
             <w:tcBorders>
               <w:bottom w:val="single" w:sz="4" w:space="0" w:color="auto"/>
             </w:tcBorders>
@@ -4369,17 +4414,7 @@
                 <w:sz w:val="23"/>
                 <w:szCs w:val="23"/>
               </w:rPr>
-              <w:t>LEADERSHIP</w:t>
-            </w:r>
-            <w:r>
-              <w:rPr>
-                <w:rFonts w:eastAsia="Open Sans" w:cstheme="minorHAnsi"/>
-                <w:b/>
-                <w:color w:val="2079C7"/>
-                <w:sz w:val="23"/>
-                <w:szCs w:val="23"/>
-              </w:rPr>
-              <w:t xml:space="preserve"> EXPERIENCES</w:t>
+              <w:t>ACTIVITIES &amp; LEADERSHIP</w:t>
             </w:r>
           </w:p>
         </w:tc>
@@ -4390,8 +4425,8 @@
         </w:trPr>
         <w:tc>
           <w:tcPr>
-            <w:tcW w:w="7200" w:type="dxa"/>
-            <w:gridSpan w:val="5"/>
+            <w:tcW w:w="7650" w:type="dxa"/>
+            <w:gridSpan w:val="6"/>
             <w:vAlign w:val="bottom"/>
           </w:tcPr>
           <w:p>
@@ -4427,7 +4462,7 @@
         </w:tc>
         <w:tc>
           <w:tcPr>
-            <w:tcW w:w="3756" w:type="dxa"/>
+            <w:tcW w:w="3306" w:type="dxa"/>
             <w:gridSpan w:val="3"/>
             <w:vAlign w:val="bottom"/>
           </w:tcPr>
@@ -4463,7 +4498,7 @@
         <w:tc>
           <w:tcPr>
             <w:tcW w:w="10956" w:type="dxa"/>
-            <w:gridSpan w:val="8"/>
+            <w:gridSpan w:val="9"/>
           </w:tcPr>
           <w:p>
             <w:pPr>
@@ -4578,7 +4613,33 @@
                 <w:sz w:val="20"/>
                 <w:szCs w:val="20"/>
               </w:rPr>
-              <w:t>GWC College Loop (2026)</w:t>
+              <w:t xml:space="preserve">GWC College Loop </w:t>
+            </w:r>
+            <w:r>
+              <w:rPr>
+                <w:rFonts w:cstheme="minorHAnsi"/>
+                <w:sz w:val="20"/>
+                <w:szCs w:val="20"/>
+              </w:rPr>
+              <w:t>(</w:t>
+            </w:r>
+            <w:r>
+              <w:rPr>
+                <w:rFonts w:cstheme="minorHAnsi"/>
+                <w:b/>
+                <w:bCs/>
+                <w:sz w:val="20"/>
+                <w:szCs w:val="20"/>
+              </w:rPr>
+              <w:t>2026</w:t>
+            </w:r>
+            <w:r>
+              <w:rPr>
+                <w:rFonts w:cstheme="minorHAnsi"/>
+                <w:sz w:val="20"/>
+                <w:szCs w:val="20"/>
+              </w:rPr>
+              <w:t>)</w:t>
             </w:r>
             <w:r>
               <w:rPr>
@@ -4614,7 +4675,7 @@
         <w:tc>
           <w:tcPr>
             <w:tcW w:w="10956" w:type="dxa"/>
-            <w:gridSpan w:val="8"/>
+            <w:gridSpan w:val="9"/>
           </w:tcPr>
           <w:p>
             <w:pPr>
@@ -4632,12 +4693,12 @@
       </w:tr>
       <w:tr>
         <w:trPr>
-          <w:trHeight w:val="81"/>
+          <w:trHeight w:val="68"/>
         </w:trPr>
         <w:tc>
           <w:tcPr>
-            <w:tcW w:w="7200" w:type="dxa"/>
-            <w:gridSpan w:val="5"/>
+            <w:tcW w:w="7650" w:type="dxa"/>
+            <w:gridSpan w:val="6"/>
           </w:tcPr>
           <w:p>
             <w:pPr>
@@ -4672,7 +4733,7 @@
         </w:tc>
         <w:tc>
           <w:tcPr>
-            <w:tcW w:w="3756" w:type="dxa"/>
+            <w:tcW w:w="3306" w:type="dxa"/>
             <w:gridSpan w:val="3"/>
             <w:vAlign w:val="bottom"/>
           </w:tcPr>
@@ -4718,7 +4779,7 @@
         <w:tc>
           <w:tcPr>
             <w:tcW w:w="10956" w:type="dxa"/>
-            <w:gridSpan w:val="8"/>
+            <w:gridSpan w:val="9"/>
           </w:tcPr>
           <w:p>
             <w:pPr>
@@ -4817,25 +4878,7 @@
                 <w:sz w:val="20"/>
                 <w:szCs w:val="20"/>
               </w:rPr>
-              <w:t xml:space="preserve">Managed communication platform, server infrastructure, and hosted bi-weekly activities; configured automated moderation tools, interactive bots, </w:t>
-            </w:r>
-            <w:proofErr w:type="spellStart"/>
-            <w:r>
-              <w:rPr>
-                <w:rFonts w:cstheme="minorHAnsi"/>
-                <w:sz w:val="20"/>
-                <w:szCs w:val="20"/>
-              </w:rPr>
-              <w:t>AlertCarolina</w:t>
-            </w:r>
-            <w:proofErr w:type="spellEnd"/>
-            <w:r>
-              <w:rPr>
-                <w:rFonts w:cstheme="minorHAnsi"/>
-                <w:sz w:val="20"/>
-                <w:szCs w:val="20"/>
-              </w:rPr>
-              <w:t xml:space="preserve"> webhooks, </w:t>
+              <w:t xml:space="preserve">Managed communication platform, server infrastructure, and hosted bi-weekly activities; configured automated moderation tools, interactive bots, AlertCarolina webhooks, </w:t>
             </w:r>
             <w:r>
               <w:rPr>
@@ -4881,7 +4924,7 @@
         <w:tc>
           <w:tcPr>
             <w:tcW w:w="10956" w:type="dxa"/>
-            <w:gridSpan w:val="8"/>
+            <w:gridSpan w:val="9"/>
           </w:tcPr>
           <w:p>
             <w:pPr>
@@ -4899,12 +4942,12 @@
       </w:tr>
       <w:tr>
         <w:trPr>
-          <w:trHeight w:val="189"/>
+          <w:trHeight w:val="68"/>
         </w:trPr>
         <w:tc>
           <w:tcPr>
-            <w:tcW w:w="7200" w:type="dxa"/>
-            <w:gridSpan w:val="5"/>
+            <w:tcW w:w="7650" w:type="dxa"/>
+            <w:gridSpan w:val="6"/>
           </w:tcPr>
           <w:p>
             <w:pPr>
@@ -4933,13 +4976,21 @@
                 <w:sz w:val="20"/>
                 <w:szCs w:val="20"/>
               </w:rPr>
-              <w:t xml:space="preserve"> – UNC SILS</w:t>
+              <w:t xml:space="preserve"> – UNC </w:t>
+            </w:r>
+            <w:r>
+              <w:rPr>
+                <w:rFonts w:cstheme="minorHAnsi"/>
+                <w:sz w:val="20"/>
+                <w:szCs w:val="20"/>
+              </w:rPr>
+              <w:t>Information &amp; Library Science (ILS)</w:t>
             </w:r>
           </w:p>
         </w:tc>
         <w:tc>
           <w:tcPr>
-            <w:tcW w:w="3756" w:type="dxa"/>
+            <w:tcW w:w="3306" w:type="dxa"/>
             <w:gridSpan w:val="3"/>
           </w:tcPr>
           <w:p>
@@ -4974,7 +5025,7 @@
         <w:tc>
           <w:tcPr>
             <w:tcW w:w="10956" w:type="dxa"/>
-            <w:gridSpan w:val="8"/>
+            <w:gridSpan w:val="9"/>
           </w:tcPr>
           <w:p>
             <w:pPr>
@@ -4995,7 +5046,23 @@
                 <w:sz w:val="20"/>
                 <w:szCs w:val="20"/>
               </w:rPr>
-              <w:t>Selected to represent SILS for prospective students and families through outreach events and academic panels.</w:t>
+              <w:t>Selected to represent S</w:t>
+            </w:r>
+            <w:r>
+              <w:rPr>
+                <w:rFonts w:cstheme="minorHAnsi"/>
+                <w:sz w:val="20"/>
+                <w:szCs w:val="20"/>
+              </w:rPr>
+              <w:t>DI</w:t>
+            </w:r>
+            <w:r>
+              <w:rPr>
+                <w:rFonts w:cstheme="minorHAnsi"/>
+                <w:sz w:val="20"/>
+                <w:szCs w:val="20"/>
+              </w:rPr>
+              <w:t>S for prospective students and families through outreach events and academic panels.</w:t>
             </w:r>
           </w:p>
           <w:p>
@@ -5027,7 +5094,7 @@
                 <w:sz w:val="20"/>
                 <w:szCs w:val="20"/>
               </w:rPr>
-              <w:t>SILS New School Student Advisory Board</w:t>
+              <w:t>ILS New School Student Advisory Board</w:t>
             </w:r>
             <w:r>
               <w:rPr>
@@ -5063,7 +5130,7 @@
         <w:tc>
           <w:tcPr>
             <w:tcW w:w="10956" w:type="dxa"/>
-            <w:gridSpan w:val="8"/>
+            <w:gridSpan w:val="9"/>
           </w:tcPr>
           <w:p>
             <w:pPr>
@@ -5085,8 +5152,8 @@
         </w:trPr>
         <w:tc>
           <w:tcPr>
-            <w:tcW w:w="7200" w:type="dxa"/>
-            <w:gridSpan w:val="5"/>
+            <w:tcW w:w="7650" w:type="dxa"/>
+            <w:gridSpan w:val="6"/>
           </w:tcPr>
           <w:p>
             <w:pPr>
@@ -5121,7 +5188,7 @@
         </w:tc>
         <w:tc>
           <w:tcPr>
-            <w:tcW w:w="3756" w:type="dxa"/>
+            <w:tcW w:w="3306" w:type="dxa"/>
             <w:gridSpan w:val="3"/>
           </w:tcPr>
           <w:p>
@@ -5156,7 +5223,7 @@
         <w:tc>
           <w:tcPr>
             <w:tcW w:w="10956" w:type="dxa"/>
-            <w:gridSpan w:val="8"/>
+            <w:gridSpan w:val="9"/>
           </w:tcPr>
           <w:p>
             <w:pPr>
@@ -5252,7 +5319,55 @@
                 <w:sz w:val="20"/>
                 <w:szCs w:val="20"/>
               </w:rPr>
-              <w:t xml:space="preserve"> (International Conrad Spirit of Innovation Challenge 2021, Aerospace &amp; Aviation); recognized as </w:t>
+              <w:t xml:space="preserve"> </w:t>
+            </w:r>
+            <w:r>
+              <w:rPr>
+                <w:rFonts w:cstheme="minorHAnsi"/>
+                <w:sz w:val="20"/>
+                <w:szCs w:val="20"/>
+              </w:rPr>
+              <w:t xml:space="preserve">in </w:t>
+            </w:r>
+            <w:r>
+              <w:rPr>
+                <w:rFonts w:cstheme="minorHAnsi"/>
+                <w:sz w:val="20"/>
+                <w:szCs w:val="20"/>
+              </w:rPr>
+              <w:t>Aerospace &amp; Aviation</w:t>
+            </w:r>
+            <w:r>
+              <w:rPr>
+                <w:rFonts w:cstheme="minorHAnsi"/>
+                <w:sz w:val="20"/>
+                <w:szCs w:val="20"/>
+              </w:rPr>
+              <w:t xml:space="preserve"> (</w:t>
+            </w:r>
+            <w:r>
+              <w:rPr>
+                <w:rFonts w:cstheme="minorHAnsi"/>
+                <w:sz w:val="20"/>
+                <w:szCs w:val="20"/>
+              </w:rPr>
+              <w:t>International Conrad Spirit of Innovation Challenge 2021</w:t>
+            </w:r>
+            <w:r>
+              <w:rPr>
+                <w:rFonts w:cstheme="minorHAnsi"/>
+                <w:sz w:val="20"/>
+                <w:szCs w:val="20"/>
+              </w:rPr>
+              <w:t>, highest honor</w:t>
+            </w:r>
+            <w:r>
+              <w:rPr>
+                <w:rFonts w:cstheme="minorHAnsi"/>
+                <w:sz w:val="20"/>
+                <w:szCs w:val="20"/>
+              </w:rPr>
+              <w:t xml:space="preserve">); recognized as </w:t>
             </w:r>
             <w:r>
               <w:rPr>
@@ -5300,7 +5415,7 @@
         <w:tc>
           <w:tcPr>
             <w:tcW w:w="10956" w:type="dxa"/>
-            <w:gridSpan w:val="8"/>
+            <w:gridSpan w:val="9"/>
           </w:tcPr>
           <w:p>
             <w:pPr>
@@ -5323,14 +5438,17 @@
         </w:trPr>
         <w:tc>
           <w:tcPr>
-            <w:tcW w:w="6327" w:type="dxa"/>
+            <w:tcW w:w="7650" w:type="dxa"/>
+            <w:gridSpan w:val="6"/>
           </w:tcPr>
           <w:p>
             <w:pPr>
               <w:rPr>
                 <w:rFonts w:cstheme="minorHAnsi"/>
-                <w:sz w:val="20"/>
-                <w:szCs w:val="20"/>
+                <w:b/>
+                <w:bCs/>
+                <w:sz w:val="24"/>
+                <w:szCs w:val="24"/>
               </w:rPr>
             </w:pPr>
             <w:r>
@@ -5341,59 +5459,41 @@
                 <w:sz w:val="20"/>
                 <w:szCs w:val="20"/>
               </w:rPr>
-              <w:t>Apprentice</w:t>
-            </w:r>
-            <w:r>
-              <w:rPr>
-                <w:rFonts w:cstheme="minorHAnsi"/>
-                <w:sz w:val="20"/>
-                <w:szCs w:val="20"/>
-              </w:rPr>
-              <w:t xml:space="preserve"> </w:t>
-            </w:r>
-            <w:r>
-              <w:rPr>
-                <w:rFonts w:cstheme="minorHAnsi"/>
-                <w:sz w:val="20"/>
-                <w:szCs w:val="20"/>
-              </w:rPr>
-              <w:t>–</w:t>
-            </w:r>
-            <w:r>
-              <w:rPr>
-                <w:rFonts w:cstheme="minorHAnsi"/>
-                <w:sz w:val="20"/>
-                <w:szCs w:val="20"/>
-              </w:rPr>
-              <w:t xml:space="preserve"> Girls Who Code × Pluralsight Work Prep Apprenticeship</w:t>
+              <w:t xml:space="preserve">Editor-in-Chief </w:t>
+            </w:r>
+            <w:r>
+              <w:rPr>
+                <w:rFonts w:cstheme="minorHAnsi"/>
+                <w:sz w:val="20"/>
+                <w:szCs w:val="20"/>
+              </w:rPr>
+              <w:t>– Broad Street Scientific (BSS)</w:t>
             </w:r>
           </w:p>
         </w:tc>
         <w:tc>
           <w:tcPr>
-            <w:tcW w:w="4629" w:type="dxa"/>
-            <w:gridSpan w:val="7"/>
+            <w:tcW w:w="3306" w:type="dxa"/>
+            <w:gridSpan w:val="3"/>
           </w:tcPr>
           <w:p>
             <w:pPr>
               <w:jc w:val="right"/>
               <w:rPr>
                 <w:rFonts w:cstheme="minorHAnsi"/>
+                <w:sz w:val="20"/>
+                <w:szCs w:val="20"/>
+              </w:rPr>
+            </w:pPr>
+            <w:r>
+              <w:rPr>
+                <w:rFonts w:cstheme="minorHAnsi"/>
                 <w:i/>
                 <w:iCs/>
                 <w:sz w:val="20"/>
                 <w:szCs w:val="20"/>
               </w:rPr>
-            </w:pPr>
-            <w:r>
-              <w:rPr>
-                <w:rFonts w:cstheme="minorHAnsi"/>
-                <w:i/>
-                <w:iCs/>
-                <w:sz w:val="20"/>
-                <w:szCs w:val="20"/>
-              </w:rPr>
-              <w:t>Remote | May 2023 - Jun 2023</w:t>
+              <w:t>Durham, NC | Oct 2020 - Jun 2022</w:t>
             </w:r>
           </w:p>
         </w:tc>
@@ -5405,15 +5505,14 @@
         <w:tc>
           <w:tcPr>
             <w:tcW w:w="10956" w:type="dxa"/>
-            <w:gridSpan w:val="8"/>
-            <w:vAlign w:val="bottom"/>
+            <w:gridSpan w:val="9"/>
           </w:tcPr>
           <w:p>
             <w:pPr>
               <w:pStyle w:val="ListParagraph"/>
               <w:numPr>
                 <w:ilvl w:val="0"/>
-                <w:numId w:val="16"/>
+                <w:numId w:val="19"/>
               </w:numPr>
               <w:rPr>
                 <w:rFonts w:cstheme="minorHAnsi"/>
@@ -5427,146 +5526,51 @@
                 <w:sz w:val="20"/>
                 <w:szCs w:val="20"/>
               </w:rPr>
-              <w:t>Conducted</w:t>
-            </w:r>
-            <w:r>
-              <w:rPr>
-                <w:rFonts w:cstheme="minorHAnsi"/>
-                <w:sz w:val="20"/>
-                <w:szCs w:val="20"/>
-              </w:rPr>
-              <w:t xml:space="preserve"> Pluralsight workshops in full-stack web &amp; software development, Python, Java, and cloud technologies. </w:t>
-            </w:r>
-            <w:r>
-              <w:rPr>
-                <w:rFonts w:cstheme="minorHAnsi"/>
-                <w:sz w:val="20"/>
-                <w:szCs w:val="20"/>
-              </w:rPr>
-              <w:t>Practiced</w:t>
-            </w:r>
-            <w:r>
-              <w:rPr>
-                <w:rFonts w:cstheme="minorHAnsi"/>
-                <w:sz w:val="20"/>
-                <w:szCs w:val="20"/>
-              </w:rPr>
-              <w:t xml:space="preserve"> with </w:t>
-            </w:r>
-            <w:r>
-              <w:rPr>
-                <w:rFonts w:cstheme="minorHAnsi"/>
-                <w:b/>
-                <w:bCs/>
-                <w:sz w:val="20"/>
-                <w:szCs w:val="20"/>
-              </w:rPr>
-              <w:t>SDLC</w:t>
-            </w:r>
-            <w:r>
-              <w:rPr>
-                <w:rFonts w:cstheme="minorHAnsi"/>
-                <w:sz w:val="20"/>
-                <w:szCs w:val="20"/>
-              </w:rPr>
-              <w:t xml:space="preserve">, </w:t>
-            </w:r>
-            <w:r>
-              <w:rPr>
-                <w:rFonts w:cstheme="minorHAnsi"/>
-                <w:b/>
-                <w:bCs/>
-                <w:sz w:val="20"/>
-                <w:szCs w:val="20"/>
-              </w:rPr>
-              <w:t xml:space="preserve">Agile </w:t>
-            </w:r>
-            <w:r>
-              <w:rPr>
-                <w:rFonts w:cstheme="minorHAnsi"/>
-                <w:sz w:val="20"/>
-                <w:szCs w:val="20"/>
-              </w:rPr>
-              <w:t xml:space="preserve">&amp; </w:t>
-            </w:r>
-            <w:r>
-              <w:rPr>
-                <w:rFonts w:cstheme="minorHAnsi"/>
-                <w:b/>
-                <w:bCs/>
-                <w:sz w:val="20"/>
-                <w:szCs w:val="20"/>
-              </w:rPr>
-              <w:t xml:space="preserve">Waterfall </w:t>
-            </w:r>
-            <w:r>
-              <w:rPr>
-                <w:rFonts w:cstheme="minorHAnsi"/>
-                <w:sz w:val="20"/>
-                <w:szCs w:val="20"/>
-              </w:rPr>
-              <w:t xml:space="preserve">methodologies, </w:t>
-            </w:r>
-            <w:r>
-              <w:rPr>
-                <w:rFonts w:cstheme="minorHAnsi"/>
-                <w:b/>
-                <w:bCs/>
-                <w:sz w:val="20"/>
-                <w:szCs w:val="20"/>
-              </w:rPr>
-              <w:t>Git</w:t>
-            </w:r>
-            <w:r>
-              <w:rPr>
-                <w:rFonts w:cstheme="minorHAnsi"/>
-                <w:sz w:val="20"/>
-                <w:szCs w:val="20"/>
-              </w:rPr>
-              <w:t xml:space="preserve">, </w:t>
-            </w:r>
-            <w:r>
-              <w:rPr>
-                <w:rFonts w:cstheme="minorHAnsi"/>
-                <w:b/>
-                <w:bCs/>
-                <w:sz w:val="20"/>
-                <w:szCs w:val="20"/>
-              </w:rPr>
-              <w:t>DevOps</w:t>
-            </w:r>
-            <w:r>
-              <w:rPr>
-                <w:rFonts w:cstheme="minorHAnsi"/>
-                <w:sz w:val="20"/>
-                <w:szCs w:val="20"/>
-              </w:rPr>
-              <w:t xml:space="preserve">, and </w:t>
-            </w:r>
-            <w:r>
-              <w:rPr>
-                <w:rFonts w:cstheme="minorHAnsi"/>
-                <w:b/>
-                <w:bCs/>
-                <w:sz w:val="20"/>
-                <w:szCs w:val="20"/>
-              </w:rPr>
-              <w:t>CI/CD</w:t>
-            </w:r>
-            <w:r>
-              <w:rPr>
-                <w:rFonts w:cstheme="minorHAnsi"/>
-                <w:sz w:val="20"/>
-                <w:szCs w:val="20"/>
-              </w:rPr>
-              <w:t xml:space="preserve"> pipelines.</w:t>
+              <w:t>Led annual</w:t>
+            </w:r>
+            <w:r>
+              <w:rPr>
+                <w:rFonts w:cstheme="minorHAnsi"/>
+                <w:b/>
+                <w:bCs/>
+                <w:sz w:val="20"/>
+                <w:szCs w:val="20"/>
+              </w:rPr>
+              <w:t xml:space="preserve"> 100-page</w:t>
+            </w:r>
+            <w:r>
+              <w:rPr>
+                <w:rFonts w:cstheme="minorHAnsi"/>
+                <w:sz w:val="20"/>
+                <w:szCs w:val="20"/>
+              </w:rPr>
+              <w:t xml:space="preserve"> peer-reviewed publication; mentored </w:t>
+            </w:r>
+            <w:r>
+              <w:rPr>
+                <w:rFonts w:cstheme="minorHAnsi"/>
+                <w:b/>
+                <w:bCs/>
+                <w:sz w:val="20"/>
+                <w:szCs w:val="20"/>
+              </w:rPr>
+              <w:t>20+</w:t>
+            </w:r>
+            <w:r>
+              <w:rPr>
+                <w:rFonts w:cstheme="minorHAnsi"/>
+                <w:sz w:val="20"/>
+                <w:szCs w:val="20"/>
+              </w:rPr>
+              <w:t xml:space="preserve"> editors and writers. Decided theme (Chaos Theory).</w:t>
             </w:r>
           </w:p>
           <w:p>
             <w:pPr>
+              <w:pStyle w:val="ListParagraph"/>
               <w:numPr>
                 <w:ilvl w:val="0"/>
-                <w:numId w:val="15"/>
+                <w:numId w:val="20"/>
               </w:numPr>
               <w:rPr>
                 <w:rFonts w:cstheme="minorHAnsi"/>
@@ -5580,25 +5584,57 @@
                 <w:sz w:val="20"/>
                 <w:szCs w:val="20"/>
               </w:rPr>
-              <w:t xml:space="preserve">Handpicked as Closing Ceremony speaker out of </w:t>
-            </w:r>
-            <w:r>
-              <w:rPr>
-                <w:rFonts w:cstheme="minorHAnsi"/>
-                <w:b/>
-                <w:bCs/>
-                <w:sz w:val="20"/>
-                <w:szCs w:val="20"/>
-              </w:rPr>
-              <w:t>100+</w:t>
-            </w:r>
-            <w:r>
-              <w:rPr>
-                <w:rFonts w:cstheme="minorHAnsi"/>
-                <w:sz w:val="20"/>
-                <w:szCs w:val="20"/>
-              </w:rPr>
-              <w:t xml:space="preserve"> participants; moderated official Discord server for students. </w:t>
+              <w:t xml:space="preserve">Designed submission management system and website with </w:t>
+            </w:r>
+            <w:r>
+              <w:rPr>
+                <w:rFonts w:cstheme="minorHAnsi"/>
+                <w:b/>
+                <w:bCs/>
+                <w:sz w:val="20"/>
+                <w:szCs w:val="20"/>
+              </w:rPr>
+              <w:t>SEO Optimization</w:t>
+            </w:r>
+            <w:r>
+              <w:rPr>
+                <w:rFonts w:cstheme="minorHAnsi"/>
+                <w:sz w:val="20"/>
+                <w:szCs w:val="20"/>
+              </w:rPr>
+              <w:t xml:space="preserve">. Organized publishing workshops; reviewed and critiqued submissions. </w:t>
+            </w:r>
+            <w:r>
+              <w:rPr>
+                <w:rFonts w:cstheme="minorHAnsi"/>
+                <w:sz w:val="20"/>
+                <w:szCs w:val="20"/>
+              </w:rPr>
+              <w:t>P</w:t>
+            </w:r>
+            <w:r>
+              <w:rPr>
+                <w:rFonts w:cstheme="minorHAnsi"/>
+                <w:sz w:val="20"/>
+                <w:szCs w:val="20"/>
+              </w:rPr>
+              <w:t>ublished NCSSM-Durham's official journal of student STEM research</w:t>
+            </w:r>
+            <w:r>
+              <w:rPr>
+                <w:rFonts w:cstheme="minorHAnsi"/>
+                <w:sz w:val="20"/>
+                <w:szCs w:val="20"/>
+              </w:rPr>
+              <w:t xml:space="preserve"> successfully</w:t>
+            </w:r>
+            <w:r>
+              <w:rPr>
+                <w:rFonts w:cstheme="minorHAnsi"/>
+                <w:sz w:val="20"/>
+                <w:szCs w:val="20"/>
+              </w:rPr>
+              <w:t>.</w:t>
             </w:r>
           </w:p>
         </w:tc>
@@ -5610,7 +5646,7 @@
         <w:tc>
           <w:tcPr>
             <w:tcW w:w="10956" w:type="dxa"/>
-            <w:gridSpan w:val="8"/>
+            <w:gridSpan w:val="9"/>
           </w:tcPr>
           <w:p>
             <w:pPr>
@@ -5629,21 +5665,20 @@
       </w:tr>
       <w:tr>
         <w:trPr>
+          <w:gridAfter w:val="1"/>
+          <w:wAfter w:w="34" w:type="dxa"/>
           <w:trHeight w:val="68"/>
         </w:trPr>
         <w:tc>
           <w:tcPr>
-            <w:tcW w:w="7200" w:type="dxa"/>
-            <w:gridSpan w:val="5"/>
+            <w:tcW w:w="6327" w:type="dxa"/>
           </w:tcPr>
           <w:p>
             <w:pPr>
               <w:rPr>
                 <w:rFonts w:cstheme="minorHAnsi"/>
-                <w:b/>
-                <w:bCs/>
-                <w:sz w:val="24"/>
-                <w:szCs w:val="24"/>
+                <w:sz w:val="20"/>
+                <w:szCs w:val="20"/>
               </w:rPr>
             </w:pPr>
             <w:r>
@@ -5654,41 +5689,141 @@
                 <w:sz w:val="20"/>
                 <w:szCs w:val="20"/>
               </w:rPr>
-              <w:t xml:space="preserve">Editor-in-Chief </w:t>
-            </w:r>
-            <w:r>
-              <w:rPr>
-                <w:rFonts w:cstheme="minorHAnsi"/>
-                <w:sz w:val="20"/>
-                <w:szCs w:val="20"/>
-              </w:rPr>
-              <w:t>– Broad Street Scientific (BSS)</w:t>
+              <w:t>Community Service</w:t>
             </w:r>
           </w:p>
         </w:tc>
         <w:tc>
           <w:tcPr>
-            <w:tcW w:w="3756" w:type="dxa"/>
-            <w:gridSpan w:val="3"/>
+            <w:tcW w:w="4595" w:type="dxa"/>
+            <w:gridSpan w:val="7"/>
           </w:tcPr>
           <w:p>
             <w:pPr>
               <w:jc w:val="right"/>
               <w:rPr>
                 <w:rFonts w:cstheme="minorHAnsi"/>
-                <w:sz w:val="20"/>
-                <w:szCs w:val="20"/>
-              </w:rPr>
-            </w:pPr>
-            <w:r>
-              <w:rPr>
-                <w:rFonts w:cstheme="minorHAnsi"/>
                 <w:i/>
                 <w:iCs/>
                 <w:sz w:val="20"/>
                 <w:szCs w:val="20"/>
               </w:rPr>
-              <w:t>Durham, NC | Oct 2020 - Jun 2022</w:t>
+            </w:pPr>
+            <w:r>
+              <w:rPr>
+                <w:rFonts w:cstheme="minorHAnsi"/>
+                <w:i/>
+                <w:iCs/>
+                <w:sz w:val="20"/>
+                <w:szCs w:val="20"/>
+              </w:rPr>
+              <w:t>Charlotte, NC | 2018 - 2022</w:t>
+            </w:r>
+          </w:p>
+        </w:tc>
+      </w:tr>
+      <w:tr>
+        <w:trPr>
+          <w:gridAfter w:val="1"/>
+          <w:wAfter w:w="34" w:type="dxa"/>
+          <w:trHeight w:val="68"/>
+        </w:trPr>
+        <w:tc>
+          <w:tcPr>
+            <w:tcW w:w="10922" w:type="dxa"/>
+            <w:gridSpan w:val="8"/>
+          </w:tcPr>
+          <w:p>
+            <w:pPr>
+              <w:numPr>
+                <w:ilvl w:val="0"/>
+                <w:numId w:val="15"/>
+              </w:numPr>
+              <w:rPr>
+                <w:rFonts w:cstheme="minorHAnsi"/>
+                <w:sz w:val="20"/>
+                <w:szCs w:val="20"/>
+              </w:rPr>
+            </w:pPr>
+            <w:r>
+              <w:rPr>
+                <w:rFonts w:cstheme="minorHAnsi"/>
+                <w:sz w:val="20"/>
+                <w:szCs w:val="20"/>
+              </w:rPr>
+              <w:t xml:space="preserve">Taught </w:t>
+            </w:r>
+            <w:r>
+              <w:rPr>
+                <w:rFonts w:cstheme="minorHAnsi"/>
+                <w:b/>
+                <w:bCs/>
+                <w:sz w:val="20"/>
+                <w:szCs w:val="20"/>
+              </w:rPr>
+              <w:t>16</w:t>
+            </w:r>
+            <w:r>
+              <w:rPr>
+                <w:rFonts w:cstheme="minorHAnsi"/>
+                <w:sz w:val="20"/>
+                <w:szCs w:val="20"/>
+              </w:rPr>
+              <w:t xml:space="preserve"> students in Intro to Chemistry course through SMath Tutors, supporting </w:t>
+            </w:r>
+            <w:r>
+              <w:rPr>
+                <w:rFonts w:cstheme="minorHAnsi"/>
+                <w:b/>
+                <w:bCs/>
+                <w:sz w:val="20"/>
+                <w:szCs w:val="20"/>
+              </w:rPr>
+              <w:t>$24,000</w:t>
+            </w:r>
+            <w:r>
+              <w:rPr>
+                <w:rFonts w:cstheme="minorHAnsi"/>
+                <w:sz w:val="20"/>
+                <w:szCs w:val="20"/>
+              </w:rPr>
+              <w:t xml:space="preserve"> raised for the Food Bank of Central &amp; Eastern NC. Volunteered in </w:t>
+            </w:r>
+            <w:r>
+              <w:rPr>
+                <w:rFonts w:cstheme="minorHAnsi"/>
+                <w:b/>
+                <w:bCs/>
+                <w:sz w:val="20"/>
+                <w:szCs w:val="20"/>
+              </w:rPr>
+              <w:t>Hematology/Oncology</w:t>
+            </w:r>
+            <w:r>
+              <w:rPr>
+                <w:rFonts w:cstheme="minorHAnsi"/>
+                <w:sz w:val="20"/>
+                <w:szCs w:val="20"/>
+              </w:rPr>
+              <w:t xml:space="preserve"> unit at Novant Health Presbyterian Medical Center. Assisted international students with class integration as an </w:t>
+            </w:r>
+            <w:r>
+              <w:rPr>
+                <w:rFonts w:cstheme="minorHAnsi"/>
+                <w:b/>
+                <w:bCs/>
+                <w:sz w:val="20"/>
+                <w:szCs w:val="20"/>
+              </w:rPr>
+              <w:t>ESL Ambassador</w:t>
+            </w:r>
+            <w:r>
+              <w:rPr>
+                <w:rFonts w:cstheme="minorHAnsi"/>
+                <w:sz w:val="20"/>
+                <w:szCs w:val="20"/>
+              </w:rPr>
+              <w:t>, translating official documents into Bengali and tutoring English one-on-one. Organized fundraising drive and donation collection for Loaves &amp; Fishes Food Pantry.</w:t>
             </w:r>
           </w:p>
         </w:tc>
@@ -5700,339 +5835,7 @@
         <w:tc>
           <w:tcPr>
             <w:tcW w:w="10956" w:type="dxa"/>
-            <w:gridSpan w:val="8"/>
-          </w:tcPr>
-          <w:p>
-            <w:pPr>
-              <w:pStyle w:val="ListParagraph"/>
-              <w:numPr>
-                <w:ilvl w:val="0"/>
-                <w:numId w:val="19"/>
-              </w:numPr>
-              <w:rPr>
-                <w:rFonts w:cstheme="minorHAnsi"/>
-                <w:sz w:val="20"/>
-                <w:szCs w:val="20"/>
-              </w:rPr>
-            </w:pPr>
-            <w:r>
-              <w:rPr>
-                <w:rFonts w:cstheme="minorHAnsi"/>
-                <w:sz w:val="20"/>
-                <w:szCs w:val="20"/>
-              </w:rPr>
-              <w:t>Led annual</w:t>
-            </w:r>
-            <w:r>
-              <w:rPr>
-                <w:rFonts w:cstheme="minorHAnsi"/>
-                <w:b/>
-                <w:bCs/>
-                <w:sz w:val="20"/>
-                <w:szCs w:val="20"/>
-              </w:rPr>
-              <w:t xml:space="preserve"> 100-page</w:t>
-            </w:r>
-            <w:r>
-              <w:rPr>
-                <w:rFonts w:cstheme="minorHAnsi"/>
-                <w:sz w:val="20"/>
-                <w:szCs w:val="20"/>
-              </w:rPr>
-              <w:t xml:space="preserve"> peer-reviewed publication; mentored </w:t>
-            </w:r>
-            <w:r>
-              <w:rPr>
-                <w:rFonts w:cstheme="minorHAnsi"/>
-                <w:b/>
-                <w:bCs/>
-                <w:sz w:val="20"/>
-                <w:szCs w:val="20"/>
-              </w:rPr>
-              <w:t>20+</w:t>
-            </w:r>
-            <w:r>
-              <w:rPr>
-                <w:rFonts w:cstheme="minorHAnsi"/>
-                <w:sz w:val="20"/>
-                <w:szCs w:val="20"/>
-              </w:rPr>
-              <w:t xml:space="preserve"> editors and writers. Decided theme (Chaos Theory).</w:t>
-            </w:r>
-          </w:p>
-          <w:p>
-            <w:pPr>
-              <w:pStyle w:val="ListParagraph"/>
-              <w:numPr>
-                <w:ilvl w:val="0"/>
-                <w:numId w:val="20"/>
-              </w:numPr>
-              <w:rPr>
-                <w:rFonts w:cstheme="minorHAnsi"/>
-                <w:sz w:val="20"/>
-                <w:szCs w:val="20"/>
-              </w:rPr>
-            </w:pPr>
-            <w:r>
-              <w:rPr>
-                <w:rFonts w:cstheme="minorHAnsi"/>
-                <w:sz w:val="20"/>
-                <w:szCs w:val="20"/>
-              </w:rPr>
-              <w:t xml:space="preserve">Designed submission management system and website with </w:t>
-            </w:r>
-            <w:r>
-              <w:rPr>
-                <w:rFonts w:cstheme="minorHAnsi"/>
-                <w:b/>
-                <w:bCs/>
-                <w:sz w:val="20"/>
-                <w:szCs w:val="20"/>
-              </w:rPr>
-              <w:t>SEO Optimization</w:t>
-            </w:r>
-            <w:r>
-              <w:rPr>
-                <w:rFonts w:cstheme="minorHAnsi"/>
-                <w:sz w:val="20"/>
-                <w:szCs w:val="20"/>
-              </w:rPr>
-              <w:t xml:space="preserve">. Organized publishing workshops; reviewed and critiqued submissions. </w:t>
-            </w:r>
-            <w:r>
-              <w:rPr>
-                <w:rFonts w:cstheme="minorHAnsi"/>
-                <w:sz w:val="20"/>
-                <w:szCs w:val="20"/>
-              </w:rPr>
-              <w:t>P</w:t>
-            </w:r>
-            <w:r>
-              <w:rPr>
-                <w:rFonts w:cstheme="minorHAnsi"/>
-                <w:sz w:val="20"/>
-                <w:szCs w:val="20"/>
-              </w:rPr>
-              <w:t>ublished NCSSM-Durham's official journal of student STEM research</w:t>
-            </w:r>
-            <w:r>
-              <w:rPr>
-                <w:rFonts w:cstheme="minorHAnsi"/>
-                <w:sz w:val="20"/>
-                <w:szCs w:val="20"/>
-              </w:rPr>
-              <w:t xml:space="preserve"> successfully</w:t>
-            </w:r>
-            <w:r>
-              <w:rPr>
-                <w:rFonts w:cstheme="minorHAnsi"/>
-                <w:sz w:val="20"/>
-                <w:szCs w:val="20"/>
-              </w:rPr>
-              <w:t>.</w:t>
-            </w:r>
-          </w:p>
-        </w:tc>
-      </w:tr>
-      <w:tr>
-        <w:trPr>
-          <w:trHeight w:val="81"/>
-        </w:trPr>
-        <w:tc>
-          <w:tcPr>
-            <w:tcW w:w="10956" w:type="dxa"/>
-            <w:gridSpan w:val="8"/>
-          </w:tcPr>
-          <w:p>
-            <w:pPr>
-              <w:jc w:val="right"/>
-              <w:rPr>
-                <w:rFonts w:eastAsia="Calibri" w:cstheme="minorHAnsi"/>
-                <w:b/>
-                <w:bCs/>
-                <w:color w:val="000000" w:themeColor="text1"/>
-                <w:sz w:val="4"/>
-                <w:szCs w:val="4"/>
-              </w:rPr>
-            </w:pPr>
-          </w:p>
-        </w:tc>
-      </w:tr>
-      <w:tr>
-        <w:trPr>
-          <w:trHeight w:val="68"/>
-        </w:trPr>
-        <w:tc>
-          <w:tcPr>
-            <w:tcW w:w="7200" w:type="dxa"/>
-            <w:gridSpan w:val="5"/>
-          </w:tcPr>
-          <w:p>
-            <w:pPr>
-              <w:rPr>
-                <w:rFonts w:cstheme="minorHAnsi"/>
-                <w:b/>
-                <w:bCs/>
-                <w:sz w:val="20"/>
-                <w:szCs w:val="20"/>
-              </w:rPr>
-            </w:pPr>
-            <w:r>
-              <w:rPr>
-                <w:rFonts w:cstheme="minorHAnsi"/>
-                <w:b/>
-                <w:bCs/>
-                <w:sz w:val="20"/>
-                <w:szCs w:val="20"/>
-              </w:rPr>
-              <w:t>Community Service</w:t>
-            </w:r>
-          </w:p>
-        </w:tc>
-        <w:tc>
-          <w:tcPr>
-            <w:tcW w:w="3756" w:type="dxa"/>
-            <w:gridSpan w:val="3"/>
-          </w:tcPr>
-          <w:p>
-            <w:pPr>
-              <w:pStyle w:val="ListParagraph"/>
-              <w:ind w:left="792"/>
-              <w:jc w:val="right"/>
-              <w:rPr>
-                <w:rFonts w:cstheme="minorHAnsi"/>
-                <w:i/>
-                <w:iCs/>
-                <w:sz w:val="20"/>
-                <w:szCs w:val="20"/>
-              </w:rPr>
-            </w:pPr>
-            <w:r>
-              <w:rPr>
-                <w:rFonts w:cstheme="minorHAnsi"/>
-                <w:i/>
-                <w:iCs/>
-                <w:sz w:val="20"/>
-                <w:szCs w:val="20"/>
-              </w:rPr>
-              <w:t>Charlotte, NC | 2018 - 2022</w:t>
-            </w:r>
-          </w:p>
-        </w:tc>
-      </w:tr>
-      <w:tr>
-        <w:trPr>
-          <w:trHeight w:val="68"/>
-        </w:trPr>
-        <w:tc>
-          <w:tcPr>
-            <w:tcW w:w="10956" w:type="dxa"/>
-            <w:gridSpan w:val="8"/>
-          </w:tcPr>
-          <w:p>
-            <w:pPr>
-              <w:pStyle w:val="ListParagraph"/>
-              <w:numPr>
-                <w:ilvl w:val="0"/>
-                <w:numId w:val="19"/>
-              </w:numPr>
-              <w:rPr>
-                <w:rFonts w:cstheme="minorHAnsi"/>
-                <w:sz w:val="20"/>
-                <w:szCs w:val="20"/>
-              </w:rPr>
-            </w:pPr>
-            <w:r>
-              <w:rPr>
-                <w:rFonts w:cstheme="minorHAnsi"/>
-                <w:sz w:val="20"/>
-                <w:szCs w:val="20"/>
-              </w:rPr>
-              <w:t xml:space="preserve">Taught </w:t>
-            </w:r>
-            <w:r>
-              <w:rPr>
-                <w:rFonts w:cstheme="minorHAnsi"/>
-                <w:b/>
-                <w:bCs/>
-                <w:sz w:val="20"/>
-                <w:szCs w:val="20"/>
-              </w:rPr>
-              <w:t>16</w:t>
-            </w:r>
-            <w:r>
-              <w:rPr>
-                <w:rFonts w:cstheme="minorHAnsi"/>
-                <w:sz w:val="20"/>
-                <w:szCs w:val="20"/>
-              </w:rPr>
-              <w:t xml:space="preserve"> students in Intro to Chemistry course through SMath Tutors, supporting </w:t>
-            </w:r>
-            <w:r>
-              <w:rPr>
-                <w:rFonts w:cstheme="minorHAnsi"/>
-                <w:b/>
-                <w:bCs/>
-                <w:sz w:val="20"/>
-                <w:szCs w:val="20"/>
-              </w:rPr>
-              <w:t>$24,000</w:t>
-            </w:r>
-            <w:r>
-              <w:rPr>
-                <w:rFonts w:cstheme="minorHAnsi"/>
-                <w:sz w:val="20"/>
-                <w:szCs w:val="20"/>
-              </w:rPr>
-              <w:t xml:space="preserve"> raised for the Food Bank of Central &amp; Eastern NC. Volunteered in </w:t>
-            </w:r>
-            <w:r>
-              <w:rPr>
-                <w:rFonts w:cstheme="minorHAnsi"/>
-                <w:b/>
-                <w:bCs/>
-                <w:sz w:val="20"/>
-                <w:szCs w:val="20"/>
-              </w:rPr>
-              <w:t>Hematology/Oncology</w:t>
-            </w:r>
-            <w:r>
-              <w:rPr>
-                <w:rFonts w:cstheme="minorHAnsi"/>
-                <w:sz w:val="20"/>
-                <w:szCs w:val="20"/>
-              </w:rPr>
-              <w:t xml:space="preserve"> unit at Novant Health Presbyterian Medical Center. Assisted international students with class integration as an </w:t>
-            </w:r>
-            <w:r>
-              <w:rPr>
-                <w:rFonts w:cstheme="minorHAnsi"/>
-                <w:b/>
-                <w:bCs/>
-                <w:sz w:val="20"/>
-                <w:szCs w:val="20"/>
-              </w:rPr>
-              <w:t>ESL Ambassador</w:t>
-            </w:r>
-            <w:r>
-              <w:rPr>
-                <w:rFonts w:cstheme="minorHAnsi"/>
-                <w:sz w:val="20"/>
-                <w:szCs w:val="20"/>
-              </w:rPr>
-              <w:t>, translating official documents into Bengali and tutoring English one-on-one. Organized fundraising drive and donation collection for Loaves &amp; Fishes Food Pantry.</w:t>
-            </w:r>
-          </w:p>
-        </w:tc>
-      </w:tr>
-      <w:tr>
-        <w:trPr>
-          <w:trHeight w:val="68"/>
-        </w:trPr>
-        <w:tc>
-          <w:tcPr>
-            <w:tcW w:w="10956" w:type="dxa"/>
-            <w:gridSpan w:val="8"/>
+            <w:gridSpan w:val="9"/>
           </w:tcPr>
           <w:p>
             <w:pPr>
@@ -6056,7 +5859,7 @@
         <w:tc>
           <w:tcPr>
             <w:tcW w:w="10956" w:type="dxa"/>
-            <w:gridSpan w:val="8"/>
+            <w:gridSpan w:val="9"/>
             <w:tcBorders>
               <w:bottom w:val="single" w:sz="4" w:space="0" w:color="auto"/>
             </w:tcBorders>
@@ -6089,7 +5892,7 @@
         <w:tc>
           <w:tcPr>
             <w:tcW w:w="10956" w:type="dxa"/>
-            <w:gridSpan w:val="8"/>
+            <w:gridSpan w:val="9"/>
             <w:vAlign w:val="bottom"/>
           </w:tcPr>
           <w:p>
@@ -6106,45 +5909,61 @@
                 <w:sz w:val="20"/>
                 <w:szCs w:val="20"/>
               </w:rPr>
-              <w:t>Pearl Hacks Hackathon Award; Regeneron Science Talent Search Scholar (</w:t>
-            </w:r>
-            <w:r>
-              <w:rPr>
-                <w:rFonts w:cstheme="minorHAnsi"/>
-                <w:sz w:val="20"/>
-                <w:szCs w:val="20"/>
-              </w:rPr>
-              <w:t>STS;</w:t>
-            </w:r>
-            <w:r>
-              <w:rPr>
-                <w:rFonts w:cstheme="minorHAnsi"/>
-                <w:sz w:val="20"/>
-                <w:szCs w:val="20"/>
-              </w:rPr>
-              <w:t xml:space="preserve"> top 300 of 2,162 applicants); National JSHS Momentum Grant; North Carolina International Science Challenge Winner (</w:t>
-            </w:r>
-            <w:r>
-              <w:rPr>
-                <w:rFonts w:cstheme="minorHAnsi"/>
-                <w:sz w:val="20"/>
-                <w:szCs w:val="20"/>
-              </w:rPr>
-              <w:t>NCISC</w:t>
-            </w:r>
-            <w:r>
-              <w:rPr>
-                <w:rFonts w:cstheme="minorHAnsi"/>
-                <w:sz w:val="20"/>
-                <w:szCs w:val="20"/>
-              </w:rPr>
-              <w:t>); Bowman-Brockman Endowment Recipient; NASA iTech Honorable Mention &amp; Top 10 Finalist; Pete Conrad Scholar; Coca-Cola Scholar Semifinalist (top 2% of 68,000+ applicants); Carson Scholar;</w:t>
-            </w:r>
-            <w:r>
-              <w:rPr>
-                <w:rFonts w:cstheme="minorHAnsi"/>
-                <w:sz w:val="20"/>
-                <w:szCs w:val="20"/>
+              <w:t>Pearl Hacks Hackathon Award</w:t>
+            </w:r>
+            <w:r>
+              <w:rPr>
+                <w:rFonts w:cstheme="minorHAnsi"/>
+                <w:sz w:val="20"/>
+                <w:szCs w:val="20"/>
+              </w:rPr>
+              <w:t xml:space="preserve">, Qorvo Inc. </w:t>
+            </w:r>
+            <w:r>
+              <w:rPr>
+                <w:rFonts w:cstheme="minorHAnsi"/>
+                <w:sz w:val="20"/>
+                <w:szCs w:val="20"/>
+              </w:rPr>
+              <w:t xml:space="preserve">(2023); Regeneron </w:t>
+            </w:r>
+            <w:r>
+              <w:rPr>
+                <w:rFonts w:cstheme="minorHAnsi"/>
+                <w:sz w:val="20"/>
+                <w:szCs w:val="20"/>
+              </w:rPr>
+              <w:t>STS (</w:t>
+            </w:r>
+            <w:r>
+              <w:rPr>
+                <w:rFonts w:cstheme="minorHAnsi"/>
+                <w:sz w:val="20"/>
+                <w:szCs w:val="20"/>
+              </w:rPr>
+              <w:t>Science Talent Search</w:t>
+            </w:r>
+            <w:r>
+              <w:rPr>
+                <w:rFonts w:cstheme="minorHAnsi"/>
+                <w:sz w:val="20"/>
+                <w:szCs w:val="20"/>
+              </w:rPr>
+              <w:t xml:space="preserve">) </w:t>
+            </w:r>
+            <w:r>
+              <w:rPr>
+                <w:rFonts w:cstheme="minorHAnsi"/>
+                <w:sz w:val="20"/>
+                <w:szCs w:val="20"/>
+              </w:rPr>
+              <w:t>Scholar (2022,</w:t>
+            </w:r>
+            <w:r>
+              <w:rPr>
+                <w:rFonts w:cstheme="minorHAnsi"/>
+                <w:sz w:val="14"/>
+                <w:szCs w:val="14"/>
               </w:rPr>
               <w:t xml:space="preserve"> </w:t>
             </w:r>
@@ -6154,39 +5973,175 @@
                 <w:sz w:val="20"/>
                 <w:szCs w:val="20"/>
               </w:rPr>
-              <w:t>American Junior Academy of Sciences</w:t>
-            </w:r>
-            <w:r>
-              <w:rPr>
-                <w:rFonts w:cstheme="minorHAnsi"/>
-                <w:sz w:val="20"/>
-                <w:szCs w:val="20"/>
-              </w:rPr>
-              <w:t xml:space="preserve"> (AJAS) </w:t>
-            </w:r>
-            <w:r>
-              <w:rPr>
-                <w:rFonts w:cstheme="minorHAnsi"/>
-                <w:sz w:val="20"/>
-                <w:szCs w:val="20"/>
-              </w:rPr>
-              <w:t>Fellow &amp; Lifetime Honors; Intel International Science &amp; Engineering Fair</w:t>
-            </w:r>
-            <w:r>
-              <w:rPr>
-                <w:rFonts w:cstheme="minorHAnsi"/>
-                <w:sz w:val="20"/>
-                <w:szCs w:val="20"/>
-              </w:rPr>
-              <w:t xml:space="preserve"> (ISEF) State </w:t>
-            </w:r>
-            <w:r>
-              <w:rPr>
-                <w:rFonts w:cstheme="minorHAnsi"/>
-                <w:sz w:val="20"/>
-                <w:szCs w:val="20"/>
-              </w:rPr>
-              <w:t>Finalist; National Speech &amp; Debate Academic All-American; World Science Scholar; USCF Top 34 Female Player in Age Group.</w:t>
+              <w:t>top 300 of 2,162</w:t>
+            </w:r>
+            <w:r>
+              <w:rPr>
+                <w:rFonts w:cstheme="minorHAnsi"/>
+                <w:sz w:val="20"/>
+                <w:szCs w:val="20"/>
+              </w:rPr>
+              <w:t xml:space="preserve"> </w:t>
+            </w:r>
+            <w:r>
+              <w:rPr>
+                <w:rFonts w:cstheme="minorHAnsi"/>
+                <w:sz w:val="20"/>
+                <w:szCs w:val="20"/>
+              </w:rPr>
+              <w:t>applicants);</w:t>
+            </w:r>
+            <w:r>
+              <w:rPr>
+                <w:rFonts w:cstheme="minorHAnsi"/>
+                <w:sz w:val="20"/>
+                <w:szCs w:val="20"/>
+              </w:rPr>
+              <w:t xml:space="preserve"> </w:t>
+            </w:r>
+            <w:r>
+              <w:rPr>
+                <w:rFonts w:cstheme="minorHAnsi"/>
+                <w:sz w:val="20"/>
+                <w:szCs w:val="20"/>
+              </w:rPr>
+              <w:t>National JSHS Momentum Grant (2022); NC International Science Challenge Winner (2022); Bowman-Brockman Endowment (2022); NASA iTech Honorable Mention &amp; Top 10 Finalist (2021); Pete Conrad Scholar (2021); Coca-Cola Scholar Semifinalist (2021,</w:t>
+            </w:r>
+            <w:r>
+              <w:rPr>
+                <w:rFonts w:cstheme="minorHAnsi"/>
+                <w:sz w:val="14"/>
+                <w:szCs w:val="14"/>
+              </w:rPr>
+              <w:t xml:space="preserve"> </w:t>
+            </w:r>
+            <w:r>
+              <w:rPr>
+                <w:rFonts w:cstheme="minorHAnsi"/>
+                <w:sz w:val="20"/>
+                <w:szCs w:val="20"/>
+              </w:rPr>
+              <w:t xml:space="preserve">top 2% of 68,000+ applicants); Carson Scholar (2021); AJAS (American Junior Academy of Sciences) Fellow &amp; Lifetime Honors (2020-2021); </w:t>
+            </w:r>
+            <w:r>
+              <w:rPr>
+                <w:rFonts w:cstheme="minorHAnsi"/>
+                <w:sz w:val="20"/>
+                <w:szCs w:val="20"/>
+              </w:rPr>
+              <w:t>International BioGENEius Challenge Finalist &amp; NC Winner (2020);</w:t>
+            </w:r>
+            <w:r>
+              <w:rPr>
+                <w:rFonts w:cstheme="minorHAnsi"/>
+                <w:sz w:val="20"/>
+                <w:szCs w:val="20"/>
+              </w:rPr>
+              <w:t xml:space="preserve"> </w:t>
+            </w:r>
+            <w:r>
+              <w:rPr>
+                <w:rFonts w:cstheme="minorHAnsi"/>
+                <w:sz w:val="20"/>
+                <w:szCs w:val="20"/>
+              </w:rPr>
+              <w:t>World Science Scholar (2019</w:t>
+            </w:r>
+            <w:r>
+              <w:rPr>
+                <w:rFonts w:cstheme="minorHAnsi"/>
+                <w:sz w:val="20"/>
+                <w:szCs w:val="20"/>
+              </w:rPr>
+              <w:t>,</w:t>
+            </w:r>
+            <w:r>
+              <w:rPr>
+                <w:rFonts w:cstheme="minorHAnsi"/>
+                <w:sz w:val="14"/>
+                <w:szCs w:val="14"/>
+              </w:rPr>
+              <w:t xml:space="preserve"> </w:t>
+            </w:r>
+            <w:r>
+              <w:rPr>
+                <w:rFonts w:cstheme="minorHAnsi"/>
+                <w:sz w:val="20"/>
+                <w:szCs w:val="20"/>
+              </w:rPr>
+              <w:t>1 of 30 selected globally</w:t>
+            </w:r>
+            <w:r>
+              <w:rPr>
+                <w:rFonts w:cstheme="minorHAnsi"/>
+                <w:sz w:val="20"/>
+                <w:szCs w:val="20"/>
+              </w:rPr>
+              <w:t>)</w:t>
+            </w:r>
+            <w:r>
+              <w:rPr>
+                <w:rFonts w:cstheme="minorHAnsi"/>
+                <w:sz w:val="20"/>
+                <w:szCs w:val="20"/>
+              </w:rPr>
+              <w:t xml:space="preserve">; </w:t>
+            </w:r>
+            <w:r>
+              <w:rPr>
+                <w:rFonts w:cstheme="minorHAnsi"/>
+                <w:sz w:val="20"/>
+                <w:szCs w:val="20"/>
+              </w:rPr>
+              <w:t>Intel ISEF (International Science &amp; Engineering Fair) Finalist (2019);</w:t>
+            </w:r>
+            <w:r>
+              <w:rPr>
+                <w:rFonts w:cstheme="minorHAnsi"/>
+                <w:sz w:val="20"/>
+                <w:szCs w:val="20"/>
+              </w:rPr>
+              <w:t xml:space="preserve"> </w:t>
+            </w:r>
+            <w:r>
+              <w:rPr>
+                <w:rFonts w:cstheme="minorHAnsi"/>
+                <w:sz w:val="20"/>
+                <w:szCs w:val="20"/>
+              </w:rPr>
+              <w:t xml:space="preserve">USCF Top-34 Female </w:t>
+            </w:r>
+            <w:r>
+              <w:rPr>
+                <w:rFonts w:cstheme="minorHAnsi"/>
+                <w:sz w:val="20"/>
+                <w:szCs w:val="20"/>
+              </w:rPr>
+              <w:t xml:space="preserve">Chess </w:t>
+            </w:r>
+            <w:r>
+              <w:rPr>
+                <w:rFonts w:cstheme="minorHAnsi"/>
+                <w:sz w:val="20"/>
+                <w:szCs w:val="20"/>
+              </w:rPr>
+              <w:t>Player in Age Group (2019)</w:t>
+            </w:r>
+            <w:r>
+              <w:rPr>
+                <w:rFonts w:cstheme="minorHAnsi"/>
+                <w:sz w:val="20"/>
+                <w:szCs w:val="20"/>
+              </w:rPr>
+              <w:t>.</w:t>
+            </w:r>
+            <w:r>
+              <w:rPr>
+                <w:rFonts w:cstheme="minorHAnsi"/>
+                <w:sz w:val="20"/>
+                <w:szCs w:val="20"/>
+              </w:rPr>
+              <w:t xml:space="preserve"> </w:t>
             </w:r>
           </w:p>
         </w:tc>
@@ -6202,9 +6157,19 @@
         </w:rPr>
       </w:pPr>
     </w:p>
+    <w:p>
+      <w:pPr>
+        <w:spacing w:after="0" w:line="240" w:lineRule="auto"/>
+        <w:rPr>
+          <w:rFonts w:cstheme="minorHAnsi"/>
+          <w:sz w:val="2"/>
+          <w:szCs w:val="2"/>
+        </w:rPr>
+      </w:pPr>
+    </w:p>
     <w:sectPr>
       <w:pgSz w:w="12240" w:h="15840"/>
-      <w:pgMar w:top="432" w:right="720" w:bottom="806" w:left="720" w:header="720" w:footer="720" w:gutter="0"/>
+      <w:pgMar w:top="540" w:right="720" w:bottom="720" w:left="720" w:header="720" w:footer="720" w:gutter="0"/>
       <w:cols w:space="720"/>
       <w:docGrid w:linePitch="360"/>
     </w:sectPr>
@@ -6213,7 +6178,7 @@
 </file>
 
 <file path=word/numbering.xml><?xml version="1.0" encoding="utf-8"?>
-<w:numbering xmlns:wpc="http://schemas.microsoft.com/office/word/2010/wordprocessingCanvas" xmlns:cx="http://schemas.microsoft.com/office/drawing/2014/chartex" xmlns:cx1="http://schemas.microsoft.com/office/drawing/2015/9/8/chartex" xmlns:cx2="http://schemas.microsoft.com/office/drawing/2015/10/21/chartex" xmlns:cx3="http://schemas.microsoft.com/office/drawing/2016/5/9/chartex" xmlns:cx4="http://schemas.microsoft.com/office/drawing/2016/5/10/chartex" xmlns:cx5="http://schemas.microsoft.com/office/drawing/2016/5/11/chartex" xmlns:cx6="http://schemas.microsoft.com/office/drawing/2016/5/12/chartex" xmlns:cx7="http://schemas.microsoft.com/office/drawing/2016/5/13/chartex" xmlns:cx8="http://schemas.microsoft.com/office/drawing/2016/5/14/chartex" xmlns:mc="http://schemas.openxmlformats.org/markup-compatibility/2006" xmlns:aink="http://schemas.microsoft.com/office/drawing/2016/ink" xmlns:am3d="http://schemas.microsoft.com/office/drawing/2017/model3d" xmlns:o="urn:schemas-microsoft-com:office:office" xmlns:oel="http://schemas.microsoft.com/office/2019/extlst" xmlns:r="http://schemas.openxmlformats.org/officeDocument/2006/relationships" xmlns:m="http://schemas.openxmlformats.org/officeDocument/2006/math" xmlns:v="urn:schemas-microsoft-com:vml" xmlns:wp14="http://schemas.microsoft.com/office/word/2010/wordprocessingDrawing" xmlns:wp="http://schemas.openxmlformats.org/drawingml/2006/wordprocessingDrawing" xmlns:w10="urn:schemas-microsoft-com:office:word" xmlns:w="http://schemas.openxmlformats.org/wordprocessingml/2006/main" xmlns:w14="http://schemas.microsoft.com/office/word/2010/wordml" xmlns:w15="http://schemas.microsoft.com/office/word/2012/wordml" xmlns:w16cei="http://schemas.microsoft.com/office/word/2026/wordml/cei" xmlns:w16cex="http://schemas.microsoft.com/office/word/2018/wordml/cex" xmlns:w16cid="http://schemas.microsoft.com/office/word/2016/wordml/cid" xmlns:w16="http://schemas.microsoft.com/office/word/2018/wordml" xmlns:w16du="http://schemas.microsoft.com/office/word/2023/wordml/word16du" xmlns:w16sdtdh="http://schemas.microsoft.com/office/word/2020/wordml/sdtdatahash" xmlns:w16sdtfl="http://schemas.microsoft.com/office/word/2024/wordml/sdtformatlock" xmlns:w16se="http://schemas.microsoft.com/office/word/2015/wordml/symex" xmlns:wpg="http://schemas.microsoft.com/office/word/2010/wordprocessingGroup" xmlns:wpi="http://schemas.microsoft.com/office/word/2010/wordprocessingInk" xmlns:wne="http://schemas.microsoft.com/office/word/2006/wordml" xmlns:wps="http://schemas.microsoft.com/office/word/2010/wordprocessingShape" mc:Ignorable="w14 w15 w16se w16cid w16 w16cex w16sdtdh w16sdtfl w16du wp14">
+<w:numbering xmlns:wpc="http://schemas.microsoft.com/office/word/2010/wordprocessingCanvas" xmlns:cx="http://schemas.microsoft.com/office/drawing/2014/chartex" xmlns:cx1="http://schemas.microsoft.com/office/drawing/2015/9/8/chartex" xmlns:cx2="http://schemas.microsoft.com/office/drawing/2015/10/21/chartex" xmlns:cx3="http://schemas.microsoft.com/office/drawing/2016/5/9/chartex" xmlns:cx4="http://schemas.microsoft.com/office/drawing/2016/5/10/chartex" xmlns:cx5="http://schemas.microsoft.com/office/drawing/2016/5/11/chartex" xmlns:cx6="http://schemas.microsoft.com/office/drawing/2016/5/12/chartex" xmlns:cx7="http://schemas.microsoft.com/office/drawing/2016/5/13/chartex" xmlns:cx8="http://schemas.microsoft.com/office/drawing/2016/5/14/chartex" xmlns:mc="http://schemas.openxmlformats.org/markup-compatibility/2006" xmlns:aink="http://schemas.microsoft.com/office/drawing/2016/ink" xmlns:am3d="http://schemas.microsoft.com/office/drawing/2017/model3d" xmlns:o="urn:schemas-microsoft-com:office:office" xmlns:oel="http://schemas.microsoft.com/office/2019/extlst" xmlns:r="http://schemas.openxmlformats.org/officeDocument/2006/relationships" xmlns:m="http://schemas.openxmlformats.org/officeDocument/2006/math" xmlns:v="urn:schemas-microsoft-com:vml" xmlns:wp14="http://schemas.microsoft.com/office/word/2010/wordprocessingDrawing" xmlns:wp="http://schemas.openxmlformats.org/drawingml/2006/wordprocessingDrawing" xmlns:w10="urn:schemas-microsoft-com:office:word" xmlns:w="http://schemas.openxmlformats.org/wordprocessingml/2006/main" xmlns:w14="http://schemas.microsoft.com/office/word/2010/wordml" xmlns:w15="http://schemas.microsoft.com/office/word/2012/wordml" xmlns:w16cex="http://schemas.microsoft.com/office/word/2018/wordml/cex" xmlns:w16cid="http://schemas.microsoft.com/office/word/2016/wordml/cid" xmlns:w16="http://schemas.microsoft.com/office/word/2018/wordml" xmlns:w16du="http://schemas.microsoft.com/office/word/2023/wordml/word16du" xmlns:w16sdtdh="http://schemas.microsoft.com/office/word/2020/wordml/sdtdatahash" xmlns:w16sdtfl="http://schemas.microsoft.com/office/word/2024/wordml/sdtformatlock" xmlns:w16se="http://schemas.microsoft.com/office/word/2015/wordml/symex" xmlns:wpg="http://schemas.microsoft.com/office/word/2010/wordprocessingGroup" xmlns:wpi="http://schemas.microsoft.com/office/word/2010/wordprocessingInk" xmlns:wne="http://schemas.microsoft.com/office/word/2006/wordml" xmlns:wps="http://schemas.microsoft.com/office/word/2010/wordprocessingShape" mc:Ignorable="w14 w15 w16se w16cid w16 w16cex w16sdtdh w16sdtfl w16du wp14">
   <w:numPicBullet w:numPicBulletId="0">
     <w:pict>
       <v:shapetype id="_x0000_t75" coordsize="21600,21600" o:spt="75" o:preferrelative="t" path="m@4@5l@4@11@9@11@9@5xe" filled="f" stroked="f">
@@ -6235,7 +6200,7 @@
         <v:path o:extrusionok="f" gradientshapeok="t" o:connecttype="rect"/>
         <o:lock v:ext="edit" aspectratio="t"/>
       </v:shapetype>
-      <v:shape id="_x0000_i1025" type="#_x0000_t75" alt="Envelope with solid fill" style="width:11.25pt;height:7.5pt;visibility:visible" o:gfxdata="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" o:bullet="t">
+      <v:shape id="_x0000_i1025" type="#_x0000_t75" alt="Envelope with solid fill" style="width:11.4pt;height:7.8pt;visibility:visible" o:gfxdata="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" o:bullet="t">
         <v:imagedata r:id="rId1" o:title="" cropbottom="-425f" cropright="-1186f"/>
       </v:shape>
     </w:pict>
@@ -11397,4 +11362,16 @@
     </a:ext>
   </a:extLst>
 </a:theme>
+</file>
+
+<file path=customXml/item1.xml><?xml version="1.0" encoding="utf-8"?>
+<b:Sources xmlns:b="http://schemas.openxmlformats.org/officeDocument/2006/bibliography" xmlns="http://schemas.openxmlformats.org/officeDocument/2006/bibliography" SelectedStyle="\APASixthEditionOfficeOnline.xsl" StyleName="APA" Version="6"/>
+</file>
+
+<file path=customXml/itemProps1.xml><?xml version="1.0" encoding="utf-8"?>
+<ds:datastoreItem xmlns:ds="http://schemas.openxmlformats.org/officeDocument/2006/customXml" ds:itemID="{44157E74-157E-49CB-B888-E21D64776582}">
+  <ds:schemaRefs>
+    <ds:schemaRef ds:uri="http://schemas.openxmlformats.org/officeDocument/2006/bibliography"/>
+  </ds:schemaRefs>
+</ds:datastoreItem>
 </file>